--- a/NARRATIVE REPORT ON PRACTICAL ATTACHMENT - ADAMA STO.docx
+++ b/NARRATIVE REPORT ON PRACTICAL ATTACHMENT - ADAMA STO.docx
@@ -4,32 +4,13 @@
   <w:body>
     <w:p>
       <w:pPr>
-        <w:spacing w:before="120" w:after="80" w:line="276" w:lineRule="auto"/>
-        <w:jc w:val="center"/>
-        <w:pBdr>
-          <w:bottom w:val="single" w:sz="18" w:space="1" w:color="C8870A"/>
-        </w:pBdr>
-      </w:pPr>
-      <w:r>
-        <w:rPr>
-          <w:rFonts w:ascii="Times New Roman" w:hAnsi="Times New Roman" w:eastAsia="Times New Roman"/>
-          <w:b/>
-          <w:i w:val="0"/>
-          <w:color w:val="003366"/>
-          <w:sz w:val="44"/>
-        </w:rPr>
-        <w:t>NARRATIVE REPORT ON PRACTICAL ATTACHMENT</w:t>
-      </w:r>
-    </w:p>
-    <w:p>
-      <w:pPr>
-        <w:spacing w:before="160" w:after="80" w:line="276" w:lineRule="auto"/>
+        <w:spacing w:before="40" w:after="80" w:line="276" w:lineRule="auto"/>
         <w:jc w:val="center"/>
       </w:pPr>
       <w:r>
         <w:drawing>
           <wp:inline xmlns:a="http://schemas.openxmlformats.org/drawingml/2006/main" xmlns:pic="http://schemas.openxmlformats.org/drawingml/2006/picture">
-            <wp:extent cx="5943600" cy="1503381"/>
+            <wp:extent cx="1554480" cy="1554480"/>
             <wp:docPr id="1" name="Picture 1"/>
             <wp:cNvGraphicFramePr>
               <a:graphicFrameLocks noChangeAspect="1"/>
@@ -38,11 +19,11 @@
               <a:graphicData uri="http://schemas.openxmlformats.org/drawingml/2006/picture">
                 <pic:pic>
                   <pic:nvPicPr>
-                    <pic:cNvPr id="0" name="cover-banner.png"/>
+                    <pic:cNvPr id="0" name="haramaya-university-logo.png"/>
                     <pic:cNvPicPr/>
                   </pic:nvPicPr>
                   <pic:blipFill>
-                    <a:blip r:embed="rId10"/>
+                    <a:blip r:embed="rId11"/>
                     <a:stretch>
                       <a:fillRect/>
                     </a:stretch>
@@ -50,7 +31,7 @@
                   <pic:spPr>
                     <a:xfrm>
                       <a:off x="0" y="0"/>
-                      <a:ext cx="5943600" cy="1503381"/>
+                      <a:ext cx="1554480" cy="1554480"/>
                     </a:xfrm>
                     <a:prstGeom prst="rect"/>
                   </pic:spPr>
@@ -63,6 +44,25 @@
     </w:p>
     <w:p>
       <w:pPr>
+        <w:spacing w:before="120" w:after="80" w:line="276" w:lineRule="auto"/>
+        <w:jc w:val="center"/>
+        <w:pBdr>
+          <w:bottom w:val="single" w:sz="12" w:space="1" w:color="003366"/>
+        </w:pBdr>
+      </w:pPr>
+      <w:r>
+        <w:rPr>
+          <w:rFonts w:ascii="Times New Roman" w:hAnsi="Times New Roman" w:eastAsia="Times New Roman"/>
+          <w:b/>
+          <w:i w:val="0"/>
+          <w:color w:val="003366"/>
+          <w:sz w:val="44"/>
+        </w:rPr>
+        <w:t>NARRATIVE REPORT ON PRACTICAL ATTACHMENT</w:t>
+      </w:r>
+    </w:p>
+    <w:p>
+      <w:pPr>
         <w:spacing w:before="0" w:after="160" w:line="276" w:lineRule="auto"/>
         <w:jc w:val="center"/>
       </w:pPr>
@@ -183,22 +183,6 @@
     </w:p>
     <w:p>
       <w:pPr>
-        <w:spacing w:before="200" w:after="200" w:line="276" w:lineRule="auto"/>
-        <w:jc w:val="center"/>
-      </w:pPr>
-      <w:r>
-        <w:rPr>
-          <w:rFonts w:ascii="Times New Roman" w:hAnsi="Times New Roman" w:eastAsia="Times New Roman"/>
-          <w:b w:val="0"/>
-          <w:i/>
-          <w:color w:val="C8870A"/>
-          <w:sz w:val="22"/>
-        </w:rPr>
-        <w:t>Your City. Your Voice.  ·  ከተማዎ። ድምፅዎ።  ·  Magaalaa Keessan. Sagalee Keessan.</w:t>
-      </w:r>
-    </w:p>
-    <w:p>
-      <w:pPr>
         <w:spacing w:before="0" w:after="160" w:line="276" w:lineRule="auto"/>
         <w:jc w:val="center"/>
       </w:pPr>
@@ -224,7 +208,7 @@
           <w:i w:val="0"/>
           <w:sz w:val="24"/>
         </w:rPr>
-        <w:t>Name: ____________________</w:t>
+        <w:t>Name: Esmael Mohammed Kedir</w:t>
       </w:r>
     </w:p>
     <w:p>
@@ -239,7 +223,7 @@
           <w:i w:val="0"/>
           <w:sz w:val="24"/>
         </w:rPr>
-        <w:t>ID number: ____________________</w:t>
+        <w:t>ID number: 1160/16</w:t>
       </w:r>
     </w:p>
     <w:p>
@@ -899,7 +883,7 @@
                 <w:i w:val="0"/>
                 <w:sz w:val="20"/>
               </w:rPr>
-              <w:t>____________________</w:t>
+              <w:t>Mr. Muktar</w:t>
             </w:r>
           </w:p>
         </w:tc>
@@ -941,7 +925,7 @@
                 <w:i w:val="0"/>
                 <w:sz w:val="20"/>
               </w:rPr>
-              <w:t>____________________</w:t>
+              <w:t>Software Engineer</w:t>
             </w:r>
           </w:p>
         </w:tc>
@@ -963,7 +947,7 @@
                 <w:i w:val="0"/>
                 <w:sz w:val="20"/>
               </w:rPr>
-              <w:t>Title</w:t>
+              <w:t>Telephone</w:t>
             </w:r>
           </w:p>
         </w:tc>
@@ -983,49 +967,7 @@
                 <w:i w:val="0"/>
                 <w:sz w:val="20"/>
               </w:rPr>
-              <w:t>____________________</w:t>
-            </w:r>
-          </w:p>
-        </w:tc>
-      </w:tr>
-      <w:tr>
-        <w:tc>
-          <w:tcPr>
-            <w:tcW w:type="dxa" w:w="4680"/>
-          </w:tcPr>
-          <w:p>
-            <w:pPr>
-              <w:spacing w:before="40" w:after="40" w:line="240" w:lineRule="auto"/>
-            </w:pPr>
-            <w:r/>
-            <w:r>
-              <w:rPr>
-                <w:rFonts w:ascii="Times New Roman" w:hAnsi="Times New Roman" w:eastAsia="Times New Roman"/>
-                <w:b/>
-                <w:i w:val="0"/>
-                <w:sz w:val="20"/>
-              </w:rPr>
-              <w:t>Telephone</w:t>
-            </w:r>
-          </w:p>
-        </w:tc>
-        <w:tc>
-          <w:tcPr>
-            <w:tcW w:type="dxa" w:w="4680"/>
-          </w:tcPr>
-          <w:p>
-            <w:pPr>
-              <w:spacing w:before="40" w:after="40" w:line="240" w:lineRule="auto"/>
-            </w:pPr>
-            <w:r/>
-            <w:r>
-              <w:rPr>
-                <w:rFonts w:ascii="Times New Roman" w:hAnsi="Times New Roman" w:eastAsia="Times New Roman"/>
-                <w:b w:val="0"/>
-                <w:i w:val="0"/>
-                <w:sz w:val="20"/>
-              </w:rPr>
-              <w:t>____________________</w:t>
+              <w:t>0912807372</w:t>
             </w:r>
           </w:p>
         </w:tc>
@@ -1176,7 +1118,7 @@
                 <w:i w:val="0"/>
                 <w:sz w:val="20"/>
               </w:rPr>
-              <w:t>2.19</w:t>
+              <w:t>2.24</w:t>
             </w:r>
           </w:p>
         </w:tc>
@@ -1198,7 +1140,7 @@
                 <w:i w:val="0"/>
                 <w:sz w:val="20"/>
               </w:rPr>
-              <w:t>Date</w:t>
+              <w:t>Submission date</w:t>
             </w:r>
           </w:p>
         </w:tc>
@@ -1218,7 +1160,7 @@
                 <w:i w:val="0"/>
                 <w:sz w:val="20"/>
               </w:rPr>
-              <w:t>23 August 2026</w:t>
+              <w:t>24 August 2026</w:t>
             </w:r>
           </w:p>
         </w:tc>
@@ -1395,10 +1337,12 @@
     <w:p>
       <w:pPr>
         <w:sectPr>
-          <w:footerReference w:type="default" r:id="rId9"/>
+          <w:footerReference w:type="first" r:id="rId9"/>
+          <w:footerReference w:type="default" r:id="rId10"/>
           <w:pgSz w:w="12240" w:h="15840"/>
           <w:pgMar w:top="1296" w:right="1440" w:bottom="1296" w:left="1440" w:header="720" w:footer="709" w:gutter="0"/>
           <w:cols w:space="720"/>
+          <w:titlePg/>
           <w:docGrid w:linePitch="360"/>
         </w:sectPr>
       </w:pPr>
@@ -1661,172 +1605,6 @@
         </w:rPr>
         <w:t xml:space="preserve"> practical attachment, citizen complaint, e-governance, Adama City Administration, Science and Technology Office, MERN, role-based access control</w:t>
       </w:r>
-    </w:p>
-    <w:p>
-      <w:pPr>
-        <w:spacing w:before="320" w:after="160" w:line="276" w:lineRule="auto"/>
-        <w:jc w:val="left"/>
-      </w:pPr>
-      <w:r>
-        <w:rPr>
-          <w:rFonts w:ascii="Times New Roman" w:hAnsi="Times New Roman" w:eastAsia="Times New Roman"/>
-          <w:b/>
-          <w:i w:val="0"/>
-          <w:color w:val="003366"/>
-          <w:sz w:val="28"/>
-        </w:rPr>
-        <w:t>Signature of this report</w:t>
-      </w:r>
-    </w:p>
-    <w:p>
-      <w:pPr>
-        <w:spacing w:before="0" w:after="160" w:line="276" w:lineRule="auto"/>
-        <w:jc w:val="both"/>
-      </w:pPr>
-      <w:r>
-        <w:rPr>
-          <w:rFonts w:ascii="Times New Roman" w:hAnsi="Times New Roman" w:eastAsia="Times New Roman"/>
-          <w:b w:val="0"/>
-          <w:i w:val="0"/>
-          <w:sz w:val="24"/>
-        </w:rPr>
-        <w:t xml:space="preserve">This is not a generic software proposal written for any city. It is a </w:t>
-      </w:r>
-      <w:r>
-        <w:rPr>
-          <w:rFonts w:ascii="Times New Roman" w:hAnsi="Times New Roman" w:eastAsia="Times New Roman"/>
-          <w:b/>
-          <w:i w:val="0"/>
-          <w:sz w:val="24"/>
-        </w:rPr>
-        <w:t>place-bound</w:t>
-      </w:r>
-      <w:r>
-        <w:rPr>
-          <w:rFonts w:ascii="Times New Roman" w:hAnsi="Times New Roman" w:eastAsia="Times New Roman"/>
-          <w:b w:val="0"/>
-          <w:i w:val="0"/>
-          <w:sz w:val="24"/>
-        </w:rPr>
-        <w:t xml:space="preserve"> attachment record: the host is Adama’s Science and Technology Office; the public face of the artefact is the Citizen Portal landing page that opens with </w:t>
-      </w:r>
-      <w:r>
-        <w:rPr>
-          <w:rFonts w:ascii="Times New Roman" w:hAnsi="Times New Roman" w:eastAsia="Times New Roman"/>
-          <w:b w:val="0"/>
-          <w:i/>
-          <w:sz w:val="24"/>
-        </w:rPr>
-        <w:t>Your City. Your Voice.</w:t>
-      </w:r>
-      <w:r>
-        <w:rPr>
-          <w:rFonts w:ascii="Times New Roman" w:hAnsi="Times New Roman" w:eastAsia="Times New Roman"/>
-          <w:b w:val="0"/>
-          <w:i w:val="0"/>
-          <w:sz w:val="24"/>
-        </w:rPr>
-        <w:t xml:space="preserve"> / </w:t>
-      </w:r>
-      <w:r>
-        <w:rPr>
-          <w:rFonts w:ascii="Times New Roman" w:hAnsi="Times New Roman" w:eastAsia="Times New Roman"/>
-          <w:b w:val="0"/>
-          <w:i/>
-          <w:sz w:val="24"/>
-        </w:rPr>
-        <w:t>ከተማዎ። ድምፅዎ።</w:t>
-      </w:r>
-      <w:r>
-        <w:rPr>
-          <w:rFonts w:ascii="Times New Roman" w:hAnsi="Times New Roman" w:eastAsia="Times New Roman"/>
-          <w:b w:val="0"/>
-          <w:i w:val="0"/>
-          <w:sz w:val="24"/>
-        </w:rPr>
-        <w:t xml:space="preserve"> / </w:t>
-      </w:r>
-      <w:r>
-        <w:rPr>
-          <w:rFonts w:ascii="Times New Roman" w:hAnsi="Times New Roman" w:eastAsia="Times New Roman"/>
-          <w:b w:val="0"/>
-          <w:i/>
-          <w:sz w:val="24"/>
-        </w:rPr>
-        <w:t>Magaalaa Keessan. Sagalee Keessan.</w:t>
-      </w:r>
-      <w:r>
-        <w:rPr>
-          <w:rFonts w:ascii="Times New Roman" w:hAnsi="Times New Roman" w:eastAsia="Times New Roman"/>
-          <w:b w:val="0"/>
-          <w:i w:val="0"/>
-          <w:sz w:val="24"/>
-        </w:rPr>
-        <w:t xml:space="preserve">; and authenticated screens are offered in </w:t>
-      </w:r>
-      <w:r>
-        <w:rPr>
-          <w:rFonts w:ascii="Times New Roman" w:hAnsi="Times New Roman" w:eastAsia="Times New Roman"/>
-          <w:b/>
-          <w:i w:val="0"/>
-          <w:sz w:val="24"/>
-        </w:rPr>
-        <w:t>English, Amharic, and Afaan Oromo</w:t>
-      </w:r>
-      <w:r>
-        <w:rPr>
-          <w:rFonts w:ascii="Times New Roman" w:hAnsi="Times New Roman" w:eastAsia="Times New Roman"/>
-          <w:b w:val="0"/>
-          <w:i w:val="0"/>
-          <w:sz w:val="24"/>
-        </w:rPr>
-        <w:t>. Chapters One–Four specify that system. Chapters Five–Seven report the attachment as required by the College guideline. Chapter Eight closes both threads.</w:t>
-      </w:r>
-    </w:p>
-    <w:tbl>
-      <w:tblPr>
-        <w:tblW w:type="auto" w:w="0"/>
-        <w:jc w:val="center"/>
-        <w:tblLook w:firstColumn="1" w:firstRow="1" w:lastColumn="0" w:lastRow="0" w:noHBand="0" w:noVBand="1" w:val="04A0"/>
-      </w:tblPr>
-      <w:tblGrid>
-        <w:gridCol w:w="9360"/>
-      </w:tblGrid>
-      <w:tr>
-        <w:tc>
-          <w:tcPr>
-            <w:tcW w:type="dxa" w:w="9360"/>
-            <w:shd w:fill="F4F7FB" w:val="clear"/>
-            <w:tcBorders>
-              <w:top w:val="nil"/>
-              <w:left w:val="single" w:sz="24" w:space="0" w:color="C8870A"/>
-              <w:bottom w:val="nil"/>
-              <w:right w:val="nil"/>
-            </w:tcBorders>
-          </w:tcPr>
-          <w:p>
-            <w:pPr>
-              <w:spacing w:before="120" w:after="120" w:line="276" w:lineRule="auto"/>
-            </w:pPr>
-            <w:r/>
-            <w:r>
-              <w:rPr>
-                <w:rFonts w:ascii="Times New Roman" w:hAnsi="Times New Roman" w:eastAsia="Times New Roman"/>
-                <w:b w:val="0"/>
-                <w:i w:val="0"/>
-                <w:color w:val="003366"/>
-                <w:sz w:val="22"/>
-              </w:rPr>
-              <w:t>Read the screenshots in Chapter Four as evidence of workplace output, not as optional decoration. Figure 4.1 is the same Guest landing a resident would see.</w:t>
-            </w:r>
-          </w:p>
-        </w:tc>
-      </w:tr>
-    </w:tbl>
-    <w:p>
-      <w:pPr>
-        <w:spacing w:before="0" w:after="160" w:line="276" w:lineRule="auto"/>
-      </w:pPr>
     </w:p>
     <w:p>
       <w:pPr>
@@ -2288,7 +2066,7 @@
           <w:i w:val="0"/>
           <w:sz w:val="24"/>
         </w:rPr>
-        <w:t xml:space="preserve"> | ____________________ |</w:t>
+        <w:t xml:space="preserve"> | Esmael Mohammed Kedir |</w:t>
       </w:r>
     </w:p>
     <w:p>
@@ -2321,7 +2099,7 @@
           <w:i w:val="0"/>
           <w:sz w:val="24"/>
         </w:rPr>
-        <w:t xml:space="preserve"> | __________ |</w:t>
+        <w:t xml:space="preserve"> | 1160/16 |</w:t>
       </w:r>
     </w:p>
     <w:p>
@@ -2387,7 +2165,7 @@
           <w:i w:val="0"/>
           <w:sz w:val="24"/>
         </w:rPr>
-        <w:t xml:space="preserve"> | ____________________ |</w:t>
+        <w:t xml:space="preserve"> | 24 August 2026 |</w:t>
       </w:r>
     </w:p>
     <w:p>
@@ -2416,1382 +2194,3642 @@
     </w:p>
     <w:p>
       <w:pPr>
-        <w:spacing w:before="0" w:after="160" w:line="276" w:lineRule="auto"/>
-        <w:jc w:val="both"/>
-      </w:pPr>
-      <w:r>
-        <w:rPr>
-          <w:rFonts w:ascii="Times New Roman" w:hAnsi="Times New Roman" w:eastAsia="Times New Roman"/>
-          <w:b w:val="0"/>
-          <w:i w:val="0"/>
-          <w:sz w:val="24"/>
-        </w:rPr>
-        <w:t>Abstract (Executive Summary) ................................................ i</w:t>
-      </w:r>
-    </w:p>
-    <w:p>
-      <w:pPr>
-        <w:spacing w:before="0" w:after="160" w:line="276" w:lineRule="auto"/>
-        <w:jc w:val="both"/>
-      </w:pPr>
-      <w:r>
-        <w:rPr>
-          <w:rFonts w:ascii="Times New Roman" w:hAnsi="Times New Roman" w:eastAsia="Times New Roman"/>
-          <w:b w:val="0"/>
-          <w:i w:val="0"/>
-          <w:sz w:val="24"/>
-        </w:rPr>
-        <w:t>Signature of this report ................................................ i</w:t>
-      </w:r>
-    </w:p>
-    <w:p>
-      <w:pPr>
-        <w:spacing w:before="0" w:after="160" w:line="276" w:lineRule="auto"/>
-        <w:jc w:val="both"/>
-      </w:pPr>
-      <w:r>
-        <w:rPr>
-          <w:rFonts w:ascii="Times New Roman" w:hAnsi="Times New Roman" w:eastAsia="Times New Roman"/>
-          <w:b w:val="0"/>
-          <w:i w:val="0"/>
-          <w:sz w:val="24"/>
-        </w:rPr>
-        <w:t>Acknowledgement ............................................................. ii</w:t>
-      </w:r>
-    </w:p>
-    <w:p>
-      <w:pPr>
-        <w:spacing w:before="0" w:after="160" w:line="276" w:lineRule="auto"/>
-        <w:jc w:val="both"/>
-      </w:pPr>
-      <w:r>
-        <w:rPr>
-          <w:rFonts w:ascii="Times New Roman" w:hAnsi="Times New Roman" w:eastAsia="Times New Roman"/>
-          <w:b w:val="0"/>
-          <w:i w:val="0"/>
-          <w:sz w:val="24"/>
-        </w:rPr>
-        <w:t>Declaration ................................................................ iii</w:t>
-      </w:r>
-    </w:p>
-    <w:p>
-      <w:pPr>
-        <w:spacing w:before="0" w:after="160" w:line="276" w:lineRule="auto"/>
-        <w:jc w:val="both"/>
-      </w:pPr>
-      <w:r>
-        <w:rPr>
-          <w:rFonts w:ascii="Times New Roman" w:hAnsi="Times New Roman" w:eastAsia="Times New Roman"/>
-          <w:b w:val="0"/>
-          <w:i w:val="0"/>
-          <w:sz w:val="24"/>
-        </w:rPr>
-        <w:t>List of Acronyms ............................................................ iv</w:t>
-      </w:r>
-    </w:p>
-    <w:p>
-      <w:pPr>
-        <w:spacing w:before="0" w:after="160" w:line="276" w:lineRule="auto"/>
-        <w:jc w:val="both"/>
-      </w:pPr>
-      <w:r>
-        <w:rPr>
-          <w:rFonts w:ascii="Times New Roman" w:hAnsi="Times New Roman" w:eastAsia="Times New Roman"/>
-          <w:b w:val="0"/>
-          <w:i w:val="0"/>
-          <w:sz w:val="24"/>
-        </w:rPr>
-        <w:t>List of Figures ............................................................. v</w:t>
-      </w:r>
-    </w:p>
-    <w:p>
-      <w:pPr>
-        <w:spacing w:before="0" w:after="160" w:line="276" w:lineRule="auto"/>
-        <w:jc w:val="both"/>
-      </w:pPr>
-      <w:r>
-        <w:rPr>
-          <w:rFonts w:ascii="Times New Roman" w:hAnsi="Times New Roman" w:eastAsia="Times New Roman"/>
-          <w:b w:val="0"/>
-          <w:i w:val="0"/>
-          <w:sz w:val="24"/>
-        </w:rPr>
-        <w:t>CHAPTER ONE: INTRODUCTION ................................................... 1</w:t>
-      </w:r>
-    </w:p>
-    <w:p>
-      <w:pPr>
-        <w:spacing w:before="0" w:after="160" w:line="276" w:lineRule="auto"/>
-        <w:jc w:val="both"/>
-      </w:pPr>
-      <w:r>
-        <w:rPr>
-          <w:rFonts w:ascii="Times New Roman" w:hAnsi="Times New Roman" w:eastAsia="Times New Roman"/>
-          <w:b w:val="0"/>
-          <w:i w:val="0"/>
-          <w:sz w:val="24"/>
-        </w:rPr>
-        <w:t>1.1 Background of the Study ............................................. 1</w:t>
-      </w:r>
-    </w:p>
-    <w:p>
-      <w:pPr>
-        <w:spacing w:before="0" w:after="160" w:line="276" w:lineRule="auto"/>
-        <w:jc w:val="both"/>
-      </w:pPr>
-      <w:r>
-        <w:rPr>
-          <w:rFonts w:ascii="Times New Roman" w:hAnsi="Times New Roman" w:eastAsia="Times New Roman"/>
-          <w:b w:val="0"/>
-          <w:i w:val="0"/>
-          <w:sz w:val="24"/>
-        </w:rPr>
-        <w:t>1.2 Problem Statement ................................................... 2</w:t>
-      </w:r>
-    </w:p>
-    <w:p>
-      <w:pPr>
-        <w:spacing w:before="0" w:after="160" w:line="276" w:lineRule="auto"/>
-        <w:jc w:val="both"/>
-      </w:pPr>
-      <w:r>
-        <w:rPr>
-          <w:rFonts w:ascii="Times New Roman" w:hAnsi="Times New Roman" w:eastAsia="Times New Roman"/>
-          <w:b w:val="0"/>
-          <w:i w:val="0"/>
-          <w:sz w:val="24"/>
-        </w:rPr>
-        <w:t>1.3 Objectives .......................................................... 2</w:t>
-      </w:r>
-    </w:p>
-    <w:p>
-      <w:pPr>
-        <w:spacing w:before="0" w:after="160" w:line="276" w:lineRule="auto"/>
-        <w:jc w:val="both"/>
-      </w:pPr>
-      <w:r>
-        <w:rPr>
-          <w:rFonts w:ascii="Times New Roman" w:hAnsi="Times New Roman" w:eastAsia="Times New Roman"/>
-          <w:b w:val="0"/>
-          <w:i w:val="0"/>
-          <w:sz w:val="24"/>
-        </w:rPr>
-        <w:t>1.3.1 General Objective ............................................. 2</w:t>
-      </w:r>
-    </w:p>
-    <w:p>
-      <w:pPr>
-        <w:spacing w:before="0" w:after="160" w:line="276" w:lineRule="auto"/>
-        <w:jc w:val="both"/>
-      </w:pPr>
-      <w:r>
-        <w:rPr>
-          <w:rFonts w:ascii="Times New Roman" w:hAnsi="Times New Roman" w:eastAsia="Times New Roman"/>
-          <w:b w:val="0"/>
-          <w:i w:val="0"/>
-          <w:sz w:val="24"/>
-        </w:rPr>
-        <w:t>1.3.2 Specific Objectives ........................................... 2</w:t>
-      </w:r>
-    </w:p>
-    <w:p>
-      <w:pPr>
-        <w:spacing w:before="0" w:after="160" w:line="276" w:lineRule="auto"/>
-        <w:jc w:val="both"/>
-      </w:pPr>
-      <w:r>
-        <w:rPr>
-          <w:rFonts w:ascii="Times New Roman" w:hAnsi="Times New Roman" w:eastAsia="Times New Roman"/>
-          <w:b w:val="0"/>
-          <w:i w:val="0"/>
-          <w:sz w:val="24"/>
-        </w:rPr>
-        <w:t>1.4 Scope of the Project ................................................ 3</w:t>
-      </w:r>
-    </w:p>
-    <w:p>
-      <w:pPr>
-        <w:spacing w:before="0" w:after="160" w:line="276" w:lineRule="auto"/>
-        <w:jc w:val="both"/>
-      </w:pPr>
-      <w:r>
-        <w:rPr>
-          <w:rFonts w:ascii="Times New Roman" w:hAnsi="Times New Roman" w:eastAsia="Times New Roman"/>
-          <w:b w:val="0"/>
-          <w:i w:val="0"/>
-          <w:sz w:val="24"/>
-        </w:rPr>
-        <w:t>1.4.1 In Scope ...................................................... 3</w:t>
-      </w:r>
-    </w:p>
-    <w:p>
-      <w:pPr>
-        <w:spacing w:before="0" w:after="160" w:line="276" w:lineRule="auto"/>
-        <w:jc w:val="both"/>
-      </w:pPr>
-      <w:r>
-        <w:rPr>
-          <w:rFonts w:ascii="Times New Roman" w:hAnsi="Times New Roman" w:eastAsia="Times New Roman"/>
-          <w:b w:val="0"/>
-          <w:i w:val="0"/>
-          <w:sz w:val="24"/>
-        </w:rPr>
-        <w:t>1.4.2 Out of Scope .................................................. 3</w:t>
-      </w:r>
-    </w:p>
-    <w:p>
-      <w:pPr>
-        <w:spacing w:before="0" w:after="160" w:line="276" w:lineRule="auto"/>
-        <w:jc w:val="both"/>
-      </w:pPr>
-      <w:r>
-        <w:rPr>
-          <w:rFonts w:ascii="Times New Roman" w:hAnsi="Times New Roman" w:eastAsia="Times New Roman"/>
-          <w:b w:val="0"/>
-          <w:i w:val="0"/>
-          <w:sz w:val="24"/>
-        </w:rPr>
-        <w:t>1.4.3 Complaint-only scope .......................................... 3</w:t>
-      </w:r>
-    </w:p>
-    <w:p>
-      <w:pPr>
-        <w:spacing w:before="0" w:after="160" w:line="276" w:lineRule="auto"/>
-        <w:jc w:val="both"/>
-      </w:pPr>
-      <w:r>
-        <w:rPr>
-          <w:rFonts w:ascii="Times New Roman" w:hAnsi="Times New Roman" w:eastAsia="Times New Roman"/>
-          <w:b w:val="0"/>
-          <w:i w:val="0"/>
-          <w:sz w:val="24"/>
-        </w:rPr>
-        <w:t>1.5 Limitations ......................................................... 4</w:t>
-      </w:r>
-    </w:p>
-    <w:p>
-      <w:pPr>
-        <w:spacing w:before="0" w:after="160" w:line="276" w:lineRule="auto"/>
-        <w:jc w:val="both"/>
-      </w:pPr>
-      <w:r>
-        <w:rPr>
-          <w:rFonts w:ascii="Times New Roman" w:hAnsi="Times New Roman" w:eastAsia="Times New Roman"/>
-          <w:b w:val="0"/>
-          <w:i w:val="0"/>
-          <w:sz w:val="24"/>
-        </w:rPr>
-        <w:t>1.6 Literature Review and Related Work .................................. 4</w:t>
-      </w:r>
-    </w:p>
-    <w:p>
-      <w:pPr>
-        <w:spacing w:before="0" w:after="160" w:line="276" w:lineRule="auto"/>
-        <w:jc w:val="both"/>
-      </w:pPr>
-      <w:r>
-        <w:rPr>
-          <w:rFonts w:ascii="Times New Roman" w:hAnsi="Times New Roman" w:eastAsia="Times New Roman"/>
-          <w:b w:val="0"/>
-          <w:i w:val="0"/>
-          <w:sz w:val="24"/>
-        </w:rPr>
-        <w:t>1.7 Purpose of the Practical Attachment ................................. 5</w:t>
-      </w:r>
-    </w:p>
-    <w:p>
-      <w:pPr>
-        <w:spacing w:before="0" w:after="160" w:line="276" w:lineRule="auto"/>
-        <w:jc w:val="both"/>
-      </w:pPr>
-      <w:r>
-        <w:rPr>
-          <w:rFonts w:ascii="Times New Roman" w:hAnsi="Times New Roman" w:eastAsia="Times New Roman"/>
-          <w:b w:val="0"/>
-          <w:i w:val="0"/>
-          <w:sz w:val="24"/>
-        </w:rPr>
-        <w:t>CHAPTER TWO: SYSTEM REQUIREMENTS AND DESIGN ................................. 6</w:t>
-      </w:r>
-    </w:p>
-    <w:p>
-      <w:pPr>
-        <w:spacing w:before="0" w:after="160" w:line="276" w:lineRule="auto"/>
-        <w:jc w:val="both"/>
-      </w:pPr>
-      <w:r>
-        <w:rPr>
-          <w:rFonts w:ascii="Times New Roman" w:hAnsi="Times New Roman" w:eastAsia="Times New Roman"/>
-          <w:b w:val="0"/>
-          <w:i w:val="0"/>
-          <w:sz w:val="24"/>
-        </w:rPr>
-        <w:t>2.1 Proposed System ..................................................... 5</w:t>
-      </w:r>
-    </w:p>
-    <w:p>
-      <w:pPr>
-        <w:spacing w:before="0" w:after="160" w:line="276" w:lineRule="auto"/>
-        <w:jc w:val="both"/>
-      </w:pPr>
-      <w:r>
-        <w:rPr>
-          <w:rFonts w:ascii="Times New Roman" w:hAnsi="Times New Roman" w:eastAsia="Times New Roman"/>
-          <w:b w:val="0"/>
-          <w:i w:val="0"/>
-          <w:sz w:val="24"/>
-        </w:rPr>
-        <w:t>2.1.1 Citizens Can .................................................. 5</w:t>
-      </w:r>
-    </w:p>
-    <w:p>
-      <w:pPr>
-        <w:spacing w:before="0" w:after="160" w:line="276" w:lineRule="auto"/>
-        <w:jc w:val="both"/>
-      </w:pPr>
-      <w:r>
-        <w:rPr>
-          <w:rFonts w:ascii="Times New Roman" w:hAnsi="Times New Roman" w:eastAsia="Times New Roman"/>
-          <w:b w:val="0"/>
-          <w:i w:val="0"/>
-          <w:sz w:val="24"/>
-        </w:rPr>
-        <w:t>2.1.2 Administrators Can ............................................ 5</w:t>
-      </w:r>
-    </w:p>
-    <w:p>
-      <w:pPr>
-        <w:spacing w:before="0" w:after="160" w:line="276" w:lineRule="auto"/>
-        <w:jc w:val="both"/>
-      </w:pPr>
-      <w:r>
-        <w:rPr>
-          <w:rFonts w:ascii="Times New Roman" w:hAnsi="Times New Roman" w:eastAsia="Times New Roman"/>
-          <w:b w:val="0"/>
-          <w:i w:val="0"/>
-          <w:sz w:val="24"/>
-        </w:rPr>
-        <w:t>2.1.3 Department Officers Can ....................................... 6</w:t>
-      </w:r>
-    </w:p>
-    <w:p>
-      <w:pPr>
-        <w:spacing w:before="0" w:after="160" w:line="276" w:lineRule="auto"/>
-        <w:jc w:val="both"/>
-      </w:pPr>
-      <w:r>
-        <w:rPr>
-          <w:rFonts w:ascii="Times New Roman" w:hAnsi="Times New Roman" w:eastAsia="Times New Roman"/>
-          <w:b w:val="0"/>
-          <w:i w:val="0"/>
-          <w:sz w:val="24"/>
-        </w:rPr>
-        <w:t>2.2 Actors of the System ................................................ 6</w:t>
-      </w:r>
-    </w:p>
-    <w:p>
-      <w:pPr>
-        <w:spacing w:before="0" w:after="160" w:line="276" w:lineRule="auto"/>
-        <w:jc w:val="both"/>
-      </w:pPr>
-      <w:r>
-        <w:rPr>
-          <w:rFonts w:ascii="Times New Roman" w:hAnsi="Times New Roman" w:eastAsia="Times New Roman"/>
-          <w:b w:val="0"/>
-          <w:i w:val="0"/>
-          <w:sz w:val="24"/>
-        </w:rPr>
-        <w:t>2.2.1 Citizen ....................................................... 6</w:t>
-      </w:r>
-    </w:p>
-    <w:p>
-      <w:pPr>
-        <w:spacing w:before="0" w:after="160" w:line="276" w:lineRule="auto"/>
-        <w:jc w:val="both"/>
-      </w:pPr>
-      <w:r>
-        <w:rPr>
-          <w:rFonts w:ascii="Times New Roman" w:hAnsi="Times New Roman" w:eastAsia="Times New Roman"/>
-          <w:b w:val="0"/>
-          <w:i w:val="0"/>
-          <w:sz w:val="24"/>
-        </w:rPr>
-        <w:t>2.2.2 Administrator ................................................. 6</w:t>
-      </w:r>
-    </w:p>
-    <w:p>
-      <w:pPr>
-        <w:spacing w:before="0" w:after="160" w:line="276" w:lineRule="auto"/>
-        <w:jc w:val="both"/>
-      </w:pPr>
-      <w:r>
-        <w:rPr>
-          <w:rFonts w:ascii="Times New Roman" w:hAnsi="Times New Roman" w:eastAsia="Times New Roman"/>
-          <w:b w:val="0"/>
-          <w:i w:val="0"/>
-          <w:sz w:val="24"/>
-        </w:rPr>
-        <w:t>2.2.3 Department Officer ............................................ 6</w:t>
-      </w:r>
-    </w:p>
-    <w:p>
-      <w:pPr>
-        <w:spacing w:before="0" w:after="160" w:line="276" w:lineRule="auto"/>
-        <w:jc w:val="both"/>
-      </w:pPr>
-      <w:r>
-        <w:rPr>
-          <w:rFonts w:ascii="Times New Roman" w:hAnsi="Times New Roman" w:eastAsia="Times New Roman"/>
-          <w:b w:val="0"/>
-          <w:i w:val="0"/>
-          <w:sz w:val="24"/>
-        </w:rPr>
-        <w:t>2.3 Functional Requirements ............................................. 7</w:t>
-      </w:r>
-    </w:p>
-    <w:p>
-      <w:pPr>
-        <w:spacing w:before="0" w:after="160" w:line="276" w:lineRule="auto"/>
-        <w:jc w:val="both"/>
-      </w:pPr>
-      <w:r>
-        <w:rPr>
-          <w:rFonts w:ascii="Times New Roman" w:hAnsi="Times New Roman" w:eastAsia="Times New Roman"/>
-          <w:b w:val="0"/>
-          <w:i w:val="0"/>
-          <w:sz w:val="24"/>
-        </w:rPr>
-        <w:t>2.3.1 Complaint Categories (Predefined) ............................. 7</w:t>
-      </w:r>
-    </w:p>
-    <w:p>
-      <w:pPr>
-        <w:spacing w:before="0" w:after="160" w:line="276" w:lineRule="auto"/>
-        <w:jc w:val="both"/>
-      </w:pPr>
-      <w:r>
-        <w:rPr>
-          <w:rFonts w:ascii="Times New Roman" w:hAnsi="Times New Roman" w:eastAsia="Times New Roman"/>
-          <w:b w:val="0"/>
-          <w:i w:val="0"/>
-          <w:sz w:val="24"/>
-        </w:rPr>
-        <w:t>2.3.2 Location (Adama) .............................................. 7</w:t>
-      </w:r>
-    </w:p>
-    <w:p>
-      <w:pPr>
-        <w:spacing w:before="0" w:after="160" w:line="276" w:lineRule="auto"/>
-        <w:jc w:val="both"/>
-      </w:pPr>
-      <w:r>
-        <w:rPr>
-          <w:rFonts w:ascii="Times New Roman" w:hAnsi="Times New Roman" w:eastAsia="Times New Roman"/>
-          <w:b w:val="0"/>
-          <w:i w:val="0"/>
-          <w:sz w:val="24"/>
-        </w:rPr>
-        <w:t>2.3.3 Status Values ................................................. 7</w:t>
-      </w:r>
-    </w:p>
-    <w:p>
-      <w:pPr>
-        <w:spacing w:before="0" w:after="160" w:line="276" w:lineRule="auto"/>
-        <w:jc w:val="both"/>
-      </w:pPr>
-      <w:r>
-        <w:rPr>
-          <w:rFonts w:ascii="Times New Roman" w:hAnsi="Times New Roman" w:eastAsia="Times New Roman"/>
-          <w:b w:val="0"/>
-          <w:i w:val="0"/>
-          <w:sz w:val="24"/>
-        </w:rPr>
-        <w:t>2.3.4 Status Transition Rules (Implemented) ......................... 8</w:t>
-      </w:r>
-    </w:p>
-    <w:p>
-      <w:pPr>
-        <w:spacing w:before="0" w:after="160" w:line="276" w:lineRule="auto"/>
-        <w:jc w:val="both"/>
-      </w:pPr>
-      <w:r>
-        <w:rPr>
-          <w:rFonts w:ascii="Times New Roman" w:hAnsi="Times New Roman" w:eastAsia="Times New Roman"/>
-          <w:b w:val="0"/>
-          <w:i w:val="0"/>
-          <w:sz w:val="24"/>
-        </w:rPr>
-        <w:t>2.4 Non-Functional Requirements ......................................... 8</w:t>
-      </w:r>
-    </w:p>
-    <w:p>
-      <w:pPr>
-        <w:spacing w:before="0" w:after="160" w:line="276" w:lineRule="auto"/>
-        <w:jc w:val="both"/>
-      </w:pPr>
-      <w:r>
-        <w:rPr>
-          <w:rFonts w:ascii="Times New Roman" w:hAnsi="Times New Roman" w:eastAsia="Times New Roman"/>
-          <w:b w:val="0"/>
-          <w:i w:val="0"/>
-          <w:sz w:val="24"/>
-        </w:rPr>
-        <w:t>2.4.1 Security ...................................................... 8</w:t>
-      </w:r>
-    </w:p>
-    <w:p>
-      <w:pPr>
-        <w:spacing w:before="0" w:after="160" w:line="276" w:lineRule="auto"/>
-        <w:jc w:val="both"/>
-      </w:pPr>
-      <w:r>
-        <w:rPr>
-          <w:rFonts w:ascii="Times New Roman" w:hAnsi="Times New Roman" w:eastAsia="Times New Roman"/>
-          <w:b w:val="0"/>
-          <w:i w:val="0"/>
-          <w:sz w:val="24"/>
-        </w:rPr>
-        <w:t>2.4.2 Performance ................................................... 8</w:t>
-      </w:r>
-    </w:p>
-    <w:p>
-      <w:pPr>
-        <w:spacing w:before="0" w:after="160" w:line="276" w:lineRule="auto"/>
-        <w:jc w:val="both"/>
-      </w:pPr>
-      <w:r>
-        <w:rPr>
-          <w:rFonts w:ascii="Times New Roman" w:hAnsi="Times New Roman" w:eastAsia="Times New Roman"/>
-          <w:b w:val="0"/>
-          <w:i w:val="0"/>
-          <w:sz w:val="24"/>
-        </w:rPr>
-        <w:t>2.4.3 Reliability ................................................... 9</w:t>
-      </w:r>
-    </w:p>
-    <w:p>
-      <w:pPr>
-        <w:spacing w:before="0" w:after="160" w:line="276" w:lineRule="auto"/>
-        <w:jc w:val="both"/>
-      </w:pPr>
-      <w:r>
-        <w:rPr>
-          <w:rFonts w:ascii="Times New Roman" w:hAnsi="Times New Roman" w:eastAsia="Times New Roman"/>
-          <w:b w:val="0"/>
-          <w:i w:val="0"/>
-          <w:sz w:val="24"/>
-        </w:rPr>
-        <w:t>2.4.4 Usability ..................................................... 9</w:t>
-      </w:r>
-    </w:p>
-    <w:p>
-      <w:pPr>
-        <w:spacing w:before="0" w:after="160" w:line="276" w:lineRule="auto"/>
-        <w:jc w:val="both"/>
-      </w:pPr>
-      <w:r>
-        <w:rPr>
-          <w:rFonts w:ascii="Times New Roman" w:hAnsi="Times New Roman" w:eastAsia="Times New Roman"/>
-          <w:b w:val="0"/>
-          <w:i w:val="0"/>
-          <w:sz w:val="24"/>
-        </w:rPr>
-        <w:t>2.4.5 Scalability ................................................... 9</w:t>
-      </w:r>
-    </w:p>
-    <w:p>
-      <w:pPr>
-        <w:spacing w:before="0" w:after="160" w:line="276" w:lineRule="auto"/>
-        <w:jc w:val="both"/>
-      </w:pPr>
-      <w:r>
-        <w:rPr>
-          <w:rFonts w:ascii="Times New Roman" w:hAnsi="Times New Roman" w:eastAsia="Times New Roman"/>
-          <w:b w:val="0"/>
-          <w:i w:val="0"/>
-          <w:sz w:val="24"/>
-        </w:rPr>
-        <w:t>2.4.6 Maintainability ............................................... 9</w:t>
-      </w:r>
-    </w:p>
-    <w:p>
-      <w:pPr>
-        <w:spacing w:before="0" w:after="160" w:line="276" w:lineRule="auto"/>
-        <w:jc w:val="both"/>
-      </w:pPr>
-      <w:r>
-        <w:rPr>
-          <w:rFonts w:ascii="Times New Roman" w:hAnsi="Times New Roman" w:eastAsia="Times New Roman"/>
-          <w:b w:val="0"/>
-          <w:i w:val="0"/>
-          <w:sz w:val="24"/>
-        </w:rPr>
-        <w:t>2.5 System Architecture ................................................. 10</w:t>
-      </w:r>
-    </w:p>
-    <w:p>
-      <w:pPr>
-        <w:spacing w:before="0" w:after="160" w:line="276" w:lineRule="auto"/>
-        <w:jc w:val="both"/>
-      </w:pPr>
-      <w:r>
-        <w:rPr>
-          <w:rFonts w:ascii="Times New Roman" w:hAnsi="Times New Roman" w:eastAsia="Times New Roman"/>
-          <w:b w:val="0"/>
-          <w:i w:val="0"/>
-          <w:sz w:val="24"/>
-        </w:rPr>
-        <w:t>2.6 Use Case Diagram .................................................... 10</w:t>
-      </w:r>
-    </w:p>
-    <w:p>
-      <w:pPr>
-        <w:spacing w:before="0" w:after="160" w:line="276" w:lineRule="auto"/>
-        <w:jc w:val="both"/>
-      </w:pPr>
-      <w:r>
-        <w:rPr>
-          <w:rFonts w:ascii="Times New Roman" w:hAnsi="Times New Roman" w:eastAsia="Times New Roman"/>
-          <w:b w:val="0"/>
-          <w:i w:val="0"/>
-          <w:sz w:val="24"/>
-        </w:rPr>
-        <w:t>2.7 Entity-Relationship Diagram ......................................... 11</w:t>
-      </w:r>
-    </w:p>
-    <w:p>
-      <w:pPr>
-        <w:spacing w:before="0" w:after="160" w:line="276" w:lineRule="auto"/>
-        <w:jc w:val="both"/>
-      </w:pPr>
-      <w:r>
-        <w:rPr>
-          <w:rFonts w:ascii="Times New Roman" w:hAnsi="Times New Roman" w:eastAsia="Times New Roman"/>
-          <w:b w:val="0"/>
-          <w:i w:val="0"/>
-          <w:sz w:val="24"/>
-        </w:rPr>
-        <w:t>2.8 Data Flow Diagram (Level 0) ......................................... 12</w:t>
-      </w:r>
-    </w:p>
-    <w:p>
-      <w:pPr>
-        <w:spacing w:before="0" w:after="160" w:line="276" w:lineRule="auto"/>
-        <w:jc w:val="both"/>
-      </w:pPr>
-      <w:r>
-        <w:rPr>
-          <w:rFonts w:ascii="Times New Roman" w:hAnsi="Times New Roman" w:eastAsia="Times New Roman"/>
-          <w:b w:val="0"/>
-          <w:i w:val="0"/>
-          <w:sz w:val="24"/>
-        </w:rPr>
-        <w:t>2.9 System Workflow ..................................................... 12</w:t>
-      </w:r>
-    </w:p>
-    <w:p>
-      <w:pPr>
-        <w:spacing w:before="0" w:after="160" w:line="276" w:lineRule="auto"/>
-        <w:jc w:val="both"/>
-      </w:pPr>
-      <w:r>
-        <w:rPr>
-          <w:rFonts w:ascii="Times New Roman" w:hAnsi="Times New Roman" w:eastAsia="Times New Roman"/>
-          <w:b w:val="0"/>
-          <w:i w:val="0"/>
-          <w:sz w:val="24"/>
-        </w:rPr>
-        <w:t>2.10 Technology Stack and Development Tools ............................. 13</w:t>
-      </w:r>
-    </w:p>
-    <w:p>
-      <w:pPr>
-        <w:spacing w:before="0" w:after="160" w:line="276" w:lineRule="auto"/>
-        <w:jc w:val="both"/>
-      </w:pPr>
-      <w:r>
-        <w:rPr>
-          <w:rFonts w:ascii="Times New Roman" w:hAnsi="Times New Roman" w:eastAsia="Times New Roman"/>
-          <w:b w:val="0"/>
-          <w:i w:val="0"/>
-          <w:sz w:val="24"/>
-        </w:rPr>
-        <w:t>2.11 Database Design .................................................... 13</w:t>
-      </w:r>
-    </w:p>
-    <w:p>
-      <w:pPr>
-        <w:spacing w:before="0" w:after="160" w:line="276" w:lineRule="auto"/>
-        <w:jc w:val="both"/>
-      </w:pPr>
-      <w:r>
-        <w:rPr>
-          <w:rFonts w:ascii="Times New Roman" w:hAnsi="Times New Roman" w:eastAsia="Times New Roman"/>
-          <w:b w:val="0"/>
-          <w:i w:val="0"/>
-          <w:sz w:val="24"/>
-        </w:rPr>
-        <w:t>2.11.1 Collections Overview ......................................... 13</w:t>
-      </w:r>
-    </w:p>
-    <w:p>
-      <w:pPr>
-        <w:spacing w:before="0" w:after="160" w:line="276" w:lineRule="auto"/>
-        <w:jc w:val="both"/>
-      </w:pPr>
-      <w:r>
-        <w:rPr>
-          <w:rFonts w:ascii="Times New Roman" w:hAnsi="Times New Roman" w:eastAsia="Times New Roman"/>
-          <w:b w:val="0"/>
-          <w:i w:val="0"/>
-          <w:sz w:val="24"/>
-        </w:rPr>
-        <w:t>2.11.2 Users Collection ............................................. 14</w:t>
-      </w:r>
-    </w:p>
-    <w:p>
-      <w:pPr>
-        <w:spacing w:before="0" w:after="160" w:line="276" w:lineRule="auto"/>
-        <w:jc w:val="both"/>
-      </w:pPr>
-      <w:r>
-        <w:rPr>
-          <w:rFonts w:ascii="Times New Roman" w:hAnsi="Times New Roman" w:eastAsia="Times New Roman"/>
-          <w:b w:val="0"/>
-          <w:i w:val="0"/>
-          <w:sz w:val="24"/>
-        </w:rPr>
-        <w:t>2.11.3 Departments Collection ....................................... 14</w:t>
-      </w:r>
-    </w:p>
-    <w:p>
-      <w:pPr>
-        <w:spacing w:before="0" w:after="160" w:line="276" w:lineRule="auto"/>
-        <w:jc w:val="both"/>
-      </w:pPr>
-      <w:r>
-        <w:rPr>
-          <w:rFonts w:ascii="Times New Roman" w:hAnsi="Times New Roman" w:eastAsia="Times New Roman"/>
-          <w:b w:val="0"/>
-          <w:i w:val="0"/>
-          <w:sz w:val="24"/>
-        </w:rPr>
-        <w:t>2.11.4 Complaints Collection ........................................ 14</w:t>
-      </w:r>
-    </w:p>
-    <w:p>
-      <w:pPr>
-        <w:spacing w:before="0" w:after="160" w:line="276" w:lineRule="auto"/>
-        <w:jc w:val="both"/>
-      </w:pPr>
-      <w:r>
-        <w:rPr>
-          <w:rFonts w:ascii="Times New Roman" w:hAnsi="Times New Roman" w:eastAsia="Times New Roman"/>
-          <w:b w:val="0"/>
-          <w:i w:val="0"/>
-          <w:sz w:val="24"/>
-        </w:rPr>
-        <w:t>2.11.5 Status Histories Collection .................................. 15</w:t>
-      </w:r>
-    </w:p>
-    <w:p>
-      <w:pPr>
-        <w:spacing w:before="0" w:after="160" w:line="276" w:lineRule="auto"/>
-        <w:jc w:val="both"/>
-      </w:pPr>
-      <w:r>
-        <w:rPr>
-          <w:rFonts w:ascii="Times New Roman" w:hAnsi="Times New Roman" w:eastAsia="Times New Roman"/>
-          <w:b w:val="0"/>
-          <w:i w:val="0"/>
-          <w:sz w:val="24"/>
-        </w:rPr>
-        <w:t>2.11.6 Notifications Collection ..................................... 15</w:t>
-      </w:r>
-    </w:p>
-    <w:p>
-      <w:pPr>
-        <w:spacing w:before="0" w:after="160" w:line="276" w:lineRule="auto"/>
-        <w:jc w:val="both"/>
-      </w:pPr>
-      <w:r>
-        <w:rPr>
-          <w:rFonts w:ascii="Times New Roman" w:hAnsi="Times New Roman" w:eastAsia="Times New Roman"/>
-          <w:b w:val="0"/>
-          <w:i w:val="0"/>
-          <w:sz w:val="24"/>
-        </w:rPr>
-        <w:t>CHAPTER THREE: METHODOLOGY AND PROJECT PLAN ................................. 16</w:t>
-      </w:r>
-    </w:p>
-    <w:p>
-      <w:pPr>
-        <w:spacing w:before="0" w:after="160" w:line="276" w:lineRule="auto"/>
-        <w:jc w:val="both"/>
-      </w:pPr>
-      <w:r>
-        <w:rPr>
-          <w:rFonts w:ascii="Times New Roman" w:hAnsi="Times New Roman" w:eastAsia="Times New Roman"/>
-          <w:b w:val="0"/>
-          <w:i w:val="0"/>
-          <w:sz w:val="24"/>
-        </w:rPr>
-        <w:t>3.1 Methodology ......................................................... 16</w:t>
-      </w:r>
-    </w:p>
-    <w:p>
-      <w:pPr>
-        <w:spacing w:before="0" w:after="160" w:line="276" w:lineRule="auto"/>
-        <w:jc w:val="both"/>
-      </w:pPr>
-      <w:r>
-        <w:rPr>
-          <w:rFonts w:ascii="Times New Roman" w:hAnsi="Times New Roman" w:eastAsia="Times New Roman"/>
-          <w:b w:val="0"/>
-          <w:i w:val="0"/>
-          <w:sz w:val="24"/>
-        </w:rPr>
-        <w:t>3.2 Project Timeline .................................................... 17</w:t>
-      </w:r>
-    </w:p>
-    <w:p>
-      <w:pPr>
-        <w:spacing w:before="0" w:after="160" w:line="276" w:lineRule="auto"/>
-        <w:jc w:val="both"/>
-      </w:pPr>
-      <w:r>
-        <w:rPr>
-          <w:rFonts w:ascii="Times New Roman" w:hAnsi="Times New Roman" w:eastAsia="Times New Roman"/>
-          <w:b w:val="0"/>
-          <w:i w:val="0"/>
-          <w:sz w:val="24"/>
-        </w:rPr>
-        <w:t>3.2.1 Gantt Chart ................................................... 17</w:t>
-      </w:r>
-    </w:p>
-    <w:p>
-      <w:pPr>
-        <w:spacing w:before="0" w:after="160" w:line="276" w:lineRule="auto"/>
-        <w:jc w:val="both"/>
-      </w:pPr>
-      <w:r>
-        <w:rPr>
-          <w:rFonts w:ascii="Times New Roman" w:hAnsi="Times New Roman" w:eastAsia="Times New Roman"/>
-          <w:b w:val="0"/>
-          <w:i w:val="0"/>
-          <w:sz w:val="24"/>
-        </w:rPr>
-        <w:t>3.3 Testing Strategy .................................................... 18</w:t>
-      </w:r>
-    </w:p>
-    <w:p>
-      <w:pPr>
-        <w:spacing w:before="0" w:after="160" w:line="276" w:lineRule="auto"/>
-        <w:jc w:val="both"/>
-      </w:pPr>
-      <w:r>
-        <w:rPr>
-          <w:rFonts w:ascii="Times New Roman" w:hAnsi="Times New Roman" w:eastAsia="Times New Roman"/>
-          <w:b w:val="0"/>
-          <w:i w:val="0"/>
-          <w:sz w:val="24"/>
-        </w:rPr>
-        <w:t>3.3.1 Sample Test Cases ............................................. 18</w:t>
-      </w:r>
-    </w:p>
-    <w:p>
-      <w:pPr>
-        <w:spacing w:before="0" w:after="160" w:line="276" w:lineRule="auto"/>
-        <w:jc w:val="both"/>
-      </w:pPr>
-      <w:r>
-        <w:rPr>
-          <w:rFonts w:ascii="Times New Roman" w:hAnsi="Times New Roman" w:eastAsia="Times New Roman"/>
-          <w:b w:val="0"/>
-          <w:i w:val="0"/>
-          <w:sz w:val="24"/>
-        </w:rPr>
-        <w:t>3.4 Deployment Plan ..................................................... 19</w:t>
-      </w:r>
-    </w:p>
-    <w:p>
-      <w:pPr>
-        <w:spacing w:before="0" w:after="160" w:line="276" w:lineRule="auto"/>
-        <w:jc w:val="both"/>
-      </w:pPr>
-      <w:r>
-        <w:rPr>
-          <w:rFonts w:ascii="Times New Roman" w:hAnsi="Times New Roman" w:eastAsia="Times New Roman"/>
-          <w:b w:val="0"/>
-          <w:i w:val="0"/>
-          <w:sz w:val="24"/>
-        </w:rPr>
-        <w:t>3.4.1 Environment Setup ............................................. 19</w:t>
-      </w:r>
-    </w:p>
-    <w:p>
-      <w:pPr>
-        <w:spacing w:before="0" w:after="160" w:line="276" w:lineRule="auto"/>
-        <w:jc w:val="both"/>
-      </w:pPr>
-      <w:r>
-        <w:rPr>
-          <w:rFonts w:ascii="Times New Roman" w:hAnsi="Times New Roman" w:eastAsia="Times New Roman"/>
-          <w:b w:val="0"/>
-          <w:i w:val="0"/>
-          <w:sz w:val="24"/>
-        </w:rPr>
-        <w:t>3.4.2 Deployment Architecture ....................................... 19</w:t>
-      </w:r>
-    </w:p>
-    <w:p>
-      <w:pPr>
-        <w:spacing w:before="0" w:after="160" w:line="276" w:lineRule="auto"/>
-        <w:jc w:val="both"/>
-      </w:pPr>
-      <w:r>
-        <w:rPr>
-          <w:rFonts w:ascii="Times New Roman" w:hAnsi="Times New Roman" w:eastAsia="Times New Roman"/>
-          <w:b w:val="0"/>
-          <w:i w:val="0"/>
-          <w:sz w:val="24"/>
-        </w:rPr>
-        <w:t>3.4.3 Deployment Steps .............................................. 20</w:t>
-      </w:r>
-    </w:p>
-    <w:p>
-      <w:pPr>
-        <w:spacing w:before="0" w:after="160" w:line="276" w:lineRule="auto"/>
-        <w:jc w:val="both"/>
-      </w:pPr>
-      <w:r>
-        <w:rPr>
-          <w:rFonts w:ascii="Times New Roman" w:hAnsi="Times New Roman" w:eastAsia="Times New Roman"/>
-          <w:b w:val="0"/>
-          <w:i w:val="0"/>
-          <w:sz w:val="24"/>
-        </w:rPr>
-        <w:t>3.4.4 Minimum Server Requirements ................................... 20</w:t>
-      </w:r>
-    </w:p>
-    <w:p>
-      <w:pPr>
-        <w:spacing w:before="0" w:after="160" w:line="276" w:lineRule="auto"/>
-        <w:jc w:val="both"/>
-      </w:pPr>
-      <w:r>
-        <w:rPr>
-          <w:rFonts w:ascii="Times New Roman" w:hAnsi="Times New Roman" w:eastAsia="Times New Roman"/>
-          <w:b w:val="0"/>
-          <w:i w:val="0"/>
-          <w:sz w:val="24"/>
-        </w:rPr>
-        <w:t>CHAPTER FOUR: RESULTS AND DISCUSSION ........................................ 21</w:t>
-      </w:r>
-    </w:p>
-    <w:p>
-      <w:pPr>
-        <w:spacing w:before="0" w:after="160" w:line="276" w:lineRule="auto"/>
-        <w:jc w:val="both"/>
-      </w:pPr>
-      <w:r>
-        <w:rPr>
-          <w:rFonts w:ascii="Times New Roman" w:hAnsi="Times New Roman" w:eastAsia="Times New Roman"/>
-          <w:b w:val="0"/>
-          <w:i w:val="0"/>
-          <w:sz w:val="24"/>
-        </w:rPr>
-        <w:t>4.1 Results ............................................................. 21</w:t>
-      </w:r>
-    </w:p>
-    <w:p>
-      <w:pPr>
-        <w:spacing w:before="0" w:after="160" w:line="276" w:lineRule="auto"/>
-        <w:jc w:val="both"/>
-      </w:pPr>
-      <w:r>
-        <w:rPr>
-          <w:rFonts w:ascii="Times New Roman" w:hAnsi="Times New Roman" w:eastAsia="Times New Roman"/>
-          <w:b w:val="0"/>
-          <w:i w:val="0"/>
-          <w:sz w:val="24"/>
-        </w:rPr>
-        <w:t>4.1.1 Guest UI (Landing, Register, Login) ........................... 21</w:t>
-      </w:r>
-    </w:p>
-    <w:p>
-      <w:pPr>
-        <w:spacing w:before="0" w:after="160" w:line="276" w:lineRule="auto"/>
-        <w:jc w:val="both"/>
-      </w:pPr>
-      <w:r>
-        <w:rPr>
-          <w:rFonts w:ascii="Times New Roman" w:hAnsi="Times New Roman" w:eastAsia="Times New Roman"/>
-          <w:b w:val="0"/>
-          <w:i w:val="0"/>
-          <w:sz w:val="24"/>
-        </w:rPr>
-        <w:t>4.1.2 Citizen Modules ............................................... 22</w:t>
-      </w:r>
-    </w:p>
-    <w:p>
-      <w:pPr>
-        <w:spacing w:before="0" w:after="160" w:line="276" w:lineRule="auto"/>
-        <w:jc w:val="both"/>
-      </w:pPr>
-      <w:r>
-        <w:rPr>
-          <w:rFonts w:ascii="Times New Roman" w:hAnsi="Times New Roman" w:eastAsia="Times New Roman"/>
-          <w:b w:val="0"/>
-          <w:i w:val="0"/>
-          <w:sz w:val="24"/>
-        </w:rPr>
-        <w:t>4.1.3 Officer Modules ............................................... 23</w:t>
-      </w:r>
-    </w:p>
-    <w:p>
-      <w:pPr>
-        <w:spacing w:before="0" w:after="160" w:line="276" w:lineRule="auto"/>
-        <w:jc w:val="both"/>
-      </w:pPr>
-      <w:r>
-        <w:rPr>
-          <w:rFonts w:ascii="Times New Roman" w:hAnsi="Times New Roman" w:eastAsia="Times New Roman"/>
-          <w:b w:val="0"/>
-          <w:i w:val="0"/>
-          <w:sz w:val="24"/>
-        </w:rPr>
-        <w:t>4.1.4 Administrator Modules ......................................... 24</w:t>
-      </w:r>
-    </w:p>
-    <w:p>
-      <w:pPr>
-        <w:spacing w:before="0" w:after="160" w:line="276" w:lineRule="auto"/>
-        <w:jc w:val="both"/>
-      </w:pPr>
-      <w:r>
-        <w:rPr>
-          <w:rFonts w:ascii="Times New Roman" w:hAnsi="Times New Roman" w:eastAsia="Times New Roman"/>
-          <w:b w:val="0"/>
-          <w:i w:val="0"/>
-          <w:sz w:val="24"/>
-        </w:rPr>
-        <w:t>4.2 Discussion .......................................................... 25</w:t>
-      </w:r>
-    </w:p>
-    <w:p>
-      <w:pPr>
-        <w:spacing w:before="0" w:after="160" w:line="276" w:lineRule="auto"/>
-        <w:jc w:val="both"/>
-      </w:pPr>
-      <w:r>
-        <w:rPr>
-          <w:rFonts w:ascii="Times New Roman" w:hAnsi="Times New Roman" w:eastAsia="Times New Roman"/>
-          <w:b w:val="0"/>
-          <w:i w:val="0"/>
-          <w:sz w:val="24"/>
-        </w:rPr>
-        <w:t>4.3 Expected Benefits ................................................... 26</w:t>
-      </w:r>
-    </w:p>
-    <w:p>
-      <w:pPr>
-        <w:spacing w:before="0" w:after="160" w:line="276" w:lineRule="auto"/>
-        <w:jc w:val="both"/>
-      </w:pPr>
-      <w:r>
-        <w:rPr>
-          <w:rFonts w:ascii="Times New Roman" w:hAnsi="Times New Roman" w:eastAsia="Times New Roman"/>
-          <w:b w:val="0"/>
-          <w:i w:val="0"/>
-          <w:sz w:val="24"/>
-        </w:rPr>
-        <w:t>4.3.1 For Citizens .................................................. 26</w:t>
-      </w:r>
-    </w:p>
-    <w:p>
-      <w:pPr>
-        <w:spacing w:before="0" w:after="160" w:line="276" w:lineRule="auto"/>
-        <w:jc w:val="both"/>
-      </w:pPr>
-      <w:r>
-        <w:rPr>
-          <w:rFonts w:ascii="Times New Roman" w:hAnsi="Times New Roman" w:eastAsia="Times New Roman"/>
-          <w:b w:val="0"/>
-          <w:i w:val="0"/>
-          <w:sz w:val="24"/>
-        </w:rPr>
-        <w:t>4.3.2 For Adama City Administration ................................. 26</w:t>
-      </w:r>
-    </w:p>
-    <w:p>
-      <w:pPr>
-        <w:spacing w:before="0" w:after="160" w:line="276" w:lineRule="auto"/>
-        <w:jc w:val="both"/>
-      </w:pPr>
-      <w:r>
-        <w:rPr>
-          <w:rFonts w:ascii="Times New Roman" w:hAnsi="Times New Roman" w:eastAsia="Times New Roman"/>
-          <w:b w:val="0"/>
-          <w:i w:val="0"/>
-          <w:sz w:val="24"/>
-        </w:rPr>
-        <w:t>4.4 Expected Outcome .................................................... 27</w:t>
-      </w:r>
-    </w:p>
-    <w:p>
-      <w:pPr>
-        <w:spacing w:before="0" w:after="160" w:line="276" w:lineRule="auto"/>
-        <w:jc w:val="both"/>
-      </w:pPr>
-      <w:r>
-        <w:rPr>
-          <w:rFonts w:ascii="Times New Roman" w:hAnsi="Times New Roman" w:eastAsia="Times New Roman"/>
-          <w:b w:val="0"/>
-          <w:i w:val="0"/>
-          <w:sz w:val="24"/>
-        </w:rPr>
-        <w:t>4.5 Future Enhancements ................................................. 27</w:t>
-      </w:r>
-    </w:p>
-    <w:p>
-      <w:pPr>
-        <w:spacing w:before="0" w:after="160" w:line="276" w:lineRule="auto"/>
-        <w:jc w:val="both"/>
-      </w:pPr>
-      <w:r>
-        <w:rPr>
-          <w:rFonts w:ascii="Times New Roman" w:hAnsi="Times New Roman" w:eastAsia="Times New Roman"/>
-          <w:b w:val="0"/>
-          <w:i w:val="0"/>
-          <w:sz w:val="24"/>
-        </w:rPr>
-        <w:t>CHAPTER FIVE: ORGANIZATION PROFILE .......................................... 28</w:t>
-      </w:r>
-    </w:p>
-    <w:p>
-      <w:pPr>
-        <w:spacing w:before="0" w:after="160" w:line="276" w:lineRule="auto"/>
-        <w:jc w:val="both"/>
-      </w:pPr>
-      <w:r>
-        <w:rPr>
-          <w:rFonts w:ascii="Times New Roman" w:hAnsi="Times New Roman" w:eastAsia="Times New Roman"/>
-          <w:b w:val="0"/>
-          <w:i w:val="0"/>
-          <w:sz w:val="24"/>
-        </w:rPr>
-        <w:t>5.1 Mission ............................................................. 28</w:t>
-      </w:r>
-    </w:p>
-    <w:p>
-      <w:pPr>
-        <w:spacing w:before="0" w:after="160" w:line="276" w:lineRule="auto"/>
-        <w:jc w:val="both"/>
-      </w:pPr>
-      <w:r>
-        <w:rPr>
-          <w:rFonts w:ascii="Times New Roman" w:hAnsi="Times New Roman" w:eastAsia="Times New Roman"/>
-          <w:b w:val="0"/>
-          <w:i w:val="0"/>
-          <w:sz w:val="24"/>
-        </w:rPr>
-        <w:t>5.2 Vision .............................................................. 28</w:t>
-      </w:r>
-    </w:p>
-    <w:p>
-      <w:pPr>
-        <w:spacing w:before="0" w:after="160" w:line="276" w:lineRule="auto"/>
-        <w:jc w:val="both"/>
-      </w:pPr>
-      <w:r>
-        <w:rPr>
-          <w:rFonts w:ascii="Times New Roman" w:hAnsi="Times New Roman" w:eastAsia="Times New Roman"/>
-          <w:b w:val="0"/>
-          <w:i w:val="0"/>
-          <w:sz w:val="24"/>
-        </w:rPr>
-        <w:t>5.3 Organizational Chart ................................................ 28</w:t>
-      </w:r>
-    </w:p>
-    <w:p>
-      <w:pPr>
-        <w:spacing w:before="0" w:after="160" w:line="276" w:lineRule="auto"/>
-        <w:jc w:val="both"/>
-      </w:pPr>
-      <w:r>
-        <w:rPr>
-          <w:rFonts w:ascii="Times New Roman" w:hAnsi="Times New Roman" w:eastAsia="Times New Roman"/>
-          <w:b w:val="0"/>
-          <w:i w:val="0"/>
-          <w:sz w:val="24"/>
-        </w:rPr>
-        <w:t>5.4 Core Values ......................................................... 29</w:t>
-      </w:r>
-    </w:p>
-    <w:p>
-      <w:pPr>
-        <w:spacing w:before="0" w:after="160" w:line="276" w:lineRule="auto"/>
-        <w:jc w:val="both"/>
-      </w:pPr>
-      <w:r>
-        <w:rPr>
-          <w:rFonts w:ascii="Times New Roman" w:hAnsi="Times New Roman" w:eastAsia="Times New Roman"/>
-          <w:b w:val="0"/>
-          <w:i w:val="0"/>
-          <w:sz w:val="24"/>
-        </w:rPr>
-        <w:t>5.5 Product / Services Description ...................................... 29</w:t>
-      </w:r>
-    </w:p>
-    <w:p>
-      <w:pPr>
-        <w:spacing w:before="0" w:after="160" w:line="276" w:lineRule="auto"/>
-        <w:jc w:val="both"/>
-      </w:pPr>
-      <w:r>
-        <w:rPr>
-          <w:rFonts w:ascii="Times New Roman" w:hAnsi="Times New Roman" w:eastAsia="Times New Roman"/>
-          <w:b w:val="0"/>
-          <w:i w:val="0"/>
-          <w:sz w:val="24"/>
-        </w:rPr>
-        <w:t>5.6 Stakeholders ........................................................ 29</w:t>
-      </w:r>
-    </w:p>
-    <w:p>
-      <w:pPr>
-        <w:spacing w:before="0" w:after="160" w:line="276" w:lineRule="auto"/>
-        <w:jc w:val="both"/>
-      </w:pPr>
-      <w:r>
-        <w:rPr>
-          <w:rFonts w:ascii="Times New Roman" w:hAnsi="Times New Roman" w:eastAsia="Times New Roman"/>
-          <w:b w:val="0"/>
-          <w:i w:val="0"/>
-          <w:sz w:val="24"/>
-        </w:rPr>
-        <w:t>5.7 Organizational History .............................................. 30</w:t>
-      </w:r>
-    </w:p>
-    <w:p>
-      <w:pPr>
-        <w:spacing w:before="0" w:after="160" w:line="276" w:lineRule="auto"/>
-        <w:jc w:val="both"/>
-      </w:pPr>
-      <w:r>
-        <w:rPr>
-          <w:rFonts w:ascii="Times New Roman" w:hAnsi="Times New Roman" w:eastAsia="Times New Roman"/>
-          <w:b w:val="0"/>
-          <w:i w:val="0"/>
-          <w:sz w:val="24"/>
-        </w:rPr>
-        <w:t>CHAPTER SIX: ACTIVITIES DONE AND UNDONE ..................................... 31</w:t>
-      </w:r>
-    </w:p>
-    <w:p>
-      <w:pPr>
-        <w:spacing w:before="0" w:after="160" w:line="276" w:lineRule="auto"/>
-        <w:jc w:val="both"/>
-      </w:pPr>
-      <w:r>
-        <w:rPr>
-          <w:rFonts w:ascii="Times New Roman" w:hAnsi="Times New Roman" w:eastAsia="Times New Roman"/>
-          <w:b w:val="0"/>
-          <w:i w:val="0"/>
-          <w:sz w:val="24"/>
-        </w:rPr>
-        <w:t>CHAPTER SEVEN: CHALLENGES, CAREER OPPORTUNITIES, AND LEARNING ............... 33</w:t>
-      </w:r>
-    </w:p>
-    <w:p>
-      <w:pPr>
-        <w:spacing w:before="0" w:after="160" w:line="276" w:lineRule="auto"/>
-        <w:jc w:val="both"/>
-      </w:pPr>
-      <w:r>
-        <w:rPr>
-          <w:rFonts w:ascii="Times New Roman" w:hAnsi="Times New Roman" w:eastAsia="Times New Roman"/>
-          <w:b w:val="0"/>
-          <w:i w:val="0"/>
-          <w:sz w:val="24"/>
-        </w:rPr>
-        <w:t>7.1 Challenges faced in the practical attachment ........................ 33</w:t>
-      </w:r>
-    </w:p>
-    <w:p>
-      <w:pPr>
-        <w:spacing w:before="0" w:after="160" w:line="276" w:lineRule="auto"/>
-        <w:jc w:val="both"/>
-      </w:pPr>
-      <w:r>
-        <w:rPr>
-          <w:rFonts w:ascii="Times New Roman" w:hAnsi="Times New Roman" w:eastAsia="Times New Roman"/>
-          <w:b w:val="0"/>
-          <w:i w:val="0"/>
-          <w:sz w:val="24"/>
-        </w:rPr>
-        <w:t>7.2 Career opportunities in the organization ............................ 34</w:t>
-      </w:r>
-    </w:p>
-    <w:p>
-      <w:pPr>
-        <w:spacing w:before="0" w:after="160" w:line="276" w:lineRule="auto"/>
-        <w:jc w:val="both"/>
-      </w:pPr>
-      <w:r>
-        <w:rPr>
-          <w:rFonts w:ascii="Times New Roman" w:hAnsi="Times New Roman" w:eastAsia="Times New Roman"/>
-          <w:b w:val="0"/>
-          <w:i w:val="0"/>
-          <w:sz w:val="24"/>
-        </w:rPr>
-        <w:t>7.3 Significance of learning gained ..................................... 34</w:t>
-      </w:r>
-    </w:p>
-    <w:p>
-      <w:pPr>
-        <w:spacing w:before="0" w:after="160" w:line="276" w:lineRule="auto"/>
-        <w:jc w:val="both"/>
-      </w:pPr>
-      <w:r>
-        <w:rPr>
-          <w:rFonts w:ascii="Times New Roman" w:hAnsi="Times New Roman" w:eastAsia="Times New Roman"/>
-          <w:b w:val="0"/>
-          <w:i w:val="0"/>
-          <w:sz w:val="24"/>
-        </w:rPr>
-        <w:t>CHAPTER EIGHT: CONCLUSION AND RECOMMENDATION ................................ 35</w:t>
-      </w:r>
-    </w:p>
-    <w:p>
-      <w:pPr>
-        <w:spacing w:before="0" w:after="160" w:line="276" w:lineRule="auto"/>
-        <w:jc w:val="both"/>
-      </w:pPr>
-      <w:r>
-        <w:rPr>
-          <w:rFonts w:ascii="Times New Roman" w:hAnsi="Times New Roman" w:eastAsia="Times New Roman"/>
-          <w:b w:val="0"/>
-          <w:i w:val="0"/>
-          <w:sz w:val="24"/>
-        </w:rPr>
-        <w:t>References .................................................................. 36</w:t>
-      </w:r>
-    </w:p>
-    <w:p>
-      <w:pPr>
-        <w:spacing w:before="0" w:after="160" w:line="276" w:lineRule="auto"/>
-        <w:jc w:val="both"/>
-      </w:pPr>
-      <w:r>
-        <w:rPr>
-          <w:rFonts w:ascii="Times New Roman" w:hAnsi="Times New Roman" w:eastAsia="Times New Roman"/>
-          <w:b w:val="0"/>
-          <w:i w:val="0"/>
-          <w:sz w:val="24"/>
-        </w:rPr>
-        <w:t>Document Revision History ................................................... 37</w:t>
+        <w:tabs>
+          <w:tab w:pos="9360" w:val="right" w:leader="dot"/>
+        </w:tabs>
+        <w:spacing w:before="0" w:after="40" w:line="240" w:lineRule="auto"/>
+        <w:ind w:left="0"/>
+        <w:jc w:val="left"/>
+      </w:pPr>
+      <w:r>
+        <w:rPr>
+          <w:rFonts w:ascii="Times New Roman" w:hAnsi="Times New Roman" w:eastAsia="Times New Roman"/>
+          <w:b w:val="0"/>
+          <w:i w:val="0"/>
+          <w:color w:val="000000"/>
+          <w:sz w:val="24"/>
+        </w:rPr>
+        <w:t>Abstract (Executive Summary)</w:t>
+      </w:r>
+      <w:r>
+        <w:rPr>
+          <w:rFonts w:ascii="Times New Roman" w:hAnsi="Times New Roman" w:eastAsia="Times New Roman"/>
+          <w:b w:val="0"/>
+          <w:i w:val="0"/>
+          <w:color w:val="000000"/>
+          <w:sz w:val="24"/>
+        </w:rPr>
+        <w:tab/>
+      </w:r>
+      <w:r>
+        <w:rPr>
+          <w:rFonts w:ascii="Times New Roman" w:hAnsi="Times New Roman" w:eastAsia="Times New Roman"/>
+          <w:b w:val="0"/>
+          <w:i w:val="0"/>
+          <w:color w:val="000000"/>
+          <w:sz w:val="24"/>
+        </w:rPr>
+        <w:t>i</w:t>
+      </w:r>
+    </w:p>
+    <w:p>
+      <w:pPr>
+        <w:tabs>
+          <w:tab w:pos="9360" w:val="right" w:leader="dot"/>
+        </w:tabs>
+        <w:spacing w:before="0" w:after="40" w:line="240" w:lineRule="auto"/>
+        <w:ind w:left="0"/>
+        <w:jc w:val="left"/>
+      </w:pPr>
+      <w:r>
+        <w:rPr>
+          <w:rFonts w:ascii="Times New Roman" w:hAnsi="Times New Roman" w:eastAsia="Times New Roman"/>
+          <w:b w:val="0"/>
+          <w:i w:val="0"/>
+          <w:color w:val="000000"/>
+          <w:sz w:val="24"/>
+        </w:rPr>
+        <w:t>Acknowledgement</w:t>
+      </w:r>
+      <w:r>
+        <w:rPr>
+          <w:rFonts w:ascii="Times New Roman" w:hAnsi="Times New Roman" w:eastAsia="Times New Roman"/>
+          <w:b w:val="0"/>
+          <w:i w:val="0"/>
+          <w:color w:val="000000"/>
+          <w:sz w:val="24"/>
+        </w:rPr>
+        <w:tab/>
+      </w:r>
+      <w:r>
+        <w:rPr>
+          <w:rFonts w:ascii="Times New Roman" w:hAnsi="Times New Roman" w:eastAsia="Times New Roman"/>
+          <w:b w:val="0"/>
+          <w:i w:val="0"/>
+          <w:color w:val="000000"/>
+          <w:sz w:val="24"/>
+        </w:rPr>
+        <w:t>ii</w:t>
+      </w:r>
+    </w:p>
+    <w:p>
+      <w:pPr>
+        <w:tabs>
+          <w:tab w:pos="9360" w:val="right" w:leader="dot"/>
+        </w:tabs>
+        <w:spacing w:before="0" w:after="40" w:line="240" w:lineRule="auto"/>
+        <w:ind w:left="0"/>
+        <w:jc w:val="left"/>
+      </w:pPr>
+      <w:r>
+        <w:rPr>
+          <w:rFonts w:ascii="Times New Roman" w:hAnsi="Times New Roman" w:eastAsia="Times New Roman"/>
+          <w:b w:val="0"/>
+          <w:i w:val="0"/>
+          <w:color w:val="000000"/>
+          <w:sz w:val="24"/>
+        </w:rPr>
+        <w:t>Declaration</w:t>
+      </w:r>
+      <w:r>
+        <w:rPr>
+          <w:rFonts w:ascii="Times New Roman" w:hAnsi="Times New Roman" w:eastAsia="Times New Roman"/>
+          <w:b w:val="0"/>
+          <w:i w:val="0"/>
+          <w:color w:val="000000"/>
+          <w:sz w:val="24"/>
+        </w:rPr>
+        <w:tab/>
+      </w:r>
+      <w:r>
+        <w:rPr>
+          <w:rFonts w:ascii="Times New Roman" w:hAnsi="Times New Roman" w:eastAsia="Times New Roman"/>
+          <w:b w:val="0"/>
+          <w:i w:val="0"/>
+          <w:color w:val="000000"/>
+          <w:sz w:val="24"/>
+        </w:rPr>
+        <w:t>iii</w:t>
+      </w:r>
+    </w:p>
+    <w:p>
+      <w:pPr>
+        <w:tabs>
+          <w:tab w:pos="9360" w:val="right" w:leader="dot"/>
+        </w:tabs>
+        <w:spacing w:before="0" w:after="40" w:line="240" w:lineRule="auto"/>
+        <w:ind w:left="0"/>
+        <w:jc w:val="left"/>
+      </w:pPr>
+      <w:r>
+        <w:rPr>
+          <w:rFonts w:ascii="Times New Roman" w:hAnsi="Times New Roman" w:eastAsia="Times New Roman"/>
+          <w:b w:val="0"/>
+          <w:i w:val="0"/>
+          <w:color w:val="000000"/>
+          <w:sz w:val="24"/>
+        </w:rPr>
+        <w:t>List of Acronyms</w:t>
+      </w:r>
+      <w:r>
+        <w:rPr>
+          <w:rFonts w:ascii="Times New Roman" w:hAnsi="Times New Roman" w:eastAsia="Times New Roman"/>
+          <w:b w:val="0"/>
+          <w:i w:val="0"/>
+          <w:color w:val="000000"/>
+          <w:sz w:val="24"/>
+        </w:rPr>
+        <w:tab/>
+      </w:r>
+      <w:r>
+        <w:rPr>
+          <w:rFonts w:ascii="Times New Roman" w:hAnsi="Times New Roman" w:eastAsia="Times New Roman"/>
+          <w:b w:val="0"/>
+          <w:i w:val="0"/>
+          <w:color w:val="000000"/>
+          <w:sz w:val="24"/>
+        </w:rPr>
+        <w:t>iv</w:t>
+      </w:r>
+    </w:p>
+    <w:p>
+      <w:pPr>
+        <w:tabs>
+          <w:tab w:pos="9360" w:val="right" w:leader="dot"/>
+        </w:tabs>
+        <w:spacing w:before="0" w:after="40" w:line="240" w:lineRule="auto"/>
+        <w:ind w:left="0"/>
+        <w:jc w:val="left"/>
+      </w:pPr>
+      <w:r>
+        <w:rPr>
+          <w:rFonts w:ascii="Times New Roman" w:hAnsi="Times New Roman" w:eastAsia="Times New Roman"/>
+          <w:b w:val="0"/>
+          <w:i w:val="0"/>
+          <w:color w:val="000000"/>
+          <w:sz w:val="24"/>
+        </w:rPr>
+        <w:t>List of Figures</w:t>
+      </w:r>
+      <w:r>
+        <w:rPr>
+          <w:rFonts w:ascii="Times New Roman" w:hAnsi="Times New Roman" w:eastAsia="Times New Roman"/>
+          <w:b w:val="0"/>
+          <w:i w:val="0"/>
+          <w:color w:val="000000"/>
+          <w:sz w:val="24"/>
+        </w:rPr>
+        <w:tab/>
+      </w:r>
+      <w:r>
+        <w:rPr>
+          <w:rFonts w:ascii="Times New Roman" w:hAnsi="Times New Roman" w:eastAsia="Times New Roman"/>
+          <w:b w:val="0"/>
+          <w:i w:val="0"/>
+          <w:color w:val="000000"/>
+          <w:sz w:val="24"/>
+        </w:rPr>
+        <w:t>v</w:t>
+      </w:r>
+    </w:p>
+    <w:p>
+      <w:pPr>
+        <w:tabs>
+          <w:tab w:pos="9360" w:val="right" w:leader="dot"/>
+        </w:tabs>
+        <w:spacing w:before="120" w:after="40" w:line="240" w:lineRule="auto"/>
+        <w:ind w:left="0"/>
+        <w:jc w:val="left"/>
+      </w:pPr>
+      <w:r>
+        <w:rPr>
+          <w:rFonts w:ascii="Times New Roman" w:hAnsi="Times New Roman" w:eastAsia="Times New Roman"/>
+          <w:b/>
+          <w:i w:val="0"/>
+          <w:color w:val="000000"/>
+          <w:sz w:val="24"/>
+        </w:rPr>
+        <w:t>CHAPTER ONE: INTRODUCTION</w:t>
+      </w:r>
+      <w:r>
+        <w:rPr>
+          <w:rFonts w:ascii="Times New Roman" w:hAnsi="Times New Roman" w:eastAsia="Times New Roman"/>
+          <w:b w:val="0"/>
+          <w:i w:val="0"/>
+          <w:color w:val="000000"/>
+          <w:sz w:val="24"/>
+        </w:rPr>
+        <w:tab/>
+      </w:r>
+      <w:r>
+        <w:rPr>
+          <w:rFonts w:ascii="Times New Roman" w:hAnsi="Times New Roman" w:eastAsia="Times New Roman"/>
+          <w:b/>
+          <w:i w:val="0"/>
+          <w:color w:val="000000"/>
+          <w:sz w:val="24"/>
+        </w:rPr>
+        <w:t>1</w:t>
+      </w:r>
+    </w:p>
+    <w:p>
+      <w:pPr>
+        <w:tabs>
+          <w:tab w:pos="9360" w:val="right" w:leader="dot"/>
+        </w:tabs>
+        <w:spacing w:before="0" w:after="40" w:line="240" w:lineRule="auto"/>
+        <w:ind w:left="576"/>
+        <w:jc w:val="left"/>
+      </w:pPr>
+      <w:r>
+        <w:rPr>
+          <w:rFonts w:ascii="Times New Roman" w:hAnsi="Times New Roman" w:eastAsia="Times New Roman"/>
+          <w:b w:val="0"/>
+          <w:i w:val="0"/>
+          <w:color w:val="000000"/>
+          <w:sz w:val="24"/>
+        </w:rPr>
+        <w:t>1.1 Background of the Study</w:t>
+      </w:r>
+      <w:r>
+        <w:rPr>
+          <w:rFonts w:ascii="Times New Roman" w:hAnsi="Times New Roman" w:eastAsia="Times New Roman"/>
+          <w:b w:val="0"/>
+          <w:i w:val="0"/>
+          <w:color w:val="000000"/>
+          <w:sz w:val="24"/>
+        </w:rPr>
+        <w:tab/>
+      </w:r>
+      <w:r>
+        <w:rPr>
+          <w:rFonts w:ascii="Times New Roman" w:hAnsi="Times New Roman" w:eastAsia="Times New Roman"/>
+          <w:b w:val="0"/>
+          <w:i w:val="0"/>
+          <w:color w:val="000000"/>
+          <w:sz w:val="24"/>
+        </w:rPr>
+        <w:t>1</w:t>
+      </w:r>
+    </w:p>
+    <w:p>
+      <w:pPr>
+        <w:tabs>
+          <w:tab w:pos="9360" w:val="right" w:leader="dot"/>
+        </w:tabs>
+        <w:spacing w:before="0" w:after="40" w:line="240" w:lineRule="auto"/>
+        <w:ind w:left="576"/>
+        <w:jc w:val="left"/>
+      </w:pPr>
+      <w:r>
+        <w:rPr>
+          <w:rFonts w:ascii="Times New Roman" w:hAnsi="Times New Roman" w:eastAsia="Times New Roman"/>
+          <w:b w:val="0"/>
+          <w:i w:val="0"/>
+          <w:color w:val="000000"/>
+          <w:sz w:val="24"/>
+        </w:rPr>
+        <w:t>1.2 Problem Statement</w:t>
+      </w:r>
+      <w:r>
+        <w:rPr>
+          <w:rFonts w:ascii="Times New Roman" w:hAnsi="Times New Roman" w:eastAsia="Times New Roman"/>
+          <w:b w:val="0"/>
+          <w:i w:val="0"/>
+          <w:color w:val="000000"/>
+          <w:sz w:val="24"/>
+        </w:rPr>
+        <w:tab/>
+      </w:r>
+      <w:r>
+        <w:rPr>
+          <w:rFonts w:ascii="Times New Roman" w:hAnsi="Times New Roman" w:eastAsia="Times New Roman"/>
+          <w:b w:val="0"/>
+          <w:i w:val="0"/>
+          <w:color w:val="000000"/>
+          <w:sz w:val="24"/>
+        </w:rPr>
+        <w:t>2</w:t>
+      </w:r>
+    </w:p>
+    <w:p>
+      <w:pPr>
+        <w:tabs>
+          <w:tab w:pos="9360" w:val="right" w:leader="dot"/>
+        </w:tabs>
+        <w:spacing w:before="0" w:after="40" w:line="240" w:lineRule="auto"/>
+        <w:ind w:left="576"/>
+        <w:jc w:val="left"/>
+      </w:pPr>
+      <w:r>
+        <w:rPr>
+          <w:rFonts w:ascii="Times New Roman" w:hAnsi="Times New Roman" w:eastAsia="Times New Roman"/>
+          <w:b w:val="0"/>
+          <w:i w:val="0"/>
+          <w:color w:val="000000"/>
+          <w:sz w:val="24"/>
+        </w:rPr>
+        <w:t>1.3 Objectives</w:t>
+      </w:r>
+      <w:r>
+        <w:rPr>
+          <w:rFonts w:ascii="Times New Roman" w:hAnsi="Times New Roman" w:eastAsia="Times New Roman"/>
+          <w:b w:val="0"/>
+          <w:i w:val="0"/>
+          <w:color w:val="000000"/>
+          <w:sz w:val="24"/>
+        </w:rPr>
+        <w:tab/>
+      </w:r>
+      <w:r>
+        <w:rPr>
+          <w:rFonts w:ascii="Times New Roman" w:hAnsi="Times New Roman" w:eastAsia="Times New Roman"/>
+          <w:b w:val="0"/>
+          <w:i w:val="0"/>
+          <w:color w:val="000000"/>
+          <w:sz w:val="24"/>
+        </w:rPr>
+        <w:t>2</w:t>
+      </w:r>
+    </w:p>
+    <w:p>
+      <w:pPr>
+        <w:tabs>
+          <w:tab w:pos="9360" w:val="right" w:leader="dot"/>
+        </w:tabs>
+        <w:spacing w:before="0" w:after="40" w:line="240" w:lineRule="auto"/>
+        <w:ind w:left="1152"/>
+        <w:jc w:val="left"/>
+      </w:pPr>
+      <w:r>
+        <w:rPr>
+          <w:rFonts w:ascii="Times New Roman" w:hAnsi="Times New Roman" w:eastAsia="Times New Roman"/>
+          <w:b w:val="0"/>
+          <w:i w:val="0"/>
+          <w:color w:val="000000"/>
+          <w:sz w:val="24"/>
+        </w:rPr>
+        <w:t>1.3.1 General Objective</w:t>
+      </w:r>
+      <w:r>
+        <w:rPr>
+          <w:rFonts w:ascii="Times New Roman" w:hAnsi="Times New Roman" w:eastAsia="Times New Roman"/>
+          <w:b w:val="0"/>
+          <w:i w:val="0"/>
+          <w:color w:val="000000"/>
+          <w:sz w:val="24"/>
+        </w:rPr>
+        <w:tab/>
+      </w:r>
+      <w:r>
+        <w:rPr>
+          <w:rFonts w:ascii="Times New Roman" w:hAnsi="Times New Roman" w:eastAsia="Times New Roman"/>
+          <w:b w:val="0"/>
+          <w:i w:val="0"/>
+          <w:color w:val="000000"/>
+          <w:sz w:val="24"/>
+        </w:rPr>
+        <w:t>2</w:t>
+      </w:r>
+    </w:p>
+    <w:p>
+      <w:pPr>
+        <w:tabs>
+          <w:tab w:pos="9360" w:val="right" w:leader="dot"/>
+        </w:tabs>
+        <w:spacing w:before="0" w:after="40" w:line="240" w:lineRule="auto"/>
+        <w:ind w:left="1152"/>
+        <w:jc w:val="left"/>
+      </w:pPr>
+      <w:r>
+        <w:rPr>
+          <w:rFonts w:ascii="Times New Roman" w:hAnsi="Times New Roman" w:eastAsia="Times New Roman"/>
+          <w:b w:val="0"/>
+          <w:i w:val="0"/>
+          <w:color w:val="000000"/>
+          <w:sz w:val="24"/>
+        </w:rPr>
+        <w:t>1.3.2 Specific Objectives</w:t>
+      </w:r>
+      <w:r>
+        <w:rPr>
+          <w:rFonts w:ascii="Times New Roman" w:hAnsi="Times New Roman" w:eastAsia="Times New Roman"/>
+          <w:b w:val="0"/>
+          <w:i w:val="0"/>
+          <w:color w:val="000000"/>
+          <w:sz w:val="24"/>
+        </w:rPr>
+        <w:tab/>
+      </w:r>
+      <w:r>
+        <w:rPr>
+          <w:rFonts w:ascii="Times New Roman" w:hAnsi="Times New Roman" w:eastAsia="Times New Roman"/>
+          <w:b w:val="0"/>
+          <w:i w:val="0"/>
+          <w:color w:val="000000"/>
+          <w:sz w:val="24"/>
+        </w:rPr>
+        <w:t>2</w:t>
+      </w:r>
+    </w:p>
+    <w:p>
+      <w:pPr>
+        <w:tabs>
+          <w:tab w:pos="9360" w:val="right" w:leader="dot"/>
+        </w:tabs>
+        <w:spacing w:before="0" w:after="40" w:line="240" w:lineRule="auto"/>
+        <w:ind w:left="576"/>
+        <w:jc w:val="left"/>
+      </w:pPr>
+      <w:r>
+        <w:rPr>
+          <w:rFonts w:ascii="Times New Roman" w:hAnsi="Times New Roman" w:eastAsia="Times New Roman"/>
+          <w:b w:val="0"/>
+          <w:i w:val="0"/>
+          <w:color w:val="000000"/>
+          <w:sz w:val="24"/>
+        </w:rPr>
+        <w:t>1.4 Scope of the Project</w:t>
+      </w:r>
+      <w:r>
+        <w:rPr>
+          <w:rFonts w:ascii="Times New Roman" w:hAnsi="Times New Roman" w:eastAsia="Times New Roman"/>
+          <w:b w:val="0"/>
+          <w:i w:val="0"/>
+          <w:color w:val="000000"/>
+          <w:sz w:val="24"/>
+        </w:rPr>
+        <w:tab/>
+      </w:r>
+      <w:r>
+        <w:rPr>
+          <w:rFonts w:ascii="Times New Roman" w:hAnsi="Times New Roman" w:eastAsia="Times New Roman"/>
+          <w:b w:val="0"/>
+          <w:i w:val="0"/>
+          <w:color w:val="000000"/>
+          <w:sz w:val="24"/>
+        </w:rPr>
+        <w:t>3</w:t>
+      </w:r>
+    </w:p>
+    <w:p>
+      <w:pPr>
+        <w:tabs>
+          <w:tab w:pos="9360" w:val="right" w:leader="dot"/>
+        </w:tabs>
+        <w:spacing w:before="0" w:after="40" w:line="240" w:lineRule="auto"/>
+        <w:ind w:left="1152"/>
+        <w:jc w:val="left"/>
+      </w:pPr>
+      <w:r>
+        <w:rPr>
+          <w:rFonts w:ascii="Times New Roman" w:hAnsi="Times New Roman" w:eastAsia="Times New Roman"/>
+          <w:b w:val="0"/>
+          <w:i w:val="0"/>
+          <w:color w:val="000000"/>
+          <w:sz w:val="24"/>
+        </w:rPr>
+        <w:t>1.4.1 In Scope</w:t>
+      </w:r>
+      <w:r>
+        <w:rPr>
+          <w:rFonts w:ascii="Times New Roman" w:hAnsi="Times New Roman" w:eastAsia="Times New Roman"/>
+          <w:b w:val="0"/>
+          <w:i w:val="0"/>
+          <w:color w:val="000000"/>
+          <w:sz w:val="24"/>
+        </w:rPr>
+        <w:tab/>
+      </w:r>
+      <w:r>
+        <w:rPr>
+          <w:rFonts w:ascii="Times New Roman" w:hAnsi="Times New Roman" w:eastAsia="Times New Roman"/>
+          <w:b w:val="0"/>
+          <w:i w:val="0"/>
+          <w:color w:val="000000"/>
+          <w:sz w:val="24"/>
+        </w:rPr>
+        <w:t>3</w:t>
+      </w:r>
+    </w:p>
+    <w:p>
+      <w:pPr>
+        <w:tabs>
+          <w:tab w:pos="9360" w:val="right" w:leader="dot"/>
+        </w:tabs>
+        <w:spacing w:before="0" w:after="40" w:line="240" w:lineRule="auto"/>
+        <w:ind w:left="1152"/>
+        <w:jc w:val="left"/>
+      </w:pPr>
+      <w:r>
+        <w:rPr>
+          <w:rFonts w:ascii="Times New Roman" w:hAnsi="Times New Roman" w:eastAsia="Times New Roman"/>
+          <w:b w:val="0"/>
+          <w:i w:val="0"/>
+          <w:color w:val="000000"/>
+          <w:sz w:val="24"/>
+        </w:rPr>
+        <w:t>1.4.2 Out of Scope</w:t>
+      </w:r>
+      <w:r>
+        <w:rPr>
+          <w:rFonts w:ascii="Times New Roman" w:hAnsi="Times New Roman" w:eastAsia="Times New Roman"/>
+          <w:b w:val="0"/>
+          <w:i w:val="0"/>
+          <w:color w:val="000000"/>
+          <w:sz w:val="24"/>
+        </w:rPr>
+        <w:tab/>
+      </w:r>
+      <w:r>
+        <w:rPr>
+          <w:rFonts w:ascii="Times New Roman" w:hAnsi="Times New Roman" w:eastAsia="Times New Roman"/>
+          <w:b w:val="0"/>
+          <w:i w:val="0"/>
+          <w:color w:val="000000"/>
+          <w:sz w:val="24"/>
+        </w:rPr>
+        <w:t>3</w:t>
+      </w:r>
+    </w:p>
+    <w:p>
+      <w:pPr>
+        <w:tabs>
+          <w:tab w:pos="9360" w:val="right" w:leader="dot"/>
+        </w:tabs>
+        <w:spacing w:before="0" w:after="40" w:line="240" w:lineRule="auto"/>
+        <w:ind w:left="1152"/>
+        <w:jc w:val="left"/>
+      </w:pPr>
+      <w:r>
+        <w:rPr>
+          <w:rFonts w:ascii="Times New Roman" w:hAnsi="Times New Roman" w:eastAsia="Times New Roman"/>
+          <w:b w:val="0"/>
+          <w:i w:val="0"/>
+          <w:color w:val="000000"/>
+          <w:sz w:val="24"/>
+        </w:rPr>
+        <w:t>1.4.3 Complaint-only scope</w:t>
+      </w:r>
+      <w:r>
+        <w:rPr>
+          <w:rFonts w:ascii="Times New Roman" w:hAnsi="Times New Roman" w:eastAsia="Times New Roman"/>
+          <w:b w:val="0"/>
+          <w:i w:val="0"/>
+          <w:color w:val="000000"/>
+          <w:sz w:val="24"/>
+        </w:rPr>
+        <w:tab/>
+      </w:r>
+      <w:r>
+        <w:rPr>
+          <w:rFonts w:ascii="Times New Roman" w:hAnsi="Times New Roman" w:eastAsia="Times New Roman"/>
+          <w:b w:val="0"/>
+          <w:i w:val="0"/>
+          <w:color w:val="000000"/>
+          <w:sz w:val="24"/>
+        </w:rPr>
+        <w:t>3</w:t>
+      </w:r>
+    </w:p>
+    <w:p>
+      <w:pPr>
+        <w:tabs>
+          <w:tab w:pos="9360" w:val="right" w:leader="dot"/>
+        </w:tabs>
+        <w:spacing w:before="0" w:after="40" w:line="240" w:lineRule="auto"/>
+        <w:ind w:left="576"/>
+        <w:jc w:val="left"/>
+      </w:pPr>
+      <w:r>
+        <w:rPr>
+          <w:rFonts w:ascii="Times New Roman" w:hAnsi="Times New Roman" w:eastAsia="Times New Roman"/>
+          <w:b w:val="0"/>
+          <w:i w:val="0"/>
+          <w:color w:val="000000"/>
+          <w:sz w:val="24"/>
+        </w:rPr>
+        <w:t>1.5 Limitations</w:t>
+      </w:r>
+      <w:r>
+        <w:rPr>
+          <w:rFonts w:ascii="Times New Roman" w:hAnsi="Times New Roman" w:eastAsia="Times New Roman"/>
+          <w:b w:val="0"/>
+          <w:i w:val="0"/>
+          <w:color w:val="000000"/>
+          <w:sz w:val="24"/>
+        </w:rPr>
+        <w:tab/>
+      </w:r>
+      <w:r>
+        <w:rPr>
+          <w:rFonts w:ascii="Times New Roman" w:hAnsi="Times New Roman" w:eastAsia="Times New Roman"/>
+          <w:b w:val="0"/>
+          <w:i w:val="0"/>
+          <w:color w:val="000000"/>
+          <w:sz w:val="24"/>
+        </w:rPr>
+        <w:t>4</w:t>
+      </w:r>
+    </w:p>
+    <w:p>
+      <w:pPr>
+        <w:tabs>
+          <w:tab w:pos="9360" w:val="right" w:leader="dot"/>
+        </w:tabs>
+        <w:spacing w:before="0" w:after="40" w:line="240" w:lineRule="auto"/>
+        <w:ind w:left="576"/>
+        <w:jc w:val="left"/>
+      </w:pPr>
+      <w:r>
+        <w:rPr>
+          <w:rFonts w:ascii="Times New Roman" w:hAnsi="Times New Roman" w:eastAsia="Times New Roman"/>
+          <w:b w:val="0"/>
+          <w:i w:val="0"/>
+          <w:color w:val="000000"/>
+          <w:sz w:val="24"/>
+        </w:rPr>
+        <w:t>1.6 Literature Review and Related Work</w:t>
+      </w:r>
+      <w:r>
+        <w:rPr>
+          <w:rFonts w:ascii="Times New Roman" w:hAnsi="Times New Roman" w:eastAsia="Times New Roman"/>
+          <w:b w:val="0"/>
+          <w:i w:val="0"/>
+          <w:color w:val="000000"/>
+          <w:sz w:val="24"/>
+        </w:rPr>
+        <w:tab/>
+      </w:r>
+      <w:r>
+        <w:rPr>
+          <w:rFonts w:ascii="Times New Roman" w:hAnsi="Times New Roman" w:eastAsia="Times New Roman"/>
+          <w:b w:val="0"/>
+          <w:i w:val="0"/>
+          <w:color w:val="000000"/>
+          <w:sz w:val="24"/>
+        </w:rPr>
+        <w:t>4</w:t>
+      </w:r>
+    </w:p>
+    <w:p>
+      <w:pPr>
+        <w:tabs>
+          <w:tab w:pos="9360" w:val="right" w:leader="dot"/>
+        </w:tabs>
+        <w:spacing w:before="0" w:after="40" w:line="240" w:lineRule="auto"/>
+        <w:ind w:left="576"/>
+        <w:jc w:val="left"/>
+      </w:pPr>
+      <w:r>
+        <w:rPr>
+          <w:rFonts w:ascii="Times New Roman" w:hAnsi="Times New Roman" w:eastAsia="Times New Roman"/>
+          <w:b w:val="0"/>
+          <w:i w:val="0"/>
+          <w:color w:val="000000"/>
+          <w:sz w:val="24"/>
+        </w:rPr>
+        <w:t>1.7 Purpose of the Practical Attachment</w:t>
+      </w:r>
+      <w:r>
+        <w:rPr>
+          <w:rFonts w:ascii="Times New Roman" w:hAnsi="Times New Roman" w:eastAsia="Times New Roman"/>
+          <w:b w:val="0"/>
+          <w:i w:val="0"/>
+          <w:color w:val="000000"/>
+          <w:sz w:val="24"/>
+        </w:rPr>
+        <w:tab/>
+      </w:r>
+      <w:r>
+        <w:rPr>
+          <w:rFonts w:ascii="Times New Roman" w:hAnsi="Times New Roman" w:eastAsia="Times New Roman"/>
+          <w:b w:val="0"/>
+          <w:i w:val="0"/>
+          <w:color w:val="000000"/>
+          <w:sz w:val="24"/>
+        </w:rPr>
+        <w:t>5</w:t>
+      </w:r>
+    </w:p>
+    <w:p>
+      <w:pPr>
+        <w:tabs>
+          <w:tab w:pos="9360" w:val="right" w:leader="dot"/>
+        </w:tabs>
+        <w:spacing w:before="120" w:after="40" w:line="240" w:lineRule="auto"/>
+        <w:ind w:left="0"/>
+        <w:jc w:val="left"/>
+      </w:pPr>
+      <w:r>
+        <w:rPr>
+          <w:rFonts w:ascii="Times New Roman" w:hAnsi="Times New Roman" w:eastAsia="Times New Roman"/>
+          <w:b/>
+          <w:i w:val="0"/>
+          <w:color w:val="000000"/>
+          <w:sz w:val="24"/>
+        </w:rPr>
+        <w:t>CHAPTER TWO: SYSTEM REQUIREMENTS AND DESIGN</w:t>
+      </w:r>
+      <w:r>
+        <w:rPr>
+          <w:rFonts w:ascii="Times New Roman" w:hAnsi="Times New Roman" w:eastAsia="Times New Roman"/>
+          <w:b w:val="0"/>
+          <w:i w:val="0"/>
+          <w:color w:val="000000"/>
+          <w:sz w:val="24"/>
+        </w:rPr>
+        <w:tab/>
+      </w:r>
+      <w:r>
+        <w:rPr>
+          <w:rFonts w:ascii="Times New Roman" w:hAnsi="Times New Roman" w:eastAsia="Times New Roman"/>
+          <w:b/>
+          <w:i w:val="0"/>
+          <w:color w:val="000000"/>
+          <w:sz w:val="24"/>
+        </w:rPr>
+        <w:t>6</w:t>
+      </w:r>
+    </w:p>
+    <w:p>
+      <w:pPr>
+        <w:tabs>
+          <w:tab w:pos="9360" w:val="right" w:leader="dot"/>
+        </w:tabs>
+        <w:spacing w:before="0" w:after="40" w:line="240" w:lineRule="auto"/>
+        <w:ind w:left="576"/>
+        <w:jc w:val="left"/>
+      </w:pPr>
+      <w:r>
+        <w:rPr>
+          <w:rFonts w:ascii="Times New Roman" w:hAnsi="Times New Roman" w:eastAsia="Times New Roman"/>
+          <w:b w:val="0"/>
+          <w:i w:val="0"/>
+          <w:color w:val="000000"/>
+          <w:sz w:val="24"/>
+        </w:rPr>
+        <w:t>2.1 Proposed System</w:t>
+      </w:r>
+      <w:r>
+        <w:rPr>
+          <w:rFonts w:ascii="Times New Roman" w:hAnsi="Times New Roman" w:eastAsia="Times New Roman"/>
+          <w:b w:val="0"/>
+          <w:i w:val="0"/>
+          <w:color w:val="000000"/>
+          <w:sz w:val="24"/>
+        </w:rPr>
+        <w:tab/>
+      </w:r>
+      <w:r>
+        <w:rPr>
+          <w:rFonts w:ascii="Times New Roman" w:hAnsi="Times New Roman" w:eastAsia="Times New Roman"/>
+          <w:b w:val="0"/>
+          <w:i w:val="0"/>
+          <w:color w:val="000000"/>
+          <w:sz w:val="24"/>
+        </w:rPr>
+        <w:t>5</w:t>
+      </w:r>
+    </w:p>
+    <w:p>
+      <w:pPr>
+        <w:tabs>
+          <w:tab w:pos="9360" w:val="right" w:leader="dot"/>
+        </w:tabs>
+        <w:spacing w:before="0" w:after="40" w:line="240" w:lineRule="auto"/>
+        <w:ind w:left="1152"/>
+        <w:jc w:val="left"/>
+      </w:pPr>
+      <w:r>
+        <w:rPr>
+          <w:rFonts w:ascii="Times New Roman" w:hAnsi="Times New Roman" w:eastAsia="Times New Roman"/>
+          <w:b w:val="0"/>
+          <w:i w:val="0"/>
+          <w:color w:val="000000"/>
+          <w:sz w:val="24"/>
+        </w:rPr>
+        <w:t>2.1.1 Citizens Can</w:t>
+      </w:r>
+      <w:r>
+        <w:rPr>
+          <w:rFonts w:ascii="Times New Roman" w:hAnsi="Times New Roman" w:eastAsia="Times New Roman"/>
+          <w:b w:val="0"/>
+          <w:i w:val="0"/>
+          <w:color w:val="000000"/>
+          <w:sz w:val="24"/>
+        </w:rPr>
+        <w:tab/>
+      </w:r>
+      <w:r>
+        <w:rPr>
+          <w:rFonts w:ascii="Times New Roman" w:hAnsi="Times New Roman" w:eastAsia="Times New Roman"/>
+          <w:b w:val="0"/>
+          <w:i w:val="0"/>
+          <w:color w:val="000000"/>
+          <w:sz w:val="24"/>
+        </w:rPr>
+        <w:t>5</w:t>
+      </w:r>
+    </w:p>
+    <w:p>
+      <w:pPr>
+        <w:tabs>
+          <w:tab w:pos="9360" w:val="right" w:leader="dot"/>
+        </w:tabs>
+        <w:spacing w:before="0" w:after="40" w:line="240" w:lineRule="auto"/>
+        <w:ind w:left="1152"/>
+        <w:jc w:val="left"/>
+      </w:pPr>
+      <w:r>
+        <w:rPr>
+          <w:rFonts w:ascii="Times New Roman" w:hAnsi="Times New Roman" w:eastAsia="Times New Roman"/>
+          <w:b w:val="0"/>
+          <w:i w:val="0"/>
+          <w:color w:val="000000"/>
+          <w:sz w:val="24"/>
+        </w:rPr>
+        <w:t>2.1.2 Administrators Can</w:t>
+      </w:r>
+      <w:r>
+        <w:rPr>
+          <w:rFonts w:ascii="Times New Roman" w:hAnsi="Times New Roman" w:eastAsia="Times New Roman"/>
+          <w:b w:val="0"/>
+          <w:i w:val="0"/>
+          <w:color w:val="000000"/>
+          <w:sz w:val="24"/>
+        </w:rPr>
+        <w:tab/>
+      </w:r>
+      <w:r>
+        <w:rPr>
+          <w:rFonts w:ascii="Times New Roman" w:hAnsi="Times New Roman" w:eastAsia="Times New Roman"/>
+          <w:b w:val="0"/>
+          <w:i w:val="0"/>
+          <w:color w:val="000000"/>
+          <w:sz w:val="24"/>
+        </w:rPr>
+        <w:t>5</w:t>
+      </w:r>
+    </w:p>
+    <w:p>
+      <w:pPr>
+        <w:tabs>
+          <w:tab w:pos="9360" w:val="right" w:leader="dot"/>
+        </w:tabs>
+        <w:spacing w:before="0" w:after="40" w:line="240" w:lineRule="auto"/>
+        <w:ind w:left="1152"/>
+        <w:jc w:val="left"/>
+      </w:pPr>
+      <w:r>
+        <w:rPr>
+          <w:rFonts w:ascii="Times New Roman" w:hAnsi="Times New Roman" w:eastAsia="Times New Roman"/>
+          <w:b w:val="0"/>
+          <w:i w:val="0"/>
+          <w:color w:val="000000"/>
+          <w:sz w:val="24"/>
+        </w:rPr>
+        <w:t>2.1.3 Department Officers Can</w:t>
+      </w:r>
+      <w:r>
+        <w:rPr>
+          <w:rFonts w:ascii="Times New Roman" w:hAnsi="Times New Roman" w:eastAsia="Times New Roman"/>
+          <w:b w:val="0"/>
+          <w:i w:val="0"/>
+          <w:color w:val="000000"/>
+          <w:sz w:val="24"/>
+        </w:rPr>
+        <w:tab/>
+      </w:r>
+      <w:r>
+        <w:rPr>
+          <w:rFonts w:ascii="Times New Roman" w:hAnsi="Times New Roman" w:eastAsia="Times New Roman"/>
+          <w:b w:val="0"/>
+          <w:i w:val="0"/>
+          <w:color w:val="000000"/>
+          <w:sz w:val="24"/>
+        </w:rPr>
+        <w:t>6</w:t>
+      </w:r>
+    </w:p>
+    <w:p>
+      <w:pPr>
+        <w:tabs>
+          <w:tab w:pos="9360" w:val="right" w:leader="dot"/>
+        </w:tabs>
+        <w:spacing w:before="0" w:after="40" w:line="240" w:lineRule="auto"/>
+        <w:ind w:left="576"/>
+        <w:jc w:val="left"/>
+      </w:pPr>
+      <w:r>
+        <w:rPr>
+          <w:rFonts w:ascii="Times New Roman" w:hAnsi="Times New Roman" w:eastAsia="Times New Roman"/>
+          <w:b w:val="0"/>
+          <w:i w:val="0"/>
+          <w:color w:val="000000"/>
+          <w:sz w:val="24"/>
+        </w:rPr>
+        <w:t>2.2 Actors of the System</w:t>
+      </w:r>
+      <w:r>
+        <w:rPr>
+          <w:rFonts w:ascii="Times New Roman" w:hAnsi="Times New Roman" w:eastAsia="Times New Roman"/>
+          <w:b w:val="0"/>
+          <w:i w:val="0"/>
+          <w:color w:val="000000"/>
+          <w:sz w:val="24"/>
+        </w:rPr>
+        <w:tab/>
+      </w:r>
+      <w:r>
+        <w:rPr>
+          <w:rFonts w:ascii="Times New Roman" w:hAnsi="Times New Roman" w:eastAsia="Times New Roman"/>
+          <w:b w:val="0"/>
+          <w:i w:val="0"/>
+          <w:color w:val="000000"/>
+          <w:sz w:val="24"/>
+        </w:rPr>
+        <w:t>6</w:t>
+      </w:r>
+    </w:p>
+    <w:p>
+      <w:pPr>
+        <w:tabs>
+          <w:tab w:pos="9360" w:val="right" w:leader="dot"/>
+        </w:tabs>
+        <w:spacing w:before="0" w:after="40" w:line="240" w:lineRule="auto"/>
+        <w:ind w:left="1152"/>
+        <w:jc w:val="left"/>
+      </w:pPr>
+      <w:r>
+        <w:rPr>
+          <w:rFonts w:ascii="Times New Roman" w:hAnsi="Times New Roman" w:eastAsia="Times New Roman"/>
+          <w:b w:val="0"/>
+          <w:i w:val="0"/>
+          <w:color w:val="000000"/>
+          <w:sz w:val="24"/>
+        </w:rPr>
+        <w:t>2.2.1 Citizen</w:t>
+      </w:r>
+      <w:r>
+        <w:rPr>
+          <w:rFonts w:ascii="Times New Roman" w:hAnsi="Times New Roman" w:eastAsia="Times New Roman"/>
+          <w:b w:val="0"/>
+          <w:i w:val="0"/>
+          <w:color w:val="000000"/>
+          <w:sz w:val="24"/>
+        </w:rPr>
+        <w:tab/>
+      </w:r>
+      <w:r>
+        <w:rPr>
+          <w:rFonts w:ascii="Times New Roman" w:hAnsi="Times New Roman" w:eastAsia="Times New Roman"/>
+          <w:b w:val="0"/>
+          <w:i w:val="0"/>
+          <w:color w:val="000000"/>
+          <w:sz w:val="24"/>
+        </w:rPr>
+        <w:t>6</w:t>
+      </w:r>
+    </w:p>
+    <w:p>
+      <w:pPr>
+        <w:tabs>
+          <w:tab w:pos="9360" w:val="right" w:leader="dot"/>
+        </w:tabs>
+        <w:spacing w:before="0" w:after="40" w:line="240" w:lineRule="auto"/>
+        <w:ind w:left="1152"/>
+        <w:jc w:val="left"/>
+      </w:pPr>
+      <w:r>
+        <w:rPr>
+          <w:rFonts w:ascii="Times New Roman" w:hAnsi="Times New Roman" w:eastAsia="Times New Roman"/>
+          <w:b w:val="0"/>
+          <w:i w:val="0"/>
+          <w:color w:val="000000"/>
+          <w:sz w:val="24"/>
+        </w:rPr>
+        <w:t>2.2.2 Administrator</w:t>
+      </w:r>
+      <w:r>
+        <w:rPr>
+          <w:rFonts w:ascii="Times New Roman" w:hAnsi="Times New Roman" w:eastAsia="Times New Roman"/>
+          <w:b w:val="0"/>
+          <w:i w:val="0"/>
+          <w:color w:val="000000"/>
+          <w:sz w:val="24"/>
+        </w:rPr>
+        <w:tab/>
+      </w:r>
+      <w:r>
+        <w:rPr>
+          <w:rFonts w:ascii="Times New Roman" w:hAnsi="Times New Roman" w:eastAsia="Times New Roman"/>
+          <w:b w:val="0"/>
+          <w:i w:val="0"/>
+          <w:color w:val="000000"/>
+          <w:sz w:val="24"/>
+        </w:rPr>
+        <w:t>6</w:t>
+      </w:r>
+    </w:p>
+    <w:p>
+      <w:pPr>
+        <w:tabs>
+          <w:tab w:pos="9360" w:val="right" w:leader="dot"/>
+        </w:tabs>
+        <w:spacing w:before="0" w:after="40" w:line="240" w:lineRule="auto"/>
+        <w:ind w:left="1152"/>
+        <w:jc w:val="left"/>
+      </w:pPr>
+      <w:r>
+        <w:rPr>
+          <w:rFonts w:ascii="Times New Roman" w:hAnsi="Times New Roman" w:eastAsia="Times New Roman"/>
+          <w:b w:val="0"/>
+          <w:i w:val="0"/>
+          <w:color w:val="000000"/>
+          <w:sz w:val="24"/>
+        </w:rPr>
+        <w:t>2.2.3 Department Officer</w:t>
+      </w:r>
+      <w:r>
+        <w:rPr>
+          <w:rFonts w:ascii="Times New Roman" w:hAnsi="Times New Roman" w:eastAsia="Times New Roman"/>
+          <w:b w:val="0"/>
+          <w:i w:val="0"/>
+          <w:color w:val="000000"/>
+          <w:sz w:val="24"/>
+        </w:rPr>
+        <w:tab/>
+      </w:r>
+      <w:r>
+        <w:rPr>
+          <w:rFonts w:ascii="Times New Roman" w:hAnsi="Times New Roman" w:eastAsia="Times New Roman"/>
+          <w:b w:val="0"/>
+          <w:i w:val="0"/>
+          <w:color w:val="000000"/>
+          <w:sz w:val="24"/>
+        </w:rPr>
+        <w:t>6</w:t>
+      </w:r>
+    </w:p>
+    <w:p>
+      <w:pPr>
+        <w:tabs>
+          <w:tab w:pos="9360" w:val="right" w:leader="dot"/>
+        </w:tabs>
+        <w:spacing w:before="0" w:after="40" w:line="240" w:lineRule="auto"/>
+        <w:ind w:left="576"/>
+        <w:jc w:val="left"/>
+      </w:pPr>
+      <w:r>
+        <w:rPr>
+          <w:rFonts w:ascii="Times New Roman" w:hAnsi="Times New Roman" w:eastAsia="Times New Roman"/>
+          <w:b w:val="0"/>
+          <w:i w:val="0"/>
+          <w:color w:val="000000"/>
+          <w:sz w:val="24"/>
+        </w:rPr>
+        <w:t>2.3 Functional Requirements</w:t>
+      </w:r>
+      <w:r>
+        <w:rPr>
+          <w:rFonts w:ascii="Times New Roman" w:hAnsi="Times New Roman" w:eastAsia="Times New Roman"/>
+          <w:b w:val="0"/>
+          <w:i w:val="0"/>
+          <w:color w:val="000000"/>
+          <w:sz w:val="24"/>
+        </w:rPr>
+        <w:tab/>
+      </w:r>
+      <w:r>
+        <w:rPr>
+          <w:rFonts w:ascii="Times New Roman" w:hAnsi="Times New Roman" w:eastAsia="Times New Roman"/>
+          <w:b w:val="0"/>
+          <w:i w:val="0"/>
+          <w:color w:val="000000"/>
+          <w:sz w:val="24"/>
+        </w:rPr>
+        <w:t>7</w:t>
+      </w:r>
+    </w:p>
+    <w:p>
+      <w:pPr>
+        <w:tabs>
+          <w:tab w:pos="9360" w:val="right" w:leader="dot"/>
+        </w:tabs>
+        <w:spacing w:before="0" w:after="40" w:line="240" w:lineRule="auto"/>
+        <w:ind w:left="1152"/>
+        <w:jc w:val="left"/>
+      </w:pPr>
+      <w:r>
+        <w:rPr>
+          <w:rFonts w:ascii="Times New Roman" w:hAnsi="Times New Roman" w:eastAsia="Times New Roman"/>
+          <w:b w:val="0"/>
+          <w:i w:val="0"/>
+          <w:color w:val="000000"/>
+          <w:sz w:val="24"/>
+        </w:rPr>
+        <w:t>2.3.1 Complaint Categories (Predefined)</w:t>
+      </w:r>
+      <w:r>
+        <w:rPr>
+          <w:rFonts w:ascii="Times New Roman" w:hAnsi="Times New Roman" w:eastAsia="Times New Roman"/>
+          <w:b w:val="0"/>
+          <w:i w:val="0"/>
+          <w:color w:val="000000"/>
+          <w:sz w:val="24"/>
+        </w:rPr>
+        <w:tab/>
+      </w:r>
+      <w:r>
+        <w:rPr>
+          <w:rFonts w:ascii="Times New Roman" w:hAnsi="Times New Roman" w:eastAsia="Times New Roman"/>
+          <w:b w:val="0"/>
+          <w:i w:val="0"/>
+          <w:color w:val="000000"/>
+          <w:sz w:val="24"/>
+        </w:rPr>
+        <w:t>7</w:t>
+      </w:r>
+    </w:p>
+    <w:p>
+      <w:pPr>
+        <w:tabs>
+          <w:tab w:pos="9360" w:val="right" w:leader="dot"/>
+        </w:tabs>
+        <w:spacing w:before="0" w:after="40" w:line="240" w:lineRule="auto"/>
+        <w:ind w:left="1152"/>
+        <w:jc w:val="left"/>
+      </w:pPr>
+      <w:r>
+        <w:rPr>
+          <w:rFonts w:ascii="Times New Roman" w:hAnsi="Times New Roman" w:eastAsia="Times New Roman"/>
+          <w:b w:val="0"/>
+          <w:i w:val="0"/>
+          <w:color w:val="000000"/>
+          <w:sz w:val="24"/>
+        </w:rPr>
+        <w:t>2.3.2 Location (Adama)</w:t>
+      </w:r>
+      <w:r>
+        <w:rPr>
+          <w:rFonts w:ascii="Times New Roman" w:hAnsi="Times New Roman" w:eastAsia="Times New Roman"/>
+          <w:b w:val="0"/>
+          <w:i w:val="0"/>
+          <w:color w:val="000000"/>
+          <w:sz w:val="24"/>
+        </w:rPr>
+        <w:tab/>
+      </w:r>
+      <w:r>
+        <w:rPr>
+          <w:rFonts w:ascii="Times New Roman" w:hAnsi="Times New Roman" w:eastAsia="Times New Roman"/>
+          <w:b w:val="0"/>
+          <w:i w:val="0"/>
+          <w:color w:val="000000"/>
+          <w:sz w:val="24"/>
+        </w:rPr>
+        <w:t>7</w:t>
+      </w:r>
+    </w:p>
+    <w:p>
+      <w:pPr>
+        <w:tabs>
+          <w:tab w:pos="9360" w:val="right" w:leader="dot"/>
+        </w:tabs>
+        <w:spacing w:before="0" w:after="40" w:line="240" w:lineRule="auto"/>
+        <w:ind w:left="1152"/>
+        <w:jc w:val="left"/>
+      </w:pPr>
+      <w:r>
+        <w:rPr>
+          <w:rFonts w:ascii="Times New Roman" w:hAnsi="Times New Roman" w:eastAsia="Times New Roman"/>
+          <w:b w:val="0"/>
+          <w:i w:val="0"/>
+          <w:color w:val="000000"/>
+          <w:sz w:val="24"/>
+        </w:rPr>
+        <w:t>2.3.3 Status Values</w:t>
+      </w:r>
+      <w:r>
+        <w:rPr>
+          <w:rFonts w:ascii="Times New Roman" w:hAnsi="Times New Roman" w:eastAsia="Times New Roman"/>
+          <w:b w:val="0"/>
+          <w:i w:val="0"/>
+          <w:color w:val="000000"/>
+          <w:sz w:val="24"/>
+        </w:rPr>
+        <w:tab/>
+      </w:r>
+      <w:r>
+        <w:rPr>
+          <w:rFonts w:ascii="Times New Roman" w:hAnsi="Times New Roman" w:eastAsia="Times New Roman"/>
+          <w:b w:val="0"/>
+          <w:i w:val="0"/>
+          <w:color w:val="000000"/>
+          <w:sz w:val="24"/>
+        </w:rPr>
+        <w:t>7</w:t>
+      </w:r>
+    </w:p>
+    <w:p>
+      <w:pPr>
+        <w:tabs>
+          <w:tab w:pos="9360" w:val="right" w:leader="dot"/>
+        </w:tabs>
+        <w:spacing w:before="0" w:after="40" w:line="240" w:lineRule="auto"/>
+        <w:ind w:left="1152"/>
+        <w:jc w:val="left"/>
+      </w:pPr>
+      <w:r>
+        <w:rPr>
+          <w:rFonts w:ascii="Times New Roman" w:hAnsi="Times New Roman" w:eastAsia="Times New Roman"/>
+          <w:b w:val="0"/>
+          <w:i w:val="0"/>
+          <w:color w:val="000000"/>
+          <w:sz w:val="24"/>
+        </w:rPr>
+        <w:t>2.3.4 Status Transition Rules (Implemented)</w:t>
+      </w:r>
+      <w:r>
+        <w:rPr>
+          <w:rFonts w:ascii="Times New Roman" w:hAnsi="Times New Roman" w:eastAsia="Times New Roman"/>
+          <w:b w:val="0"/>
+          <w:i w:val="0"/>
+          <w:color w:val="000000"/>
+          <w:sz w:val="24"/>
+        </w:rPr>
+        <w:tab/>
+      </w:r>
+      <w:r>
+        <w:rPr>
+          <w:rFonts w:ascii="Times New Roman" w:hAnsi="Times New Roman" w:eastAsia="Times New Roman"/>
+          <w:b w:val="0"/>
+          <w:i w:val="0"/>
+          <w:color w:val="000000"/>
+          <w:sz w:val="24"/>
+        </w:rPr>
+        <w:t>8</w:t>
+      </w:r>
+    </w:p>
+    <w:p>
+      <w:pPr>
+        <w:tabs>
+          <w:tab w:pos="9360" w:val="right" w:leader="dot"/>
+        </w:tabs>
+        <w:spacing w:before="0" w:after="40" w:line="240" w:lineRule="auto"/>
+        <w:ind w:left="576"/>
+        <w:jc w:val="left"/>
+      </w:pPr>
+      <w:r>
+        <w:rPr>
+          <w:rFonts w:ascii="Times New Roman" w:hAnsi="Times New Roman" w:eastAsia="Times New Roman"/>
+          <w:b w:val="0"/>
+          <w:i w:val="0"/>
+          <w:color w:val="000000"/>
+          <w:sz w:val="24"/>
+        </w:rPr>
+        <w:t>2.4 Non-Functional Requirements</w:t>
+      </w:r>
+      <w:r>
+        <w:rPr>
+          <w:rFonts w:ascii="Times New Roman" w:hAnsi="Times New Roman" w:eastAsia="Times New Roman"/>
+          <w:b w:val="0"/>
+          <w:i w:val="0"/>
+          <w:color w:val="000000"/>
+          <w:sz w:val="24"/>
+        </w:rPr>
+        <w:tab/>
+      </w:r>
+      <w:r>
+        <w:rPr>
+          <w:rFonts w:ascii="Times New Roman" w:hAnsi="Times New Roman" w:eastAsia="Times New Roman"/>
+          <w:b w:val="0"/>
+          <w:i w:val="0"/>
+          <w:color w:val="000000"/>
+          <w:sz w:val="24"/>
+        </w:rPr>
+        <w:t>8</w:t>
+      </w:r>
+    </w:p>
+    <w:p>
+      <w:pPr>
+        <w:tabs>
+          <w:tab w:pos="9360" w:val="right" w:leader="dot"/>
+        </w:tabs>
+        <w:spacing w:before="0" w:after="40" w:line="240" w:lineRule="auto"/>
+        <w:ind w:left="1152"/>
+        <w:jc w:val="left"/>
+      </w:pPr>
+      <w:r>
+        <w:rPr>
+          <w:rFonts w:ascii="Times New Roman" w:hAnsi="Times New Roman" w:eastAsia="Times New Roman"/>
+          <w:b w:val="0"/>
+          <w:i w:val="0"/>
+          <w:color w:val="000000"/>
+          <w:sz w:val="24"/>
+        </w:rPr>
+        <w:t>2.4.1 Security</w:t>
+      </w:r>
+      <w:r>
+        <w:rPr>
+          <w:rFonts w:ascii="Times New Roman" w:hAnsi="Times New Roman" w:eastAsia="Times New Roman"/>
+          <w:b w:val="0"/>
+          <w:i w:val="0"/>
+          <w:color w:val="000000"/>
+          <w:sz w:val="24"/>
+        </w:rPr>
+        <w:tab/>
+      </w:r>
+      <w:r>
+        <w:rPr>
+          <w:rFonts w:ascii="Times New Roman" w:hAnsi="Times New Roman" w:eastAsia="Times New Roman"/>
+          <w:b w:val="0"/>
+          <w:i w:val="0"/>
+          <w:color w:val="000000"/>
+          <w:sz w:val="24"/>
+        </w:rPr>
+        <w:t>8</w:t>
+      </w:r>
+    </w:p>
+    <w:p>
+      <w:pPr>
+        <w:tabs>
+          <w:tab w:pos="9360" w:val="right" w:leader="dot"/>
+        </w:tabs>
+        <w:spacing w:before="0" w:after="40" w:line="240" w:lineRule="auto"/>
+        <w:ind w:left="1152"/>
+        <w:jc w:val="left"/>
+      </w:pPr>
+      <w:r>
+        <w:rPr>
+          <w:rFonts w:ascii="Times New Roman" w:hAnsi="Times New Roman" w:eastAsia="Times New Roman"/>
+          <w:b w:val="0"/>
+          <w:i w:val="0"/>
+          <w:color w:val="000000"/>
+          <w:sz w:val="24"/>
+        </w:rPr>
+        <w:t>2.4.2 Performance</w:t>
+      </w:r>
+      <w:r>
+        <w:rPr>
+          <w:rFonts w:ascii="Times New Roman" w:hAnsi="Times New Roman" w:eastAsia="Times New Roman"/>
+          <w:b w:val="0"/>
+          <w:i w:val="0"/>
+          <w:color w:val="000000"/>
+          <w:sz w:val="24"/>
+        </w:rPr>
+        <w:tab/>
+      </w:r>
+      <w:r>
+        <w:rPr>
+          <w:rFonts w:ascii="Times New Roman" w:hAnsi="Times New Roman" w:eastAsia="Times New Roman"/>
+          <w:b w:val="0"/>
+          <w:i w:val="0"/>
+          <w:color w:val="000000"/>
+          <w:sz w:val="24"/>
+        </w:rPr>
+        <w:t>8</w:t>
+      </w:r>
+    </w:p>
+    <w:p>
+      <w:pPr>
+        <w:tabs>
+          <w:tab w:pos="9360" w:val="right" w:leader="dot"/>
+        </w:tabs>
+        <w:spacing w:before="0" w:after="40" w:line="240" w:lineRule="auto"/>
+        <w:ind w:left="1152"/>
+        <w:jc w:val="left"/>
+      </w:pPr>
+      <w:r>
+        <w:rPr>
+          <w:rFonts w:ascii="Times New Roman" w:hAnsi="Times New Roman" w:eastAsia="Times New Roman"/>
+          <w:b w:val="0"/>
+          <w:i w:val="0"/>
+          <w:color w:val="000000"/>
+          <w:sz w:val="24"/>
+        </w:rPr>
+        <w:t>2.4.3 Reliability</w:t>
+      </w:r>
+      <w:r>
+        <w:rPr>
+          <w:rFonts w:ascii="Times New Roman" w:hAnsi="Times New Roman" w:eastAsia="Times New Roman"/>
+          <w:b w:val="0"/>
+          <w:i w:val="0"/>
+          <w:color w:val="000000"/>
+          <w:sz w:val="24"/>
+        </w:rPr>
+        <w:tab/>
+      </w:r>
+      <w:r>
+        <w:rPr>
+          <w:rFonts w:ascii="Times New Roman" w:hAnsi="Times New Roman" w:eastAsia="Times New Roman"/>
+          <w:b w:val="0"/>
+          <w:i w:val="0"/>
+          <w:color w:val="000000"/>
+          <w:sz w:val="24"/>
+        </w:rPr>
+        <w:t>9</w:t>
+      </w:r>
+    </w:p>
+    <w:p>
+      <w:pPr>
+        <w:tabs>
+          <w:tab w:pos="9360" w:val="right" w:leader="dot"/>
+        </w:tabs>
+        <w:spacing w:before="0" w:after="40" w:line="240" w:lineRule="auto"/>
+        <w:ind w:left="1152"/>
+        <w:jc w:val="left"/>
+      </w:pPr>
+      <w:r>
+        <w:rPr>
+          <w:rFonts w:ascii="Times New Roman" w:hAnsi="Times New Roman" w:eastAsia="Times New Roman"/>
+          <w:b w:val="0"/>
+          <w:i w:val="0"/>
+          <w:color w:val="000000"/>
+          <w:sz w:val="24"/>
+        </w:rPr>
+        <w:t>2.4.4 Usability</w:t>
+      </w:r>
+      <w:r>
+        <w:rPr>
+          <w:rFonts w:ascii="Times New Roman" w:hAnsi="Times New Roman" w:eastAsia="Times New Roman"/>
+          <w:b w:val="0"/>
+          <w:i w:val="0"/>
+          <w:color w:val="000000"/>
+          <w:sz w:val="24"/>
+        </w:rPr>
+        <w:tab/>
+      </w:r>
+      <w:r>
+        <w:rPr>
+          <w:rFonts w:ascii="Times New Roman" w:hAnsi="Times New Roman" w:eastAsia="Times New Roman"/>
+          <w:b w:val="0"/>
+          <w:i w:val="0"/>
+          <w:color w:val="000000"/>
+          <w:sz w:val="24"/>
+        </w:rPr>
+        <w:t>9</w:t>
+      </w:r>
+    </w:p>
+    <w:p>
+      <w:pPr>
+        <w:tabs>
+          <w:tab w:pos="9360" w:val="right" w:leader="dot"/>
+        </w:tabs>
+        <w:spacing w:before="0" w:after="40" w:line="240" w:lineRule="auto"/>
+        <w:ind w:left="1152"/>
+        <w:jc w:val="left"/>
+      </w:pPr>
+      <w:r>
+        <w:rPr>
+          <w:rFonts w:ascii="Times New Roman" w:hAnsi="Times New Roman" w:eastAsia="Times New Roman"/>
+          <w:b w:val="0"/>
+          <w:i w:val="0"/>
+          <w:color w:val="000000"/>
+          <w:sz w:val="24"/>
+        </w:rPr>
+        <w:t>2.4.5 Scalability</w:t>
+      </w:r>
+      <w:r>
+        <w:rPr>
+          <w:rFonts w:ascii="Times New Roman" w:hAnsi="Times New Roman" w:eastAsia="Times New Roman"/>
+          <w:b w:val="0"/>
+          <w:i w:val="0"/>
+          <w:color w:val="000000"/>
+          <w:sz w:val="24"/>
+        </w:rPr>
+        <w:tab/>
+      </w:r>
+      <w:r>
+        <w:rPr>
+          <w:rFonts w:ascii="Times New Roman" w:hAnsi="Times New Roman" w:eastAsia="Times New Roman"/>
+          <w:b w:val="0"/>
+          <w:i w:val="0"/>
+          <w:color w:val="000000"/>
+          <w:sz w:val="24"/>
+        </w:rPr>
+        <w:t>9</w:t>
+      </w:r>
+    </w:p>
+    <w:p>
+      <w:pPr>
+        <w:tabs>
+          <w:tab w:pos="9360" w:val="right" w:leader="dot"/>
+        </w:tabs>
+        <w:spacing w:before="0" w:after="40" w:line="240" w:lineRule="auto"/>
+        <w:ind w:left="1152"/>
+        <w:jc w:val="left"/>
+      </w:pPr>
+      <w:r>
+        <w:rPr>
+          <w:rFonts w:ascii="Times New Roman" w:hAnsi="Times New Roman" w:eastAsia="Times New Roman"/>
+          <w:b w:val="0"/>
+          <w:i w:val="0"/>
+          <w:color w:val="000000"/>
+          <w:sz w:val="24"/>
+        </w:rPr>
+        <w:t>2.4.6 Maintainability</w:t>
+      </w:r>
+      <w:r>
+        <w:rPr>
+          <w:rFonts w:ascii="Times New Roman" w:hAnsi="Times New Roman" w:eastAsia="Times New Roman"/>
+          <w:b w:val="0"/>
+          <w:i w:val="0"/>
+          <w:color w:val="000000"/>
+          <w:sz w:val="24"/>
+        </w:rPr>
+        <w:tab/>
+      </w:r>
+      <w:r>
+        <w:rPr>
+          <w:rFonts w:ascii="Times New Roman" w:hAnsi="Times New Roman" w:eastAsia="Times New Roman"/>
+          <w:b w:val="0"/>
+          <w:i w:val="0"/>
+          <w:color w:val="000000"/>
+          <w:sz w:val="24"/>
+        </w:rPr>
+        <w:t>9</w:t>
+      </w:r>
+    </w:p>
+    <w:p>
+      <w:pPr>
+        <w:tabs>
+          <w:tab w:pos="9360" w:val="right" w:leader="dot"/>
+        </w:tabs>
+        <w:spacing w:before="0" w:after="40" w:line="240" w:lineRule="auto"/>
+        <w:ind w:left="576"/>
+        <w:jc w:val="left"/>
+      </w:pPr>
+      <w:r>
+        <w:rPr>
+          <w:rFonts w:ascii="Times New Roman" w:hAnsi="Times New Roman" w:eastAsia="Times New Roman"/>
+          <w:b w:val="0"/>
+          <w:i w:val="0"/>
+          <w:color w:val="000000"/>
+          <w:sz w:val="24"/>
+        </w:rPr>
+        <w:t>2.5 System Architecture</w:t>
+      </w:r>
+      <w:r>
+        <w:rPr>
+          <w:rFonts w:ascii="Times New Roman" w:hAnsi="Times New Roman" w:eastAsia="Times New Roman"/>
+          <w:b w:val="0"/>
+          <w:i w:val="0"/>
+          <w:color w:val="000000"/>
+          <w:sz w:val="24"/>
+        </w:rPr>
+        <w:tab/>
+      </w:r>
+      <w:r>
+        <w:rPr>
+          <w:rFonts w:ascii="Times New Roman" w:hAnsi="Times New Roman" w:eastAsia="Times New Roman"/>
+          <w:b w:val="0"/>
+          <w:i w:val="0"/>
+          <w:color w:val="000000"/>
+          <w:sz w:val="24"/>
+        </w:rPr>
+        <w:t>10</w:t>
+      </w:r>
+    </w:p>
+    <w:p>
+      <w:pPr>
+        <w:tabs>
+          <w:tab w:pos="9360" w:val="right" w:leader="dot"/>
+        </w:tabs>
+        <w:spacing w:before="0" w:after="40" w:line="240" w:lineRule="auto"/>
+        <w:ind w:left="576"/>
+        <w:jc w:val="left"/>
+      </w:pPr>
+      <w:r>
+        <w:rPr>
+          <w:rFonts w:ascii="Times New Roman" w:hAnsi="Times New Roman" w:eastAsia="Times New Roman"/>
+          <w:b w:val="0"/>
+          <w:i w:val="0"/>
+          <w:color w:val="000000"/>
+          <w:sz w:val="24"/>
+        </w:rPr>
+        <w:t>2.6 Use Case Diagram</w:t>
+      </w:r>
+      <w:r>
+        <w:rPr>
+          <w:rFonts w:ascii="Times New Roman" w:hAnsi="Times New Roman" w:eastAsia="Times New Roman"/>
+          <w:b w:val="0"/>
+          <w:i w:val="0"/>
+          <w:color w:val="000000"/>
+          <w:sz w:val="24"/>
+        </w:rPr>
+        <w:tab/>
+      </w:r>
+      <w:r>
+        <w:rPr>
+          <w:rFonts w:ascii="Times New Roman" w:hAnsi="Times New Roman" w:eastAsia="Times New Roman"/>
+          <w:b w:val="0"/>
+          <w:i w:val="0"/>
+          <w:color w:val="000000"/>
+          <w:sz w:val="24"/>
+        </w:rPr>
+        <w:t>10</w:t>
+      </w:r>
+    </w:p>
+    <w:p>
+      <w:pPr>
+        <w:tabs>
+          <w:tab w:pos="9360" w:val="right" w:leader="dot"/>
+        </w:tabs>
+        <w:spacing w:before="0" w:after="40" w:line="240" w:lineRule="auto"/>
+        <w:ind w:left="576"/>
+        <w:jc w:val="left"/>
+      </w:pPr>
+      <w:r>
+        <w:rPr>
+          <w:rFonts w:ascii="Times New Roman" w:hAnsi="Times New Roman" w:eastAsia="Times New Roman"/>
+          <w:b w:val="0"/>
+          <w:i w:val="0"/>
+          <w:color w:val="000000"/>
+          <w:sz w:val="24"/>
+        </w:rPr>
+        <w:t>2.7 Entity-Relationship Diagram</w:t>
+      </w:r>
+      <w:r>
+        <w:rPr>
+          <w:rFonts w:ascii="Times New Roman" w:hAnsi="Times New Roman" w:eastAsia="Times New Roman"/>
+          <w:b w:val="0"/>
+          <w:i w:val="0"/>
+          <w:color w:val="000000"/>
+          <w:sz w:val="24"/>
+        </w:rPr>
+        <w:tab/>
+      </w:r>
+      <w:r>
+        <w:rPr>
+          <w:rFonts w:ascii="Times New Roman" w:hAnsi="Times New Roman" w:eastAsia="Times New Roman"/>
+          <w:b w:val="0"/>
+          <w:i w:val="0"/>
+          <w:color w:val="000000"/>
+          <w:sz w:val="24"/>
+        </w:rPr>
+        <w:t>11</w:t>
+      </w:r>
+    </w:p>
+    <w:p>
+      <w:pPr>
+        <w:tabs>
+          <w:tab w:pos="9360" w:val="right" w:leader="dot"/>
+        </w:tabs>
+        <w:spacing w:before="0" w:after="40" w:line="240" w:lineRule="auto"/>
+        <w:ind w:left="576"/>
+        <w:jc w:val="left"/>
+      </w:pPr>
+      <w:r>
+        <w:rPr>
+          <w:rFonts w:ascii="Times New Roman" w:hAnsi="Times New Roman" w:eastAsia="Times New Roman"/>
+          <w:b w:val="0"/>
+          <w:i w:val="0"/>
+          <w:color w:val="000000"/>
+          <w:sz w:val="24"/>
+        </w:rPr>
+        <w:t>2.8 Data Flow Diagram (Level 0)</w:t>
+      </w:r>
+      <w:r>
+        <w:rPr>
+          <w:rFonts w:ascii="Times New Roman" w:hAnsi="Times New Roman" w:eastAsia="Times New Roman"/>
+          <w:b w:val="0"/>
+          <w:i w:val="0"/>
+          <w:color w:val="000000"/>
+          <w:sz w:val="24"/>
+        </w:rPr>
+        <w:tab/>
+      </w:r>
+      <w:r>
+        <w:rPr>
+          <w:rFonts w:ascii="Times New Roman" w:hAnsi="Times New Roman" w:eastAsia="Times New Roman"/>
+          <w:b w:val="0"/>
+          <w:i w:val="0"/>
+          <w:color w:val="000000"/>
+          <w:sz w:val="24"/>
+        </w:rPr>
+        <w:t>12</w:t>
+      </w:r>
+    </w:p>
+    <w:p>
+      <w:pPr>
+        <w:tabs>
+          <w:tab w:pos="9360" w:val="right" w:leader="dot"/>
+        </w:tabs>
+        <w:spacing w:before="0" w:after="40" w:line="240" w:lineRule="auto"/>
+        <w:ind w:left="576"/>
+        <w:jc w:val="left"/>
+      </w:pPr>
+      <w:r>
+        <w:rPr>
+          <w:rFonts w:ascii="Times New Roman" w:hAnsi="Times New Roman" w:eastAsia="Times New Roman"/>
+          <w:b w:val="0"/>
+          <w:i w:val="0"/>
+          <w:color w:val="000000"/>
+          <w:sz w:val="24"/>
+        </w:rPr>
+        <w:t>2.9 System Workflow</w:t>
+      </w:r>
+      <w:r>
+        <w:rPr>
+          <w:rFonts w:ascii="Times New Roman" w:hAnsi="Times New Roman" w:eastAsia="Times New Roman"/>
+          <w:b w:val="0"/>
+          <w:i w:val="0"/>
+          <w:color w:val="000000"/>
+          <w:sz w:val="24"/>
+        </w:rPr>
+        <w:tab/>
+      </w:r>
+      <w:r>
+        <w:rPr>
+          <w:rFonts w:ascii="Times New Roman" w:hAnsi="Times New Roman" w:eastAsia="Times New Roman"/>
+          <w:b w:val="0"/>
+          <w:i w:val="0"/>
+          <w:color w:val="000000"/>
+          <w:sz w:val="24"/>
+        </w:rPr>
+        <w:t>12</w:t>
+      </w:r>
+    </w:p>
+    <w:p>
+      <w:pPr>
+        <w:tabs>
+          <w:tab w:pos="9360" w:val="right" w:leader="dot"/>
+        </w:tabs>
+        <w:spacing w:before="0" w:after="40" w:line="240" w:lineRule="auto"/>
+        <w:ind w:left="576"/>
+        <w:jc w:val="left"/>
+      </w:pPr>
+      <w:r>
+        <w:rPr>
+          <w:rFonts w:ascii="Times New Roman" w:hAnsi="Times New Roman" w:eastAsia="Times New Roman"/>
+          <w:b w:val="0"/>
+          <w:i w:val="0"/>
+          <w:color w:val="000000"/>
+          <w:sz w:val="24"/>
+        </w:rPr>
+        <w:t>2.10 Technology Stack and Development Tools</w:t>
+      </w:r>
+      <w:r>
+        <w:rPr>
+          <w:rFonts w:ascii="Times New Roman" w:hAnsi="Times New Roman" w:eastAsia="Times New Roman"/>
+          <w:b w:val="0"/>
+          <w:i w:val="0"/>
+          <w:color w:val="000000"/>
+          <w:sz w:val="24"/>
+        </w:rPr>
+        <w:tab/>
+      </w:r>
+      <w:r>
+        <w:rPr>
+          <w:rFonts w:ascii="Times New Roman" w:hAnsi="Times New Roman" w:eastAsia="Times New Roman"/>
+          <w:b w:val="0"/>
+          <w:i w:val="0"/>
+          <w:color w:val="000000"/>
+          <w:sz w:val="24"/>
+        </w:rPr>
+        <w:t>13</w:t>
+      </w:r>
+    </w:p>
+    <w:p>
+      <w:pPr>
+        <w:tabs>
+          <w:tab w:pos="9360" w:val="right" w:leader="dot"/>
+        </w:tabs>
+        <w:spacing w:before="0" w:after="40" w:line="240" w:lineRule="auto"/>
+        <w:ind w:left="576"/>
+        <w:jc w:val="left"/>
+      </w:pPr>
+      <w:r>
+        <w:rPr>
+          <w:rFonts w:ascii="Times New Roman" w:hAnsi="Times New Roman" w:eastAsia="Times New Roman"/>
+          <w:b w:val="0"/>
+          <w:i w:val="0"/>
+          <w:color w:val="000000"/>
+          <w:sz w:val="24"/>
+        </w:rPr>
+        <w:t>2.11 Database Design</w:t>
+      </w:r>
+      <w:r>
+        <w:rPr>
+          <w:rFonts w:ascii="Times New Roman" w:hAnsi="Times New Roman" w:eastAsia="Times New Roman"/>
+          <w:b w:val="0"/>
+          <w:i w:val="0"/>
+          <w:color w:val="000000"/>
+          <w:sz w:val="24"/>
+        </w:rPr>
+        <w:tab/>
+      </w:r>
+      <w:r>
+        <w:rPr>
+          <w:rFonts w:ascii="Times New Roman" w:hAnsi="Times New Roman" w:eastAsia="Times New Roman"/>
+          <w:b w:val="0"/>
+          <w:i w:val="0"/>
+          <w:color w:val="000000"/>
+          <w:sz w:val="24"/>
+        </w:rPr>
+        <w:t>13</w:t>
+      </w:r>
+    </w:p>
+    <w:p>
+      <w:pPr>
+        <w:tabs>
+          <w:tab w:pos="9360" w:val="right" w:leader="dot"/>
+        </w:tabs>
+        <w:spacing w:before="0" w:after="40" w:line="240" w:lineRule="auto"/>
+        <w:ind w:left="1152"/>
+        <w:jc w:val="left"/>
+      </w:pPr>
+      <w:r>
+        <w:rPr>
+          <w:rFonts w:ascii="Times New Roman" w:hAnsi="Times New Roman" w:eastAsia="Times New Roman"/>
+          <w:b w:val="0"/>
+          <w:i w:val="0"/>
+          <w:color w:val="000000"/>
+          <w:sz w:val="24"/>
+        </w:rPr>
+        <w:t>2.11.1 Collections Overview</w:t>
+      </w:r>
+      <w:r>
+        <w:rPr>
+          <w:rFonts w:ascii="Times New Roman" w:hAnsi="Times New Roman" w:eastAsia="Times New Roman"/>
+          <w:b w:val="0"/>
+          <w:i w:val="0"/>
+          <w:color w:val="000000"/>
+          <w:sz w:val="24"/>
+        </w:rPr>
+        <w:tab/>
+      </w:r>
+      <w:r>
+        <w:rPr>
+          <w:rFonts w:ascii="Times New Roman" w:hAnsi="Times New Roman" w:eastAsia="Times New Roman"/>
+          <w:b w:val="0"/>
+          <w:i w:val="0"/>
+          <w:color w:val="000000"/>
+          <w:sz w:val="24"/>
+        </w:rPr>
+        <w:t>13</w:t>
+      </w:r>
+    </w:p>
+    <w:p>
+      <w:pPr>
+        <w:tabs>
+          <w:tab w:pos="9360" w:val="right" w:leader="dot"/>
+        </w:tabs>
+        <w:spacing w:before="0" w:after="40" w:line="240" w:lineRule="auto"/>
+        <w:ind w:left="1152"/>
+        <w:jc w:val="left"/>
+      </w:pPr>
+      <w:r>
+        <w:rPr>
+          <w:rFonts w:ascii="Times New Roman" w:hAnsi="Times New Roman" w:eastAsia="Times New Roman"/>
+          <w:b w:val="0"/>
+          <w:i w:val="0"/>
+          <w:color w:val="000000"/>
+          <w:sz w:val="24"/>
+        </w:rPr>
+        <w:t>2.11.2 Users Collection</w:t>
+      </w:r>
+      <w:r>
+        <w:rPr>
+          <w:rFonts w:ascii="Times New Roman" w:hAnsi="Times New Roman" w:eastAsia="Times New Roman"/>
+          <w:b w:val="0"/>
+          <w:i w:val="0"/>
+          <w:color w:val="000000"/>
+          <w:sz w:val="24"/>
+        </w:rPr>
+        <w:tab/>
+      </w:r>
+      <w:r>
+        <w:rPr>
+          <w:rFonts w:ascii="Times New Roman" w:hAnsi="Times New Roman" w:eastAsia="Times New Roman"/>
+          <w:b w:val="0"/>
+          <w:i w:val="0"/>
+          <w:color w:val="000000"/>
+          <w:sz w:val="24"/>
+        </w:rPr>
+        <w:t>14</w:t>
+      </w:r>
+    </w:p>
+    <w:p>
+      <w:pPr>
+        <w:tabs>
+          <w:tab w:pos="9360" w:val="right" w:leader="dot"/>
+        </w:tabs>
+        <w:spacing w:before="0" w:after="40" w:line="240" w:lineRule="auto"/>
+        <w:ind w:left="1152"/>
+        <w:jc w:val="left"/>
+      </w:pPr>
+      <w:r>
+        <w:rPr>
+          <w:rFonts w:ascii="Times New Roman" w:hAnsi="Times New Roman" w:eastAsia="Times New Roman"/>
+          <w:b w:val="0"/>
+          <w:i w:val="0"/>
+          <w:color w:val="000000"/>
+          <w:sz w:val="24"/>
+        </w:rPr>
+        <w:t>2.11.3 Departments Collection</w:t>
+      </w:r>
+      <w:r>
+        <w:rPr>
+          <w:rFonts w:ascii="Times New Roman" w:hAnsi="Times New Roman" w:eastAsia="Times New Roman"/>
+          <w:b w:val="0"/>
+          <w:i w:val="0"/>
+          <w:color w:val="000000"/>
+          <w:sz w:val="24"/>
+        </w:rPr>
+        <w:tab/>
+      </w:r>
+      <w:r>
+        <w:rPr>
+          <w:rFonts w:ascii="Times New Roman" w:hAnsi="Times New Roman" w:eastAsia="Times New Roman"/>
+          <w:b w:val="0"/>
+          <w:i w:val="0"/>
+          <w:color w:val="000000"/>
+          <w:sz w:val="24"/>
+        </w:rPr>
+        <w:t>14</w:t>
+      </w:r>
+    </w:p>
+    <w:p>
+      <w:pPr>
+        <w:tabs>
+          <w:tab w:pos="9360" w:val="right" w:leader="dot"/>
+        </w:tabs>
+        <w:spacing w:before="0" w:after="40" w:line="240" w:lineRule="auto"/>
+        <w:ind w:left="1152"/>
+        <w:jc w:val="left"/>
+      </w:pPr>
+      <w:r>
+        <w:rPr>
+          <w:rFonts w:ascii="Times New Roman" w:hAnsi="Times New Roman" w:eastAsia="Times New Roman"/>
+          <w:b w:val="0"/>
+          <w:i w:val="0"/>
+          <w:color w:val="000000"/>
+          <w:sz w:val="24"/>
+        </w:rPr>
+        <w:t>2.11.4 Complaints Collection</w:t>
+      </w:r>
+      <w:r>
+        <w:rPr>
+          <w:rFonts w:ascii="Times New Roman" w:hAnsi="Times New Roman" w:eastAsia="Times New Roman"/>
+          <w:b w:val="0"/>
+          <w:i w:val="0"/>
+          <w:color w:val="000000"/>
+          <w:sz w:val="24"/>
+        </w:rPr>
+        <w:tab/>
+      </w:r>
+      <w:r>
+        <w:rPr>
+          <w:rFonts w:ascii="Times New Roman" w:hAnsi="Times New Roman" w:eastAsia="Times New Roman"/>
+          <w:b w:val="0"/>
+          <w:i w:val="0"/>
+          <w:color w:val="000000"/>
+          <w:sz w:val="24"/>
+        </w:rPr>
+        <w:t>14</w:t>
+      </w:r>
+    </w:p>
+    <w:p>
+      <w:pPr>
+        <w:tabs>
+          <w:tab w:pos="9360" w:val="right" w:leader="dot"/>
+        </w:tabs>
+        <w:spacing w:before="0" w:after="40" w:line="240" w:lineRule="auto"/>
+        <w:ind w:left="1152"/>
+        <w:jc w:val="left"/>
+      </w:pPr>
+      <w:r>
+        <w:rPr>
+          <w:rFonts w:ascii="Times New Roman" w:hAnsi="Times New Roman" w:eastAsia="Times New Roman"/>
+          <w:b w:val="0"/>
+          <w:i w:val="0"/>
+          <w:color w:val="000000"/>
+          <w:sz w:val="24"/>
+        </w:rPr>
+        <w:t>2.11.5 Status Histories Collection</w:t>
+      </w:r>
+      <w:r>
+        <w:rPr>
+          <w:rFonts w:ascii="Times New Roman" w:hAnsi="Times New Roman" w:eastAsia="Times New Roman"/>
+          <w:b w:val="0"/>
+          <w:i w:val="0"/>
+          <w:color w:val="000000"/>
+          <w:sz w:val="24"/>
+        </w:rPr>
+        <w:tab/>
+      </w:r>
+      <w:r>
+        <w:rPr>
+          <w:rFonts w:ascii="Times New Roman" w:hAnsi="Times New Roman" w:eastAsia="Times New Roman"/>
+          <w:b w:val="0"/>
+          <w:i w:val="0"/>
+          <w:color w:val="000000"/>
+          <w:sz w:val="24"/>
+        </w:rPr>
+        <w:t>15</w:t>
+      </w:r>
+    </w:p>
+    <w:p>
+      <w:pPr>
+        <w:tabs>
+          <w:tab w:pos="9360" w:val="right" w:leader="dot"/>
+        </w:tabs>
+        <w:spacing w:before="0" w:after="40" w:line="240" w:lineRule="auto"/>
+        <w:ind w:left="1152"/>
+        <w:jc w:val="left"/>
+      </w:pPr>
+      <w:r>
+        <w:rPr>
+          <w:rFonts w:ascii="Times New Roman" w:hAnsi="Times New Roman" w:eastAsia="Times New Roman"/>
+          <w:b w:val="0"/>
+          <w:i w:val="0"/>
+          <w:color w:val="000000"/>
+          <w:sz w:val="24"/>
+        </w:rPr>
+        <w:t>2.11.6 Notifications Collection</w:t>
+      </w:r>
+      <w:r>
+        <w:rPr>
+          <w:rFonts w:ascii="Times New Roman" w:hAnsi="Times New Roman" w:eastAsia="Times New Roman"/>
+          <w:b w:val="0"/>
+          <w:i w:val="0"/>
+          <w:color w:val="000000"/>
+          <w:sz w:val="24"/>
+        </w:rPr>
+        <w:tab/>
+      </w:r>
+      <w:r>
+        <w:rPr>
+          <w:rFonts w:ascii="Times New Roman" w:hAnsi="Times New Roman" w:eastAsia="Times New Roman"/>
+          <w:b w:val="0"/>
+          <w:i w:val="0"/>
+          <w:color w:val="000000"/>
+          <w:sz w:val="24"/>
+        </w:rPr>
+        <w:t>15</w:t>
+      </w:r>
+    </w:p>
+    <w:p>
+      <w:pPr>
+        <w:tabs>
+          <w:tab w:pos="9360" w:val="right" w:leader="dot"/>
+        </w:tabs>
+        <w:spacing w:before="120" w:after="40" w:line="240" w:lineRule="auto"/>
+        <w:ind w:left="0"/>
+        <w:jc w:val="left"/>
+      </w:pPr>
+      <w:r>
+        <w:rPr>
+          <w:rFonts w:ascii="Times New Roman" w:hAnsi="Times New Roman" w:eastAsia="Times New Roman"/>
+          <w:b/>
+          <w:i w:val="0"/>
+          <w:color w:val="000000"/>
+          <w:sz w:val="24"/>
+        </w:rPr>
+        <w:t>CHAPTER THREE: METHODOLOGY AND PROJECT PLAN</w:t>
+      </w:r>
+      <w:r>
+        <w:rPr>
+          <w:rFonts w:ascii="Times New Roman" w:hAnsi="Times New Roman" w:eastAsia="Times New Roman"/>
+          <w:b w:val="0"/>
+          <w:i w:val="0"/>
+          <w:color w:val="000000"/>
+          <w:sz w:val="24"/>
+        </w:rPr>
+        <w:tab/>
+      </w:r>
+      <w:r>
+        <w:rPr>
+          <w:rFonts w:ascii="Times New Roman" w:hAnsi="Times New Roman" w:eastAsia="Times New Roman"/>
+          <w:b/>
+          <w:i w:val="0"/>
+          <w:color w:val="000000"/>
+          <w:sz w:val="24"/>
+        </w:rPr>
+        <w:t>16</w:t>
+      </w:r>
+    </w:p>
+    <w:p>
+      <w:pPr>
+        <w:tabs>
+          <w:tab w:pos="9360" w:val="right" w:leader="dot"/>
+        </w:tabs>
+        <w:spacing w:before="0" w:after="40" w:line="240" w:lineRule="auto"/>
+        <w:ind w:left="576"/>
+        <w:jc w:val="left"/>
+      </w:pPr>
+      <w:r>
+        <w:rPr>
+          <w:rFonts w:ascii="Times New Roman" w:hAnsi="Times New Roman" w:eastAsia="Times New Roman"/>
+          <w:b w:val="0"/>
+          <w:i w:val="0"/>
+          <w:color w:val="000000"/>
+          <w:sz w:val="24"/>
+        </w:rPr>
+        <w:t>3.1 Methodology</w:t>
+      </w:r>
+      <w:r>
+        <w:rPr>
+          <w:rFonts w:ascii="Times New Roman" w:hAnsi="Times New Roman" w:eastAsia="Times New Roman"/>
+          <w:b w:val="0"/>
+          <w:i w:val="0"/>
+          <w:color w:val="000000"/>
+          <w:sz w:val="24"/>
+        </w:rPr>
+        <w:tab/>
+      </w:r>
+      <w:r>
+        <w:rPr>
+          <w:rFonts w:ascii="Times New Roman" w:hAnsi="Times New Roman" w:eastAsia="Times New Roman"/>
+          <w:b w:val="0"/>
+          <w:i w:val="0"/>
+          <w:color w:val="000000"/>
+          <w:sz w:val="24"/>
+        </w:rPr>
+        <w:t>16</w:t>
+      </w:r>
+    </w:p>
+    <w:p>
+      <w:pPr>
+        <w:tabs>
+          <w:tab w:pos="9360" w:val="right" w:leader="dot"/>
+        </w:tabs>
+        <w:spacing w:before="0" w:after="40" w:line="240" w:lineRule="auto"/>
+        <w:ind w:left="576"/>
+        <w:jc w:val="left"/>
+      </w:pPr>
+      <w:r>
+        <w:rPr>
+          <w:rFonts w:ascii="Times New Roman" w:hAnsi="Times New Roman" w:eastAsia="Times New Roman"/>
+          <w:b w:val="0"/>
+          <w:i w:val="0"/>
+          <w:color w:val="000000"/>
+          <w:sz w:val="24"/>
+        </w:rPr>
+        <w:t>3.2 Project Timeline</w:t>
+      </w:r>
+      <w:r>
+        <w:rPr>
+          <w:rFonts w:ascii="Times New Roman" w:hAnsi="Times New Roman" w:eastAsia="Times New Roman"/>
+          <w:b w:val="0"/>
+          <w:i w:val="0"/>
+          <w:color w:val="000000"/>
+          <w:sz w:val="24"/>
+        </w:rPr>
+        <w:tab/>
+      </w:r>
+      <w:r>
+        <w:rPr>
+          <w:rFonts w:ascii="Times New Roman" w:hAnsi="Times New Roman" w:eastAsia="Times New Roman"/>
+          <w:b w:val="0"/>
+          <w:i w:val="0"/>
+          <w:color w:val="000000"/>
+          <w:sz w:val="24"/>
+        </w:rPr>
+        <w:t>17</w:t>
+      </w:r>
+    </w:p>
+    <w:p>
+      <w:pPr>
+        <w:tabs>
+          <w:tab w:pos="9360" w:val="right" w:leader="dot"/>
+        </w:tabs>
+        <w:spacing w:before="0" w:after="40" w:line="240" w:lineRule="auto"/>
+        <w:ind w:left="1152"/>
+        <w:jc w:val="left"/>
+      </w:pPr>
+      <w:r>
+        <w:rPr>
+          <w:rFonts w:ascii="Times New Roman" w:hAnsi="Times New Roman" w:eastAsia="Times New Roman"/>
+          <w:b w:val="0"/>
+          <w:i w:val="0"/>
+          <w:color w:val="000000"/>
+          <w:sz w:val="24"/>
+        </w:rPr>
+        <w:t>3.2.1 Gantt Chart</w:t>
+      </w:r>
+      <w:r>
+        <w:rPr>
+          <w:rFonts w:ascii="Times New Roman" w:hAnsi="Times New Roman" w:eastAsia="Times New Roman"/>
+          <w:b w:val="0"/>
+          <w:i w:val="0"/>
+          <w:color w:val="000000"/>
+          <w:sz w:val="24"/>
+        </w:rPr>
+        <w:tab/>
+      </w:r>
+      <w:r>
+        <w:rPr>
+          <w:rFonts w:ascii="Times New Roman" w:hAnsi="Times New Roman" w:eastAsia="Times New Roman"/>
+          <w:b w:val="0"/>
+          <w:i w:val="0"/>
+          <w:color w:val="000000"/>
+          <w:sz w:val="24"/>
+        </w:rPr>
+        <w:t>17</w:t>
+      </w:r>
+    </w:p>
+    <w:p>
+      <w:pPr>
+        <w:tabs>
+          <w:tab w:pos="9360" w:val="right" w:leader="dot"/>
+        </w:tabs>
+        <w:spacing w:before="0" w:after="40" w:line="240" w:lineRule="auto"/>
+        <w:ind w:left="576"/>
+        <w:jc w:val="left"/>
+      </w:pPr>
+      <w:r>
+        <w:rPr>
+          <w:rFonts w:ascii="Times New Roman" w:hAnsi="Times New Roman" w:eastAsia="Times New Roman"/>
+          <w:b w:val="0"/>
+          <w:i w:val="0"/>
+          <w:color w:val="000000"/>
+          <w:sz w:val="24"/>
+        </w:rPr>
+        <w:t>3.3 Testing Strategy</w:t>
+      </w:r>
+      <w:r>
+        <w:rPr>
+          <w:rFonts w:ascii="Times New Roman" w:hAnsi="Times New Roman" w:eastAsia="Times New Roman"/>
+          <w:b w:val="0"/>
+          <w:i w:val="0"/>
+          <w:color w:val="000000"/>
+          <w:sz w:val="24"/>
+        </w:rPr>
+        <w:tab/>
+      </w:r>
+      <w:r>
+        <w:rPr>
+          <w:rFonts w:ascii="Times New Roman" w:hAnsi="Times New Roman" w:eastAsia="Times New Roman"/>
+          <w:b w:val="0"/>
+          <w:i w:val="0"/>
+          <w:color w:val="000000"/>
+          <w:sz w:val="24"/>
+        </w:rPr>
+        <w:t>18</w:t>
+      </w:r>
+    </w:p>
+    <w:p>
+      <w:pPr>
+        <w:tabs>
+          <w:tab w:pos="9360" w:val="right" w:leader="dot"/>
+        </w:tabs>
+        <w:spacing w:before="0" w:after="40" w:line="240" w:lineRule="auto"/>
+        <w:ind w:left="1152"/>
+        <w:jc w:val="left"/>
+      </w:pPr>
+      <w:r>
+        <w:rPr>
+          <w:rFonts w:ascii="Times New Roman" w:hAnsi="Times New Roman" w:eastAsia="Times New Roman"/>
+          <w:b w:val="0"/>
+          <w:i w:val="0"/>
+          <w:color w:val="000000"/>
+          <w:sz w:val="24"/>
+        </w:rPr>
+        <w:t>3.3.1 Sample Test Cases</w:t>
+      </w:r>
+      <w:r>
+        <w:rPr>
+          <w:rFonts w:ascii="Times New Roman" w:hAnsi="Times New Roman" w:eastAsia="Times New Roman"/>
+          <w:b w:val="0"/>
+          <w:i w:val="0"/>
+          <w:color w:val="000000"/>
+          <w:sz w:val="24"/>
+        </w:rPr>
+        <w:tab/>
+      </w:r>
+      <w:r>
+        <w:rPr>
+          <w:rFonts w:ascii="Times New Roman" w:hAnsi="Times New Roman" w:eastAsia="Times New Roman"/>
+          <w:b w:val="0"/>
+          <w:i w:val="0"/>
+          <w:color w:val="000000"/>
+          <w:sz w:val="24"/>
+        </w:rPr>
+        <w:t>18</w:t>
+      </w:r>
+    </w:p>
+    <w:p>
+      <w:pPr>
+        <w:tabs>
+          <w:tab w:pos="9360" w:val="right" w:leader="dot"/>
+        </w:tabs>
+        <w:spacing w:before="0" w:after="40" w:line="240" w:lineRule="auto"/>
+        <w:ind w:left="576"/>
+        <w:jc w:val="left"/>
+      </w:pPr>
+      <w:r>
+        <w:rPr>
+          <w:rFonts w:ascii="Times New Roman" w:hAnsi="Times New Roman" w:eastAsia="Times New Roman"/>
+          <w:b w:val="0"/>
+          <w:i w:val="0"/>
+          <w:color w:val="000000"/>
+          <w:sz w:val="24"/>
+        </w:rPr>
+        <w:t>3.4 Deployment Plan</w:t>
+      </w:r>
+      <w:r>
+        <w:rPr>
+          <w:rFonts w:ascii="Times New Roman" w:hAnsi="Times New Roman" w:eastAsia="Times New Roman"/>
+          <w:b w:val="0"/>
+          <w:i w:val="0"/>
+          <w:color w:val="000000"/>
+          <w:sz w:val="24"/>
+        </w:rPr>
+        <w:tab/>
+      </w:r>
+      <w:r>
+        <w:rPr>
+          <w:rFonts w:ascii="Times New Roman" w:hAnsi="Times New Roman" w:eastAsia="Times New Roman"/>
+          <w:b w:val="0"/>
+          <w:i w:val="0"/>
+          <w:color w:val="000000"/>
+          <w:sz w:val="24"/>
+        </w:rPr>
+        <w:t>19</w:t>
+      </w:r>
+    </w:p>
+    <w:p>
+      <w:pPr>
+        <w:tabs>
+          <w:tab w:pos="9360" w:val="right" w:leader="dot"/>
+        </w:tabs>
+        <w:spacing w:before="0" w:after="40" w:line="240" w:lineRule="auto"/>
+        <w:ind w:left="1152"/>
+        <w:jc w:val="left"/>
+      </w:pPr>
+      <w:r>
+        <w:rPr>
+          <w:rFonts w:ascii="Times New Roman" w:hAnsi="Times New Roman" w:eastAsia="Times New Roman"/>
+          <w:b w:val="0"/>
+          <w:i w:val="0"/>
+          <w:color w:val="000000"/>
+          <w:sz w:val="24"/>
+        </w:rPr>
+        <w:t>3.4.1 Environment Setup</w:t>
+      </w:r>
+      <w:r>
+        <w:rPr>
+          <w:rFonts w:ascii="Times New Roman" w:hAnsi="Times New Roman" w:eastAsia="Times New Roman"/>
+          <w:b w:val="0"/>
+          <w:i w:val="0"/>
+          <w:color w:val="000000"/>
+          <w:sz w:val="24"/>
+        </w:rPr>
+        <w:tab/>
+      </w:r>
+      <w:r>
+        <w:rPr>
+          <w:rFonts w:ascii="Times New Roman" w:hAnsi="Times New Roman" w:eastAsia="Times New Roman"/>
+          <w:b w:val="0"/>
+          <w:i w:val="0"/>
+          <w:color w:val="000000"/>
+          <w:sz w:val="24"/>
+        </w:rPr>
+        <w:t>19</w:t>
+      </w:r>
+    </w:p>
+    <w:p>
+      <w:pPr>
+        <w:tabs>
+          <w:tab w:pos="9360" w:val="right" w:leader="dot"/>
+        </w:tabs>
+        <w:spacing w:before="0" w:after="40" w:line="240" w:lineRule="auto"/>
+        <w:ind w:left="1152"/>
+        <w:jc w:val="left"/>
+      </w:pPr>
+      <w:r>
+        <w:rPr>
+          <w:rFonts w:ascii="Times New Roman" w:hAnsi="Times New Roman" w:eastAsia="Times New Roman"/>
+          <w:b w:val="0"/>
+          <w:i w:val="0"/>
+          <w:color w:val="000000"/>
+          <w:sz w:val="24"/>
+        </w:rPr>
+        <w:t>3.4.2 Deployment Architecture</w:t>
+      </w:r>
+      <w:r>
+        <w:rPr>
+          <w:rFonts w:ascii="Times New Roman" w:hAnsi="Times New Roman" w:eastAsia="Times New Roman"/>
+          <w:b w:val="0"/>
+          <w:i w:val="0"/>
+          <w:color w:val="000000"/>
+          <w:sz w:val="24"/>
+        </w:rPr>
+        <w:tab/>
+      </w:r>
+      <w:r>
+        <w:rPr>
+          <w:rFonts w:ascii="Times New Roman" w:hAnsi="Times New Roman" w:eastAsia="Times New Roman"/>
+          <w:b w:val="0"/>
+          <w:i w:val="0"/>
+          <w:color w:val="000000"/>
+          <w:sz w:val="24"/>
+        </w:rPr>
+        <w:t>19</w:t>
+      </w:r>
+    </w:p>
+    <w:p>
+      <w:pPr>
+        <w:tabs>
+          <w:tab w:pos="9360" w:val="right" w:leader="dot"/>
+        </w:tabs>
+        <w:spacing w:before="0" w:after="40" w:line="240" w:lineRule="auto"/>
+        <w:ind w:left="1152"/>
+        <w:jc w:val="left"/>
+      </w:pPr>
+      <w:r>
+        <w:rPr>
+          <w:rFonts w:ascii="Times New Roman" w:hAnsi="Times New Roman" w:eastAsia="Times New Roman"/>
+          <w:b w:val="0"/>
+          <w:i w:val="0"/>
+          <w:color w:val="000000"/>
+          <w:sz w:val="24"/>
+        </w:rPr>
+        <w:t>3.4.3 Deployment Steps</w:t>
+      </w:r>
+      <w:r>
+        <w:rPr>
+          <w:rFonts w:ascii="Times New Roman" w:hAnsi="Times New Roman" w:eastAsia="Times New Roman"/>
+          <w:b w:val="0"/>
+          <w:i w:val="0"/>
+          <w:color w:val="000000"/>
+          <w:sz w:val="24"/>
+        </w:rPr>
+        <w:tab/>
+      </w:r>
+      <w:r>
+        <w:rPr>
+          <w:rFonts w:ascii="Times New Roman" w:hAnsi="Times New Roman" w:eastAsia="Times New Roman"/>
+          <w:b w:val="0"/>
+          <w:i w:val="0"/>
+          <w:color w:val="000000"/>
+          <w:sz w:val="24"/>
+        </w:rPr>
+        <w:t>20</w:t>
+      </w:r>
+    </w:p>
+    <w:p>
+      <w:pPr>
+        <w:tabs>
+          <w:tab w:pos="9360" w:val="right" w:leader="dot"/>
+        </w:tabs>
+        <w:spacing w:before="0" w:after="40" w:line="240" w:lineRule="auto"/>
+        <w:ind w:left="1152"/>
+        <w:jc w:val="left"/>
+      </w:pPr>
+      <w:r>
+        <w:rPr>
+          <w:rFonts w:ascii="Times New Roman" w:hAnsi="Times New Roman" w:eastAsia="Times New Roman"/>
+          <w:b w:val="0"/>
+          <w:i w:val="0"/>
+          <w:color w:val="000000"/>
+          <w:sz w:val="24"/>
+        </w:rPr>
+        <w:t>3.4.4 Minimum Server Requirements</w:t>
+      </w:r>
+      <w:r>
+        <w:rPr>
+          <w:rFonts w:ascii="Times New Roman" w:hAnsi="Times New Roman" w:eastAsia="Times New Roman"/>
+          <w:b w:val="0"/>
+          <w:i w:val="0"/>
+          <w:color w:val="000000"/>
+          <w:sz w:val="24"/>
+        </w:rPr>
+        <w:tab/>
+      </w:r>
+      <w:r>
+        <w:rPr>
+          <w:rFonts w:ascii="Times New Roman" w:hAnsi="Times New Roman" w:eastAsia="Times New Roman"/>
+          <w:b w:val="0"/>
+          <w:i w:val="0"/>
+          <w:color w:val="000000"/>
+          <w:sz w:val="24"/>
+        </w:rPr>
+        <w:t>20</w:t>
+      </w:r>
+    </w:p>
+    <w:p>
+      <w:pPr>
+        <w:tabs>
+          <w:tab w:pos="9360" w:val="right" w:leader="dot"/>
+        </w:tabs>
+        <w:spacing w:before="120" w:after="40" w:line="240" w:lineRule="auto"/>
+        <w:ind w:left="0"/>
+        <w:jc w:val="left"/>
+      </w:pPr>
+      <w:r>
+        <w:rPr>
+          <w:rFonts w:ascii="Times New Roman" w:hAnsi="Times New Roman" w:eastAsia="Times New Roman"/>
+          <w:b/>
+          <w:i w:val="0"/>
+          <w:color w:val="000000"/>
+          <w:sz w:val="24"/>
+        </w:rPr>
+        <w:t>CHAPTER FOUR: RESULTS AND DISCUSSION</w:t>
+      </w:r>
+      <w:r>
+        <w:rPr>
+          <w:rFonts w:ascii="Times New Roman" w:hAnsi="Times New Roman" w:eastAsia="Times New Roman"/>
+          <w:b w:val="0"/>
+          <w:i w:val="0"/>
+          <w:color w:val="000000"/>
+          <w:sz w:val="24"/>
+        </w:rPr>
+        <w:tab/>
+      </w:r>
+      <w:r>
+        <w:rPr>
+          <w:rFonts w:ascii="Times New Roman" w:hAnsi="Times New Roman" w:eastAsia="Times New Roman"/>
+          <w:b/>
+          <w:i w:val="0"/>
+          <w:color w:val="000000"/>
+          <w:sz w:val="24"/>
+        </w:rPr>
+        <w:t>21</w:t>
+      </w:r>
+    </w:p>
+    <w:p>
+      <w:pPr>
+        <w:tabs>
+          <w:tab w:pos="9360" w:val="right" w:leader="dot"/>
+        </w:tabs>
+        <w:spacing w:before="0" w:after="40" w:line="240" w:lineRule="auto"/>
+        <w:ind w:left="576"/>
+        <w:jc w:val="left"/>
+      </w:pPr>
+      <w:r>
+        <w:rPr>
+          <w:rFonts w:ascii="Times New Roman" w:hAnsi="Times New Roman" w:eastAsia="Times New Roman"/>
+          <w:b w:val="0"/>
+          <w:i w:val="0"/>
+          <w:color w:val="000000"/>
+          <w:sz w:val="24"/>
+        </w:rPr>
+        <w:t>4.1 Results</w:t>
+      </w:r>
+      <w:r>
+        <w:rPr>
+          <w:rFonts w:ascii="Times New Roman" w:hAnsi="Times New Roman" w:eastAsia="Times New Roman"/>
+          <w:b w:val="0"/>
+          <w:i w:val="0"/>
+          <w:color w:val="000000"/>
+          <w:sz w:val="24"/>
+        </w:rPr>
+        <w:tab/>
+      </w:r>
+      <w:r>
+        <w:rPr>
+          <w:rFonts w:ascii="Times New Roman" w:hAnsi="Times New Roman" w:eastAsia="Times New Roman"/>
+          <w:b w:val="0"/>
+          <w:i w:val="0"/>
+          <w:color w:val="000000"/>
+          <w:sz w:val="24"/>
+        </w:rPr>
+        <w:t>21</w:t>
+      </w:r>
+    </w:p>
+    <w:p>
+      <w:pPr>
+        <w:tabs>
+          <w:tab w:pos="9360" w:val="right" w:leader="dot"/>
+        </w:tabs>
+        <w:spacing w:before="0" w:after="40" w:line="240" w:lineRule="auto"/>
+        <w:ind w:left="1152"/>
+        <w:jc w:val="left"/>
+      </w:pPr>
+      <w:r>
+        <w:rPr>
+          <w:rFonts w:ascii="Times New Roman" w:hAnsi="Times New Roman" w:eastAsia="Times New Roman"/>
+          <w:b w:val="0"/>
+          <w:i w:val="0"/>
+          <w:color w:val="000000"/>
+          <w:sz w:val="24"/>
+        </w:rPr>
+        <w:t>4.1.1 Guest UI (Landing, Register, Login)</w:t>
+      </w:r>
+      <w:r>
+        <w:rPr>
+          <w:rFonts w:ascii="Times New Roman" w:hAnsi="Times New Roman" w:eastAsia="Times New Roman"/>
+          <w:b w:val="0"/>
+          <w:i w:val="0"/>
+          <w:color w:val="000000"/>
+          <w:sz w:val="24"/>
+        </w:rPr>
+        <w:tab/>
+      </w:r>
+      <w:r>
+        <w:rPr>
+          <w:rFonts w:ascii="Times New Roman" w:hAnsi="Times New Roman" w:eastAsia="Times New Roman"/>
+          <w:b w:val="0"/>
+          <w:i w:val="0"/>
+          <w:color w:val="000000"/>
+          <w:sz w:val="24"/>
+        </w:rPr>
+        <w:t>21</w:t>
+      </w:r>
+    </w:p>
+    <w:p>
+      <w:pPr>
+        <w:tabs>
+          <w:tab w:pos="9360" w:val="right" w:leader="dot"/>
+        </w:tabs>
+        <w:spacing w:before="0" w:after="40" w:line="240" w:lineRule="auto"/>
+        <w:ind w:left="1152"/>
+        <w:jc w:val="left"/>
+      </w:pPr>
+      <w:r>
+        <w:rPr>
+          <w:rFonts w:ascii="Times New Roman" w:hAnsi="Times New Roman" w:eastAsia="Times New Roman"/>
+          <w:b w:val="0"/>
+          <w:i w:val="0"/>
+          <w:color w:val="000000"/>
+          <w:sz w:val="24"/>
+        </w:rPr>
+        <w:t>4.1.2 Citizen Modules</w:t>
+      </w:r>
+      <w:r>
+        <w:rPr>
+          <w:rFonts w:ascii="Times New Roman" w:hAnsi="Times New Roman" w:eastAsia="Times New Roman"/>
+          <w:b w:val="0"/>
+          <w:i w:val="0"/>
+          <w:color w:val="000000"/>
+          <w:sz w:val="24"/>
+        </w:rPr>
+        <w:tab/>
+      </w:r>
+      <w:r>
+        <w:rPr>
+          <w:rFonts w:ascii="Times New Roman" w:hAnsi="Times New Roman" w:eastAsia="Times New Roman"/>
+          <w:b w:val="0"/>
+          <w:i w:val="0"/>
+          <w:color w:val="000000"/>
+          <w:sz w:val="24"/>
+        </w:rPr>
+        <w:t>22</w:t>
+      </w:r>
+    </w:p>
+    <w:p>
+      <w:pPr>
+        <w:tabs>
+          <w:tab w:pos="9360" w:val="right" w:leader="dot"/>
+        </w:tabs>
+        <w:spacing w:before="0" w:after="40" w:line="240" w:lineRule="auto"/>
+        <w:ind w:left="1152"/>
+        <w:jc w:val="left"/>
+      </w:pPr>
+      <w:r>
+        <w:rPr>
+          <w:rFonts w:ascii="Times New Roman" w:hAnsi="Times New Roman" w:eastAsia="Times New Roman"/>
+          <w:b w:val="0"/>
+          <w:i w:val="0"/>
+          <w:color w:val="000000"/>
+          <w:sz w:val="24"/>
+        </w:rPr>
+        <w:t>4.1.3 Officer Modules</w:t>
+      </w:r>
+      <w:r>
+        <w:rPr>
+          <w:rFonts w:ascii="Times New Roman" w:hAnsi="Times New Roman" w:eastAsia="Times New Roman"/>
+          <w:b w:val="0"/>
+          <w:i w:val="0"/>
+          <w:color w:val="000000"/>
+          <w:sz w:val="24"/>
+        </w:rPr>
+        <w:tab/>
+      </w:r>
+      <w:r>
+        <w:rPr>
+          <w:rFonts w:ascii="Times New Roman" w:hAnsi="Times New Roman" w:eastAsia="Times New Roman"/>
+          <w:b w:val="0"/>
+          <w:i w:val="0"/>
+          <w:color w:val="000000"/>
+          <w:sz w:val="24"/>
+        </w:rPr>
+        <w:t>23</w:t>
+      </w:r>
+    </w:p>
+    <w:p>
+      <w:pPr>
+        <w:tabs>
+          <w:tab w:pos="9360" w:val="right" w:leader="dot"/>
+        </w:tabs>
+        <w:spacing w:before="0" w:after="40" w:line="240" w:lineRule="auto"/>
+        <w:ind w:left="1152"/>
+        <w:jc w:val="left"/>
+      </w:pPr>
+      <w:r>
+        <w:rPr>
+          <w:rFonts w:ascii="Times New Roman" w:hAnsi="Times New Roman" w:eastAsia="Times New Roman"/>
+          <w:b w:val="0"/>
+          <w:i w:val="0"/>
+          <w:color w:val="000000"/>
+          <w:sz w:val="24"/>
+        </w:rPr>
+        <w:t>4.1.4 Administrator Modules</w:t>
+      </w:r>
+      <w:r>
+        <w:rPr>
+          <w:rFonts w:ascii="Times New Roman" w:hAnsi="Times New Roman" w:eastAsia="Times New Roman"/>
+          <w:b w:val="0"/>
+          <w:i w:val="0"/>
+          <w:color w:val="000000"/>
+          <w:sz w:val="24"/>
+        </w:rPr>
+        <w:tab/>
+      </w:r>
+      <w:r>
+        <w:rPr>
+          <w:rFonts w:ascii="Times New Roman" w:hAnsi="Times New Roman" w:eastAsia="Times New Roman"/>
+          <w:b w:val="0"/>
+          <w:i w:val="0"/>
+          <w:color w:val="000000"/>
+          <w:sz w:val="24"/>
+        </w:rPr>
+        <w:t>24</w:t>
+      </w:r>
+    </w:p>
+    <w:p>
+      <w:pPr>
+        <w:tabs>
+          <w:tab w:pos="9360" w:val="right" w:leader="dot"/>
+        </w:tabs>
+        <w:spacing w:before="0" w:after="40" w:line="240" w:lineRule="auto"/>
+        <w:ind w:left="576"/>
+        <w:jc w:val="left"/>
+      </w:pPr>
+      <w:r>
+        <w:rPr>
+          <w:rFonts w:ascii="Times New Roman" w:hAnsi="Times New Roman" w:eastAsia="Times New Roman"/>
+          <w:b w:val="0"/>
+          <w:i w:val="0"/>
+          <w:color w:val="000000"/>
+          <w:sz w:val="24"/>
+        </w:rPr>
+        <w:t>4.2 Discussion</w:t>
+      </w:r>
+      <w:r>
+        <w:rPr>
+          <w:rFonts w:ascii="Times New Roman" w:hAnsi="Times New Roman" w:eastAsia="Times New Roman"/>
+          <w:b w:val="0"/>
+          <w:i w:val="0"/>
+          <w:color w:val="000000"/>
+          <w:sz w:val="24"/>
+        </w:rPr>
+        <w:tab/>
+      </w:r>
+      <w:r>
+        <w:rPr>
+          <w:rFonts w:ascii="Times New Roman" w:hAnsi="Times New Roman" w:eastAsia="Times New Roman"/>
+          <w:b w:val="0"/>
+          <w:i w:val="0"/>
+          <w:color w:val="000000"/>
+          <w:sz w:val="24"/>
+        </w:rPr>
+        <w:t>25</w:t>
+      </w:r>
+    </w:p>
+    <w:p>
+      <w:pPr>
+        <w:tabs>
+          <w:tab w:pos="9360" w:val="right" w:leader="dot"/>
+        </w:tabs>
+        <w:spacing w:before="0" w:after="40" w:line="240" w:lineRule="auto"/>
+        <w:ind w:left="576"/>
+        <w:jc w:val="left"/>
+      </w:pPr>
+      <w:r>
+        <w:rPr>
+          <w:rFonts w:ascii="Times New Roman" w:hAnsi="Times New Roman" w:eastAsia="Times New Roman"/>
+          <w:b w:val="0"/>
+          <w:i w:val="0"/>
+          <w:color w:val="000000"/>
+          <w:sz w:val="24"/>
+        </w:rPr>
+        <w:t>4.3 Expected Benefits</w:t>
+      </w:r>
+      <w:r>
+        <w:rPr>
+          <w:rFonts w:ascii="Times New Roman" w:hAnsi="Times New Roman" w:eastAsia="Times New Roman"/>
+          <w:b w:val="0"/>
+          <w:i w:val="0"/>
+          <w:color w:val="000000"/>
+          <w:sz w:val="24"/>
+        </w:rPr>
+        <w:tab/>
+      </w:r>
+      <w:r>
+        <w:rPr>
+          <w:rFonts w:ascii="Times New Roman" w:hAnsi="Times New Roman" w:eastAsia="Times New Roman"/>
+          <w:b w:val="0"/>
+          <w:i w:val="0"/>
+          <w:color w:val="000000"/>
+          <w:sz w:val="24"/>
+        </w:rPr>
+        <w:t>26</w:t>
+      </w:r>
+    </w:p>
+    <w:p>
+      <w:pPr>
+        <w:tabs>
+          <w:tab w:pos="9360" w:val="right" w:leader="dot"/>
+        </w:tabs>
+        <w:spacing w:before="0" w:after="40" w:line="240" w:lineRule="auto"/>
+        <w:ind w:left="1152"/>
+        <w:jc w:val="left"/>
+      </w:pPr>
+      <w:r>
+        <w:rPr>
+          <w:rFonts w:ascii="Times New Roman" w:hAnsi="Times New Roman" w:eastAsia="Times New Roman"/>
+          <w:b w:val="0"/>
+          <w:i w:val="0"/>
+          <w:color w:val="000000"/>
+          <w:sz w:val="24"/>
+        </w:rPr>
+        <w:t>4.3.1 For Citizens</w:t>
+      </w:r>
+      <w:r>
+        <w:rPr>
+          <w:rFonts w:ascii="Times New Roman" w:hAnsi="Times New Roman" w:eastAsia="Times New Roman"/>
+          <w:b w:val="0"/>
+          <w:i w:val="0"/>
+          <w:color w:val="000000"/>
+          <w:sz w:val="24"/>
+        </w:rPr>
+        <w:tab/>
+      </w:r>
+      <w:r>
+        <w:rPr>
+          <w:rFonts w:ascii="Times New Roman" w:hAnsi="Times New Roman" w:eastAsia="Times New Roman"/>
+          <w:b w:val="0"/>
+          <w:i w:val="0"/>
+          <w:color w:val="000000"/>
+          <w:sz w:val="24"/>
+        </w:rPr>
+        <w:t>26</w:t>
+      </w:r>
+    </w:p>
+    <w:p>
+      <w:pPr>
+        <w:tabs>
+          <w:tab w:pos="9360" w:val="right" w:leader="dot"/>
+        </w:tabs>
+        <w:spacing w:before="0" w:after="40" w:line="240" w:lineRule="auto"/>
+        <w:ind w:left="1152"/>
+        <w:jc w:val="left"/>
+      </w:pPr>
+      <w:r>
+        <w:rPr>
+          <w:rFonts w:ascii="Times New Roman" w:hAnsi="Times New Roman" w:eastAsia="Times New Roman"/>
+          <w:b w:val="0"/>
+          <w:i w:val="0"/>
+          <w:color w:val="000000"/>
+          <w:sz w:val="24"/>
+        </w:rPr>
+        <w:t>4.3.2 For Adama City Administration</w:t>
+      </w:r>
+      <w:r>
+        <w:rPr>
+          <w:rFonts w:ascii="Times New Roman" w:hAnsi="Times New Roman" w:eastAsia="Times New Roman"/>
+          <w:b w:val="0"/>
+          <w:i w:val="0"/>
+          <w:color w:val="000000"/>
+          <w:sz w:val="24"/>
+        </w:rPr>
+        <w:tab/>
+      </w:r>
+      <w:r>
+        <w:rPr>
+          <w:rFonts w:ascii="Times New Roman" w:hAnsi="Times New Roman" w:eastAsia="Times New Roman"/>
+          <w:b w:val="0"/>
+          <w:i w:val="0"/>
+          <w:color w:val="000000"/>
+          <w:sz w:val="24"/>
+        </w:rPr>
+        <w:t>26</w:t>
+      </w:r>
+    </w:p>
+    <w:p>
+      <w:pPr>
+        <w:tabs>
+          <w:tab w:pos="9360" w:val="right" w:leader="dot"/>
+        </w:tabs>
+        <w:spacing w:before="0" w:after="40" w:line="240" w:lineRule="auto"/>
+        <w:ind w:left="576"/>
+        <w:jc w:val="left"/>
+      </w:pPr>
+      <w:r>
+        <w:rPr>
+          <w:rFonts w:ascii="Times New Roman" w:hAnsi="Times New Roman" w:eastAsia="Times New Roman"/>
+          <w:b w:val="0"/>
+          <w:i w:val="0"/>
+          <w:color w:val="000000"/>
+          <w:sz w:val="24"/>
+        </w:rPr>
+        <w:t>4.4 Expected Outcome</w:t>
+      </w:r>
+      <w:r>
+        <w:rPr>
+          <w:rFonts w:ascii="Times New Roman" w:hAnsi="Times New Roman" w:eastAsia="Times New Roman"/>
+          <w:b w:val="0"/>
+          <w:i w:val="0"/>
+          <w:color w:val="000000"/>
+          <w:sz w:val="24"/>
+        </w:rPr>
+        <w:tab/>
+      </w:r>
+      <w:r>
+        <w:rPr>
+          <w:rFonts w:ascii="Times New Roman" w:hAnsi="Times New Roman" w:eastAsia="Times New Roman"/>
+          <w:b w:val="0"/>
+          <w:i w:val="0"/>
+          <w:color w:val="000000"/>
+          <w:sz w:val="24"/>
+        </w:rPr>
+        <w:t>27</w:t>
+      </w:r>
+    </w:p>
+    <w:p>
+      <w:pPr>
+        <w:tabs>
+          <w:tab w:pos="9360" w:val="right" w:leader="dot"/>
+        </w:tabs>
+        <w:spacing w:before="0" w:after="40" w:line="240" w:lineRule="auto"/>
+        <w:ind w:left="576"/>
+        <w:jc w:val="left"/>
+      </w:pPr>
+      <w:r>
+        <w:rPr>
+          <w:rFonts w:ascii="Times New Roman" w:hAnsi="Times New Roman" w:eastAsia="Times New Roman"/>
+          <w:b w:val="0"/>
+          <w:i w:val="0"/>
+          <w:color w:val="000000"/>
+          <w:sz w:val="24"/>
+        </w:rPr>
+        <w:t>4.5 Future Enhancements</w:t>
+      </w:r>
+      <w:r>
+        <w:rPr>
+          <w:rFonts w:ascii="Times New Roman" w:hAnsi="Times New Roman" w:eastAsia="Times New Roman"/>
+          <w:b w:val="0"/>
+          <w:i w:val="0"/>
+          <w:color w:val="000000"/>
+          <w:sz w:val="24"/>
+        </w:rPr>
+        <w:tab/>
+      </w:r>
+      <w:r>
+        <w:rPr>
+          <w:rFonts w:ascii="Times New Roman" w:hAnsi="Times New Roman" w:eastAsia="Times New Roman"/>
+          <w:b w:val="0"/>
+          <w:i w:val="0"/>
+          <w:color w:val="000000"/>
+          <w:sz w:val="24"/>
+        </w:rPr>
+        <w:t>27</w:t>
+      </w:r>
+    </w:p>
+    <w:p>
+      <w:pPr>
+        <w:tabs>
+          <w:tab w:pos="9360" w:val="right" w:leader="dot"/>
+        </w:tabs>
+        <w:spacing w:before="120" w:after="40" w:line="240" w:lineRule="auto"/>
+        <w:ind w:left="0"/>
+        <w:jc w:val="left"/>
+      </w:pPr>
+      <w:r>
+        <w:rPr>
+          <w:rFonts w:ascii="Times New Roman" w:hAnsi="Times New Roman" w:eastAsia="Times New Roman"/>
+          <w:b/>
+          <w:i w:val="0"/>
+          <w:color w:val="000000"/>
+          <w:sz w:val="24"/>
+        </w:rPr>
+        <w:t>CHAPTER FIVE: ORGANIZATION PROFILE</w:t>
+      </w:r>
+      <w:r>
+        <w:rPr>
+          <w:rFonts w:ascii="Times New Roman" w:hAnsi="Times New Roman" w:eastAsia="Times New Roman"/>
+          <w:b w:val="0"/>
+          <w:i w:val="0"/>
+          <w:color w:val="000000"/>
+          <w:sz w:val="24"/>
+        </w:rPr>
+        <w:tab/>
+      </w:r>
+      <w:r>
+        <w:rPr>
+          <w:rFonts w:ascii="Times New Roman" w:hAnsi="Times New Roman" w:eastAsia="Times New Roman"/>
+          <w:b/>
+          <w:i w:val="0"/>
+          <w:color w:val="000000"/>
+          <w:sz w:val="24"/>
+        </w:rPr>
+        <w:t>28</w:t>
+      </w:r>
+    </w:p>
+    <w:p>
+      <w:pPr>
+        <w:tabs>
+          <w:tab w:pos="9360" w:val="right" w:leader="dot"/>
+        </w:tabs>
+        <w:spacing w:before="0" w:after="40" w:line="240" w:lineRule="auto"/>
+        <w:ind w:left="576"/>
+        <w:jc w:val="left"/>
+      </w:pPr>
+      <w:r>
+        <w:rPr>
+          <w:rFonts w:ascii="Times New Roman" w:hAnsi="Times New Roman" w:eastAsia="Times New Roman"/>
+          <w:b w:val="0"/>
+          <w:i w:val="0"/>
+          <w:color w:val="000000"/>
+          <w:sz w:val="24"/>
+        </w:rPr>
+        <w:t>5.1 Mission</w:t>
+      </w:r>
+      <w:r>
+        <w:rPr>
+          <w:rFonts w:ascii="Times New Roman" w:hAnsi="Times New Roman" w:eastAsia="Times New Roman"/>
+          <w:b w:val="0"/>
+          <w:i w:val="0"/>
+          <w:color w:val="000000"/>
+          <w:sz w:val="24"/>
+        </w:rPr>
+        <w:tab/>
+      </w:r>
+      <w:r>
+        <w:rPr>
+          <w:rFonts w:ascii="Times New Roman" w:hAnsi="Times New Roman" w:eastAsia="Times New Roman"/>
+          <w:b w:val="0"/>
+          <w:i w:val="0"/>
+          <w:color w:val="000000"/>
+          <w:sz w:val="24"/>
+        </w:rPr>
+        <w:t>28</w:t>
+      </w:r>
+    </w:p>
+    <w:p>
+      <w:pPr>
+        <w:tabs>
+          <w:tab w:pos="9360" w:val="right" w:leader="dot"/>
+        </w:tabs>
+        <w:spacing w:before="0" w:after="40" w:line="240" w:lineRule="auto"/>
+        <w:ind w:left="576"/>
+        <w:jc w:val="left"/>
+      </w:pPr>
+      <w:r>
+        <w:rPr>
+          <w:rFonts w:ascii="Times New Roman" w:hAnsi="Times New Roman" w:eastAsia="Times New Roman"/>
+          <w:b w:val="0"/>
+          <w:i w:val="0"/>
+          <w:color w:val="000000"/>
+          <w:sz w:val="24"/>
+        </w:rPr>
+        <w:t>5.2 Vision</w:t>
+      </w:r>
+      <w:r>
+        <w:rPr>
+          <w:rFonts w:ascii="Times New Roman" w:hAnsi="Times New Roman" w:eastAsia="Times New Roman"/>
+          <w:b w:val="0"/>
+          <w:i w:val="0"/>
+          <w:color w:val="000000"/>
+          <w:sz w:val="24"/>
+        </w:rPr>
+        <w:tab/>
+      </w:r>
+      <w:r>
+        <w:rPr>
+          <w:rFonts w:ascii="Times New Roman" w:hAnsi="Times New Roman" w:eastAsia="Times New Roman"/>
+          <w:b w:val="0"/>
+          <w:i w:val="0"/>
+          <w:color w:val="000000"/>
+          <w:sz w:val="24"/>
+        </w:rPr>
+        <w:t>28</w:t>
+      </w:r>
+    </w:p>
+    <w:p>
+      <w:pPr>
+        <w:tabs>
+          <w:tab w:pos="9360" w:val="right" w:leader="dot"/>
+        </w:tabs>
+        <w:spacing w:before="0" w:after="40" w:line="240" w:lineRule="auto"/>
+        <w:ind w:left="576"/>
+        <w:jc w:val="left"/>
+      </w:pPr>
+      <w:r>
+        <w:rPr>
+          <w:rFonts w:ascii="Times New Roman" w:hAnsi="Times New Roman" w:eastAsia="Times New Roman"/>
+          <w:b w:val="0"/>
+          <w:i w:val="0"/>
+          <w:color w:val="000000"/>
+          <w:sz w:val="24"/>
+        </w:rPr>
+        <w:t>5.3 Organizational Chart</w:t>
+      </w:r>
+      <w:r>
+        <w:rPr>
+          <w:rFonts w:ascii="Times New Roman" w:hAnsi="Times New Roman" w:eastAsia="Times New Roman"/>
+          <w:b w:val="0"/>
+          <w:i w:val="0"/>
+          <w:color w:val="000000"/>
+          <w:sz w:val="24"/>
+        </w:rPr>
+        <w:tab/>
+      </w:r>
+      <w:r>
+        <w:rPr>
+          <w:rFonts w:ascii="Times New Roman" w:hAnsi="Times New Roman" w:eastAsia="Times New Roman"/>
+          <w:b w:val="0"/>
+          <w:i w:val="0"/>
+          <w:color w:val="000000"/>
+          <w:sz w:val="24"/>
+        </w:rPr>
+        <w:t>28</w:t>
+      </w:r>
+    </w:p>
+    <w:p>
+      <w:pPr>
+        <w:tabs>
+          <w:tab w:pos="9360" w:val="right" w:leader="dot"/>
+        </w:tabs>
+        <w:spacing w:before="0" w:after="40" w:line="240" w:lineRule="auto"/>
+        <w:ind w:left="576"/>
+        <w:jc w:val="left"/>
+      </w:pPr>
+      <w:r>
+        <w:rPr>
+          <w:rFonts w:ascii="Times New Roman" w:hAnsi="Times New Roman" w:eastAsia="Times New Roman"/>
+          <w:b w:val="0"/>
+          <w:i w:val="0"/>
+          <w:color w:val="000000"/>
+          <w:sz w:val="24"/>
+        </w:rPr>
+        <w:t>5.4 Core Values</w:t>
+      </w:r>
+      <w:r>
+        <w:rPr>
+          <w:rFonts w:ascii="Times New Roman" w:hAnsi="Times New Roman" w:eastAsia="Times New Roman"/>
+          <w:b w:val="0"/>
+          <w:i w:val="0"/>
+          <w:color w:val="000000"/>
+          <w:sz w:val="24"/>
+        </w:rPr>
+        <w:tab/>
+      </w:r>
+      <w:r>
+        <w:rPr>
+          <w:rFonts w:ascii="Times New Roman" w:hAnsi="Times New Roman" w:eastAsia="Times New Roman"/>
+          <w:b w:val="0"/>
+          <w:i w:val="0"/>
+          <w:color w:val="000000"/>
+          <w:sz w:val="24"/>
+        </w:rPr>
+        <w:t>29</w:t>
+      </w:r>
+    </w:p>
+    <w:p>
+      <w:pPr>
+        <w:tabs>
+          <w:tab w:pos="9360" w:val="right" w:leader="dot"/>
+        </w:tabs>
+        <w:spacing w:before="0" w:after="40" w:line="240" w:lineRule="auto"/>
+        <w:ind w:left="576"/>
+        <w:jc w:val="left"/>
+      </w:pPr>
+      <w:r>
+        <w:rPr>
+          <w:rFonts w:ascii="Times New Roman" w:hAnsi="Times New Roman" w:eastAsia="Times New Roman"/>
+          <w:b w:val="0"/>
+          <w:i w:val="0"/>
+          <w:color w:val="000000"/>
+          <w:sz w:val="24"/>
+        </w:rPr>
+        <w:t>5.5 Product / Services Description</w:t>
+      </w:r>
+      <w:r>
+        <w:rPr>
+          <w:rFonts w:ascii="Times New Roman" w:hAnsi="Times New Roman" w:eastAsia="Times New Roman"/>
+          <w:b w:val="0"/>
+          <w:i w:val="0"/>
+          <w:color w:val="000000"/>
+          <w:sz w:val="24"/>
+        </w:rPr>
+        <w:tab/>
+      </w:r>
+      <w:r>
+        <w:rPr>
+          <w:rFonts w:ascii="Times New Roman" w:hAnsi="Times New Roman" w:eastAsia="Times New Roman"/>
+          <w:b w:val="0"/>
+          <w:i w:val="0"/>
+          <w:color w:val="000000"/>
+          <w:sz w:val="24"/>
+        </w:rPr>
+        <w:t>29</w:t>
+      </w:r>
+    </w:p>
+    <w:p>
+      <w:pPr>
+        <w:tabs>
+          <w:tab w:pos="9360" w:val="right" w:leader="dot"/>
+        </w:tabs>
+        <w:spacing w:before="0" w:after="40" w:line="240" w:lineRule="auto"/>
+        <w:ind w:left="576"/>
+        <w:jc w:val="left"/>
+      </w:pPr>
+      <w:r>
+        <w:rPr>
+          <w:rFonts w:ascii="Times New Roman" w:hAnsi="Times New Roman" w:eastAsia="Times New Roman"/>
+          <w:b w:val="0"/>
+          <w:i w:val="0"/>
+          <w:color w:val="000000"/>
+          <w:sz w:val="24"/>
+        </w:rPr>
+        <w:t>5.6 Stakeholders</w:t>
+      </w:r>
+      <w:r>
+        <w:rPr>
+          <w:rFonts w:ascii="Times New Roman" w:hAnsi="Times New Roman" w:eastAsia="Times New Roman"/>
+          <w:b w:val="0"/>
+          <w:i w:val="0"/>
+          <w:color w:val="000000"/>
+          <w:sz w:val="24"/>
+        </w:rPr>
+        <w:tab/>
+      </w:r>
+      <w:r>
+        <w:rPr>
+          <w:rFonts w:ascii="Times New Roman" w:hAnsi="Times New Roman" w:eastAsia="Times New Roman"/>
+          <w:b w:val="0"/>
+          <w:i w:val="0"/>
+          <w:color w:val="000000"/>
+          <w:sz w:val="24"/>
+        </w:rPr>
+        <w:t>29</w:t>
+      </w:r>
+    </w:p>
+    <w:p>
+      <w:pPr>
+        <w:tabs>
+          <w:tab w:pos="9360" w:val="right" w:leader="dot"/>
+        </w:tabs>
+        <w:spacing w:before="0" w:after="40" w:line="240" w:lineRule="auto"/>
+        <w:ind w:left="576"/>
+        <w:jc w:val="left"/>
+      </w:pPr>
+      <w:r>
+        <w:rPr>
+          <w:rFonts w:ascii="Times New Roman" w:hAnsi="Times New Roman" w:eastAsia="Times New Roman"/>
+          <w:b w:val="0"/>
+          <w:i w:val="0"/>
+          <w:color w:val="000000"/>
+          <w:sz w:val="24"/>
+        </w:rPr>
+        <w:t>5.7 Organizational History</w:t>
+      </w:r>
+      <w:r>
+        <w:rPr>
+          <w:rFonts w:ascii="Times New Roman" w:hAnsi="Times New Roman" w:eastAsia="Times New Roman"/>
+          <w:b w:val="0"/>
+          <w:i w:val="0"/>
+          <w:color w:val="000000"/>
+          <w:sz w:val="24"/>
+        </w:rPr>
+        <w:tab/>
+      </w:r>
+      <w:r>
+        <w:rPr>
+          <w:rFonts w:ascii="Times New Roman" w:hAnsi="Times New Roman" w:eastAsia="Times New Roman"/>
+          <w:b w:val="0"/>
+          <w:i w:val="0"/>
+          <w:color w:val="000000"/>
+          <w:sz w:val="24"/>
+        </w:rPr>
+        <w:t>30</w:t>
+      </w:r>
+    </w:p>
+    <w:p>
+      <w:pPr>
+        <w:tabs>
+          <w:tab w:pos="9360" w:val="right" w:leader="dot"/>
+        </w:tabs>
+        <w:spacing w:before="120" w:after="40" w:line="240" w:lineRule="auto"/>
+        <w:ind w:left="0"/>
+        <w:jc w:val="left"/>
+      </w:pPr>
+      <w:r>
+        <w:rPr>
+          <w:rFonts w:ascii="Times New Roman" w:hAnsi="Times New Roman" w:eastAsia="Times New Roman"/>
+          <w:b/>
+          <w:i w:val="0"/>
+          <w:color w:val="000000"/>
+          <w:sz w:val="24"/>
+        </w:rPr>
+        <w:t>CHAPTER SIX: ACTIVITIES DONE AND UNDONE</w:t>
+      </w:r>
+      <w:r>
+        <w:rPr>
+          <w:rFonts w:ascii="Times New Roman" w:hAnsi="Times New Roman" w:eastAsia="Times New Roman"/>
+          <w:b w:val="0"/>
+          <w:i w:val="0"/>
+          <w:color w:val="000000"/>
+          <w:sz w:val="24"/>
+        </w:rPr>
+        <w:tab/>
+      </w:r>
+      <w:r>
+        <w:rPr>
+          <w:rFonts w:ascii="Times New Roman" w:hAnsi="Times New Roman" w:eastAsia="Times New Roman"/>
+          <w:b/>
+          <w:i w:val="0"/>
+          <w:color w:val="000000"/>
+          <w:sz w:val="24"/>
+        </w:rPr>
+        <w:t>31</w:t>
+      </w:r>
+    </w:p>
+    <w:p>
+      <w:pPr>
+        <w:tabs>
+          <w:tab w:pos="9360" w:val="right" w:leader="dot"/>
+        </w:tabs>
+        <w:spacing w:before="120" w:after="40" w:line="240" w:lineRule="auto"/>
+        <w:ind w:left="0"/>
+        <w:jc w:val="left"/>
+      </w:pPr>
+      <w:r>
+        <w:rPr>
+          <w:rFonts w:ascii="Times New Roman" w:hAnsi="Times New Roman" w:eastAsia="Times New Roman"/>
+          <w:b/>
+          <w:i w:val="0"/>
+          <w:color w:val="000000"/>
+          <w:sz w:val="24"/>
+        </w:rPr>
+        <w:t>CHAPTER SEVEN: CHALLENGES, CAREER OPPORTUNITIES, AND LEARNING</w:t>
+      </w:r>
+      <w:r>
+        <w:rPr>
+          <w:rFonts w:ascii="Times New Roman" w:hAnsi="Times New Roman" w:eastAsia="Times New Roman"/>
+          <w:b w:val="0"/>
+          <w:i w:val="0"/>
+          <w:color w:val="000000"/>
+          <w:sz w:val="24"/>
+        </w:rPr>
+        <w:tab/>
+      </w:r>
+      <w:r>
+        <w:rPr>
+          <w:rFonts w:ascii="Times New Roman" w:hAnsi="Times New Roman" w:eastAsia="Times New Roman"/>
+          <w:b/>
+          <w:i w:val="0"/>
+          <w:color w:val="000000"/>
+          <w:sz w:val="24"/>
+        </w:rPr>
+        <w:t>33</w:t>
+      </w:r>
+    </w:p>
+    <w:p>
+      <w:pPr>
+        <w:tabs>
+          <w:tab w:pos="9360" w:val="right" w:leader="dot"/>
+        </w:tabs>
+        <w:spacing w:before="0" w:after="40" w:line="240" w:lineRule="auto"/>
+        <w:ind w:left="576"/>
+        <w:jc w:val="left"/>
+      </w:pPr>
+      <w:r>
+        <w:rPr>
+          <w:rFonts w:ascii="Times New Roman" w:hAnsi="Times New Roman" w:eastAsia="Times New Roman"/>
+          <w:b w:val="0"/>
+          <w:i w:val="0"/>
+          <w:color w:val="000000"/>
+          <w:sz w:val="24"/>
+        </w:rPr>
+        <w:t>7.1 Challenges faced in the practical attachment</w:t>
+      </w:r>
+      <w:r>
+        <w:rPr>
+          <w:rFonts w:ascii="Times New Roman" w:hAnsi="Times New Roman" w:eastAsia="Times New Roman"/>
+          <w:b w:val="0"/>
+          <w:i w:val="0"/>
+          <w:color w:val="000000"/>
+          <w:sz w:val="24"/>
+        </w:rPr>
+        <w:tab/>
+      </w:r>
+      <w:r>
+        <w:rPr>
+          <w:rFonts w:ascii="Times New Roman" w:hAnsi="Times New Roman" w:eastAsia="Times New Roman"/>
+          <w:b w:val="0"/>
+          <w:i w:val="0"/>
+          <w:color w:val="000000"/>
+          <w:sz w:val="24"/>
+        </w:rPr>
+        <w:t>33</w:t>
+      </w:r>
+    </w:p>
+    <w:p>
+      <w:pPr>
+        <w:tabs>
+          <w:tab w:pos="9360" w:val="right" w:leader="dot"/>
+        </w:tabs>
+        <w:spacing w:before="0" w:after="40" w:line="240" w:lineRule="auto"/>
+        <w:ind w:left="576"/>
+        <w:jc w:val="left"/>
+      </w:pPr>
+      <w:r>
+        <w:rPr>
+          <w:rFonts w:ascii="Times New Roman" w:hAnsi="Times New Roman" w:eastAsia="Times New Roman"/>
+          <w:b w:val="0"/>
+          <w:i w:val="0"/>
+          <w:color w:val="000000"/>
+          <w:sz w:val="24"/>
+        </w:rPr>
+        <w:t>7.2 Career opportunities in the organization</w:t>
+      </w:r>
+      <w:r>
+        <w:rPr>
+          <w:rFonts w:ascii="Times New Roman" w:hAnsi="Times New Roman" w:eastAsia="Times New Roman"/>
+          <w:b w:val="0"/>
+          <w:i w:val="0"/>
+          <w:color w:val="000000"/>
+          <w:sz w:val="24"/>
+        </w:rPr>
+        <w:tab/>
+      </w:r>
+      <w:r>
+        <w:rPr>
+          <w:rFonts w:ascii="Times New Roman" w:hAnsi="Times New Roman" w:eastAsia="Times New Roman"/>
+          <w:b w:val="0"/>
+          <w:i w:val="0"/>
+          <w:color w:val="000000"/>
+          <w:sz w:val="24"/>
+        </w:rPr>
+        <w:t>34</w:t>
+      </w:r>
+    </w:p>
+    <w:p>
+      <w:pPr>
+        <w:tabs>
+          <w:tab w:pos="9360" w:val="right" w:leader="dot"/>
+        </w:tabs>
+        <w:spacing w:before="0" w:after="40" w:line="240" w:lineRule="auto"/>
+        <w:ind w:left="576"/>
+        <w:jc w:val="left"/>
+      </w:pPr>
+      <w:r>
+        <w:rPr>
+          <w:rFonts w:ascii="Times New Roman" w:hAnsi="Times New Roman" w:eastAsia="Times New Roman"/>
+          <w:b w:val="0"/>
+          <w:i w:val="0"/>
+          <w:color w:val="000000"/>
+          <w:sz w:val="24"/>
+        </w:rPr>
+        <w:t>7.3 Significance of learning gained</w:t>
+      </w:r>
+      <w:r>
+        <w:rPr>
+          <w:rFonts w:ascii="Times New Roman" w:hAnsi="Times New Roman" w:eastAsia="Times New Roman"/>
+          <w:b w:val="0"/>
+          <w:i w:val="0"/>
+          <w:color w:val="000000"/>
+          <w:sz w:val="24"/>
+        </w:rPr>
+        <w:tab/>
+      </w:r>
+      <w:r>
+        <w:rPr>
+          <w:rFonts w:ascii="Times New Roman" w:hAnsi="Times New Roman" w:eastAsia="Times New Roman"/>
+          <w:b w:val="0"/>
+          <w:i w:val="0"/>
+          <w:color w:val="000000"/>
+          <w:sz w:val="24"/>
+        </w:rPr>
+        <w:t>34</w:t>
+      </w:r>
+    </w:p>
+    <w:p>
+      <w:pPr>
+        <w:tabs>
+          <w:tab w:pos="9360" w:val="right" w:leader="dot"/>
+        </w:tabs>
+        <w:spacing w:before="120" w:after="40" w:line="240" w:lineRule="auto"/>
+        <w:ind w:left="0"/>
+        <w:jc w:val="left"/>
+      </w:pPr>
+      <w:r>
+        <w:rPr>
+          <w:rFonts w:ascii="Times New Roman" w:hAnsi="Times New Roman" w:eastAsia="Times New Roman"/>
+          <w:b/>
+          <w:i w:val="0"/>
+          <w:color w:val="000000"/>
+          <w:sz w:val="24"/>
+        </w:rPr>
+        <w:t>CHAPTER EIGHT: CONCLUSION AND RECOMMENDATION</w:t>
+      </w:r>
+      <w:r>
+        <w:rPr>
+          <w:rFonts w:ascii="Times New Roman" w:hAnsi="Times New Roman" w:eastAsia="Times New Roman"/>
+          <w:b w:val="0"/>
+          <w:i w:val="0"/>
+          <w:color w:val="000000"/>
+          <w:sz w:val="24"/>
+        </w:rPr>
+        <w:tab/>
+      </w:r>
+      <w:r>
+        <w:rPr>
+          <w:rFonts w:ascii="Times New Roman" w:hAnsi="Times New Roman" w:eastAsia="Times New Roman"/>
+          <w:b/>
+          <w:i w:val="0"/>
+          <w:color w:val="000000"/>
+          <w:sz w:val="24"/>
+        </w:rPr>
+        <w:t>35</w:t>
+      </w:r>
+    </w:p>
+    <w:p>
+      <w:pPr>
+        <w:tabs>
+          <w:tab w:pos="9360" w:val="right" w:leader="dot"/>
+        </w:tabs>
+        <w:spacing w:before="0" w:after="40" w:line="240" w:lineRule="auto"/>
+        <w:ind w:left="0"/>
+        <w:jc w:val="left"/>
+      </w:pPr>
+      <w:r>
+        <w:rPr>
+          <w:rFonts w:ascii="Times New Roman" w:hAnsi="Times New Roman" w:eastAsia="Times New Roman"/>
+          <w:b w:val="0"/>
+          <w:i w:val="0"/>
+          <w:color w:val="000000"/>
+          <w:sz w:val="24"/>
+        </w:rPr>
+        <w:t>References</w:t>
+      </w:r>
+      <w:r>
+        <w:rPr>
+          <w:rFonts w:ascii="Times New Roman" w:hAnsi="Times New Roman" w:eastAsia="Times New Roman"/>
+          <w:b w:val="0"/>
+          <w:i w:val="0"/>
+          <w:color w:val="000000"/>
+          <w:sz w:val="24"/>
+        </w:rPr>
+        <w:tab/>
+      </w:r>
+      <w:r>
+        <w:rPr>
+          <w:rFonts w:ascii="Times New Roman" w:hAnsi="Times New Roman" w:eastAsia="Times New Roman"/>
+          <w:b w:val="0"/>
+          <w:i w:val="0"/>
+          <w:color w:val="000000"/>
+          <w:sz w:val="24"/>
+        </w:rPr>
+        <w:t>36</w:t>
+      </w:r>
+    </w:p>
+    <w:p>
+      <w:pPr>
+        <w:tabs>
+          <w:tab w:pos="9360" w:val="right" w:leader="dot"/>
+        </w:tabs>
+        <w:spacing w:before="0" w:after="40" w:line="240" w:lineRule="auto"/>
+        <w:ind w:left="0"/>
+        <w:jc w:val="left"/>
+      </w:pPr>
+      <w:r>
+        <w:rPr>
+          <w:rFonts w:ascii="Times New Roman" w:hAnsi="Times New Roman" w:eastAsia="Times New Roman"/>
+          <w:b w:val="0"/>
+          <w:i w:val="0"/>
+          <w:color w:val="000000"/>
+          <w:sz w:val="24"/>
+        </w:rPr>
+        <w:t>Document Revision History</w:t>
+      </w:r>
+      <w:r>
+        <w:rPr>
+          <w:rFonts w:ascii="Times New Roman" w:hAnsi="Times New Roman" w:eastAsia="Times New Roman"/>
+          <w:b w:val="0"/>
+          <w:i w:val="0"/>
+          <w:color w:val="000000"/>
+          <w:sz w:val="24"/>
+        </w:rPr>
+        <w:tab/>
+      </w:r>
+      <w:r>
+        <w:rPr>
+          <w:rFonts w:ascii="Times New Roman" w:hAnsi="Times New Roman" w:eastAsia="Times New Roman"/>
+          <w:b w:val="0"/>
+          <w:i w:val="0"/>
+          <w:color w:val="000000"/>
+          <w:sz w:val="24"/>
+        </w:rPr>
+        <w:t>37</w:t>
       </w:r>
     </w:p>
     <w:p>
@@ -5664,7 +7702,7 @@
                 <w:i w:val="0"/>
                 <w:sz w:val="20"/>
               </w:rPr>
-              <w:t>Project timeline (Gantt)</w:t>
+              <w:t>Project timeline (Gantt), 7 June–16 August 2026</w:t>
             </w:r>
           </w:p>
         </w:tc>
@@ -6520,10 +8558,9 @@
     <w:p>
       <w:pPr>
         <w:sectPr>
-          <w:headerReference w:type="default" r:id="rId11"/>
           <w:footerReference w:type="default" r:id="rId12"/>
           <w:pgSz w:w="12240" w:h="15840"/>
-          <w:pgMar w:top="1296" w:right="1440" w:bottom="1296" w:left="1440" w:header="567" w:footer="709" w:gutter="0"/>
+          <w:pgMar w:top="1296" w:right="1440" w:bottom="1296" w:left="1440" w:header="720" w:footer="709" w:gutter="0"/>
           <w:cols w:space="720"/>
           <w:docGrid w:linePitch="360"/>
           <w:pgNumType w:fmt="lowerRoman" w:start="1"/>
@@ -6534,9 +8571,6 @@
       <w:pPr>
         <w:spacing w:before="320" w:after="160" w:line="276" w:lineRule="auto"/>
         <w:jc w:val="left"/>
-        <w:pBdr>
-          <w:bottom w:val="single" w:sz="12" w:space="1" w:color="C8870A"/>
-        </w:pBdr>
       </w:pPr>
       <w:r>
         <w:rPr>
@@ -6721,16 +8755,7 @@
           <w:i w:val="0"/>
           <w:sz w:val="24"/>
         </w:rPr>
-        <w:t xml:space="preserve"> is implemented so that citizens can submit complaints online, track progress in real time, and receive feedback from the responsible department — the same idea the portal states in public: </w:t>
-      </w:r>
-      <w:r>
-        <w:rPr>
-          <w:rFonts w:ascii="Times New Roman" w:hAnsi="Times New Roman" w:eastAsia="Times New Roman"/>
-          <w:b w:val="0"/>
-          <w:i/>
-          <w:sz w:val="24"/>
-        </w:rPr>
-        <w:t>Your City. Your Voice.</w:t>
+        <w:t xml:space="preserve"> is implemented to allow citizens to submit complaints online, track their progress in real time, and receive feedback from responsible departments.</w:t>
       </w:r>
     </w:p>
     <w:p>
@@ -8936,9 +10961,6 @@
       <w:pPr>
         <w:spacing w:before="320" w:after="160" w:line="276" w:lineRule="auto"/>
         <w:jc w:val="left"/>
-        <w:pBdr>
-          <w:bottom w:val="single" w:sz="12" w:space="1" w:color="C8870A"/>
-        </w:pBdr>
       </w:pPr>
       <w:r>
         <w:rPr>
@@ -12395,7 +14417,7 @@
                     <pic:cNvPicPr/>
                   </pic:nvPicPr>
                   <pic:blipFill>
-                    <a:blip r:embed="rId15"/>
+                    <a:blip r:embed="rId14"/>
                     <a:stretch>
                       <a:fillRect/>
                     </a:stretch>
@@ -12481,7 +14503,7 @@
                     <pic:cNvPicPr/>
                   </pic:nvPicPr>
                   <pic:blipFill>
-                    <a:blip r:embed="rId16"/>
+                    <a:blip r:embed="rId15"/>
                     <a:stretch>
                       <a:fillRect/>
                     </a:stretch>
@@ -12585,7 +14607,7 @@
                     <pic:cNvPicPr/>
                   </pic:nvPicPr>
                   <pic:blipFill>
-                    <a:blip r:embed="rId17"/>
+                    <a:blip r:embed="rId16"/>
                     <a:stretch>
                       <a:fillRect/>
                     </a:stretch>
@@ -12656,7 +14678,7 @@
                     <pic:cNvPicPr/>
                   </pic:nvPicPr>
                   <pic:blipFill>
-                    <a:blip r:embed="rId18"/>
+                    <a:blip r:embed="rId17"/>
                     <a:stretch>
                       <a:fillRect/>
                     </a:stretch>
@@ -12735,7 +14757,7 @@
                     <pic:cNvPicPr/>
                   </pic:nvPicPr>
                   <pic:blipFill>
-                    <a:blip r:embed="rId19"/>
+                    <a:blip r:embed="rId18"/>
                     <a:stretch>
                       <a:fillRect/>
                     </a:stretch>
@@ -18171,9 +20193,6 @@
       <w:pPr>
         <w:spacing w:before="320" w:after="160" w:line="276" w:lineRule="auto"/>
         <w:jc w:val="left"/>
-        <w:pBdr>
-          <w:bottom w:val="single" w:sz="12" w:space="1" w:color="C8870A"/>
-        </w:pBdr>
       </w:pPr>
       <w:r>
         <w:rPr>
@@ -18773,16 +20792,34 @@
           <w:i w:val="0"/>
           <w:sz w:val="24"/>
         </w:rPr>
-        <w:t>Estimated duration:</w:t>
-      </w:r>
-      <w:r>
-        <w:rPr>
-          <w:rFonts w:ascii="Times New Roman" w:hAnsi="Times New Roman" w:eastAsia="Times New Roman"/>
-          <w:b w:val="0"/>
-          <w:i w:val="0"/>
-          <w:sz w:val="24"/>
-        </w:rPr>
-        <w:t xml:space="preserve"> 12 weeks</w:t>
+        <w:t>Actual duration:</w:t>
+      </w:r>
+      <w:r>
+        <w:rPr>
+          <w:rFonts w:ascii="Times New Roman" w:hAnsi="Times New Roman" w:eastAsia="Times New Roman"/>
+          <w:b w:val="0"/>
+          <w:i w:val="0"/>
+          <w:sz w:val="24"/>
+        </w:rPr>
+        <w:t xml:space="preserve"> 10 weeks (</w:t>
+      </w:r>
+      <w:r>
+        <w:rPr>
+          <w:rFonts w:ascii="Times New Roman" w:hAnsi="Times New Roman" w:eastAsia="Times New Roman"/>
+          <w:b/>
+          <w:i w:val="0"/>
+          <w:sz w:val="24"/>
+        </w:rPr>
+        <w:t>7 June 2026 – 16 August 2026</w:t>
+      </w:r>
+      <w:r>
+        <w:rPr>
+          <w:rFonts w:ascii="Times New Roman" w:hAnsi="Times New Roman" w:eastAsia="Times New Roman"/>
+          <w:b w:val="0"/>
+          <w:i w:val="0"/>
+          <w:sz w:val="24"/>
+        </w:rPr>
+        <w:t>)</w:t>
       </w:r>
     </w:p>
     <w:p>
@@ -18797,7 +20834,7 @@
           <w:i w:val="0"/>
           <w:sz w:val="24"/>
         </w:rPr>
-        <w:t>Implementation status (as of August 2026):</w:t>
+        <w:t>Implementation status (as of 16 August 2026):</w:t>
       </w:r>
       <w:r>
         <w:rPr>
@@ -18817,15 +20854,16 @@
         <w:tblLook w:firstColumn="1" w:firstRow="1" w:lastColumn="0" w:lastRow="0" w:noHBand="0" w:noVBand="1" w:val="04A0"/>
       </w:tblPr>
       <w:tblGrid>
-        <w:gridCol w:w="2340"/>
-        <w:gridCol w:w="2340"/>
-        <w:gridCol w:w="2340"/>
-        <w:gridCol w:w="2340"/>
+        <w:gridCol w:w="1872"/>
+        <w:gridCol w:w="1872"/>
+        <w:gridCol w:w="1872"/>
+        <w:gridCol w:w="1872"/>
+        <w:gridCol w:w="1872"/>
       </w:tblGrid>
       <w:tr>
         <w:tc>
           <w:tcPr>
-            <w:tcW w:type="dxa" w:w="2340"/>
+            <w:tcW w:type="dxa" w:w="1872"/>
             <w:shd w:fill="003366" w:val="clear"/>
           </w:tcPr>
           <w:p>
@@ -18851,7 +20889,7 @@
         </w:tc>
         <w:tc>
           <w:tcPr>
-            <w:tcW w:type="dxa" w:w="2340"/>
+            <w:tcW w:type="dxa" w:w="1872"/>
             <w:shd w:fill="003366" w:val="clear"/>
           </w:tcPr>
           <w:p>
@@ -18871,13 +20909,39 @@
                 <w:color w:val="FFFFFF"/>
                 <w:sz w:val="20"/>
               </w:rPr>
+              <w:t>Dates</w:t>
+            </w:r>
+          </w:p>
+        </w:tc>
+        <w:tc>
+          <w:tcPr>
+            <w:tcW w:type="dxa" w:w="1872"/>
+            <w:shd w:fill="003366" w:val="clear"/>
+          </w:tcPr>
+          <w:p>
+            <w:pPr>
+              <w:spacing w:before="40" w:after="40" w:line="240" w:lineRule="auto"/>
+            </w:pPr>
+            <w:r>
+              <w:rPr>
+                <w:b/>
+              </w:rPr>
+            </w:r>
+            <w:r>
+              <w:rPr>
+                <w:rFonts w:ascii="Times New Roman" w:hAnsi="Times New Roman" w:eastAsia="Times New Roman"/>
+                <w:b/>
+                <w:i w:val="0"/>
+                <w:color w:val="FFFFFF"/>
+                <w:sz w:val="20"/>
+              </w:rPr>
               <w:t>Phase</w:t>
             </w:r>
           </w:p>
         </w:tc>
         <w:tc>
           <w:tcPr>
-            <w:tcW w:type="dxa" w:w="2340"/>
+            <w:tcW w:type="dxa" w:w="1872"/>
             <w:shd w:fill="003366" w:val="clear"/>
           </w:tcPr>
           <w:p>
@@ -18903,7 +20967,7 @@
         </w:tc>
         <w:tc>
           <w:tcPr>
-            <w:tcW w:type="dxa" w:w="2340"/>
+            <w:tcW w:type="dxa" w:w="1872"/>
             <w:shd w:fill="003366" w:val="clear"/>
           </w:tcPr>
           <w:p>
@@ -18931,7 +20995,7 @@
       <w:tr>
         <w:tc>
           <w:tcPr>
-            <w:tcW w:type="dxa" w:w="2340"/>
+            <w:tcW w:type="dxa" w:w="1872"/>
           </w:tcPr>
           <w:p>
             <w:pPr>
@@ -18951,7 +21015,27 @@
         </w:tc>
         <w:tc>
           <w:tcPr>
-            <w:tcW w:type="dxa" w:w="2340"/>
+            <w:tcW w:type="dxa" w:w="1872"/>
+          </w:tcPr>
+          <w:p>
+            <w:pPr>
+              <w:spacing w:before="40" w:after="40" w:line="240" w:lineRule="auto"/>
+            </w:pPr>
+            <w:r/>
+            <w:r>
+              <w:rPr>
+                <w:rFonts w:ascii="Times New Roman" w:hAnsi="Times New Roman" w:eastAsia="Times New Roman"/>
+                <w:b w:val="0"/>
+                <w:i w:val="0"/>
+                <w:sz w:val="20"/>
+              </w:rPr>
+              <w:t>7–13 June 2026</w:t>
+            </w:r>
+          </w:p>
+        </w:tc>
+        <w:tc>
+          <w:tcPr>
+            <w:tcW w:type="dxa" w:w="1872"/>
           </w:tcPr>
           <w:p>
             <w:pPr>
@@ -18971,7 +21055,7 @@
         </w:tc>
         <w:tc>
           <w:tcPr>
-            <w:tcW w:type="dxa" w:w="2340"/>
+            <w:tcW w:type="dxa" w:w="1872"/>
           </w:tcPr>
           <w:p>
             <w:pPr>
@@ -18991,7 +21075,7 @@
         </w:tc>
         <w:tc>
           <w:tcPr>
-            <w:tcW w:type="dxa" w:w="2340"/>
+            <w:tcW w:type="dxa" w:w="1872"/>
           </w:tcPr>
           <w:p>
             <w:pPr>
@@ -19013,7 +21097,7 @@
       <w:tr>
         <w:tc>
           <w:tcPr>
-            <w:tcW w:type="dxa" w:w="2340"/>
+            <w:tcW w:type="dxa" w:w="1872"/>
           </w:tcPr>
           <w:p>
             <w:pPr>
@@ -19033,7 +21117,27 @@
         </w:tc>
         <w:tc>
           <w:tcPr>
-            <w:tcW w:type="dxa" w:w="2340"/>
+            <w:tcW w:type="dxa" w:w="1872"/>
+          </w:tcPr>
+          <w:p>
+            <w:pPr>
+              <w:spacing w:before="40" w:after="40" w:line="240" w:lineRule="auto"/>
+            </w:pPr>
+            <w:r/>
+            <w:r>
+              <w:rPr>
+                <w:rFonts w:ascii="Times New Roman" w:hAnsi="Times New Roman" w:eastAsia="Times New Roman"/>
+                <w:b w:val="0"/>
+                <w:i w:val="0"/>
+                <w:sz w:val="20"/>
+              </w:rPr>
+              <w:t>14–20 June 2026</w:t>
+            </w:r>
+          </w:p>
+        </w:tc>
+        <w:tc>
+          <w:tcPr>
+            <w:tcW w:type="dxa" w:w="1872"/>
           </w:tcPr>
           <w:p>
             <w:pPr>
@@ -19053,7 +21157,7 @@
         </w:tc>
         <w:tc>
           <w:tcPr>
-            <w:tcW w:type="dxa" w:w="2340"/>
+            <w:tcW w:type="dxa" w:w="1872"/>
           </w:tcPr>
           <w:p>
             <w:pPr>
@@ -19073,7 +21177,7 @@
         </w:tc>
         <w:tc>
           <w:tcPr>
-            <w:tcW w:type="dxa" w:w="2340"/>
+            <w:tcW w:type="dxa" w:w="1872"/>
           </w:tcPr>
           <w:p>
             <w:pPr>
@@ -19095,7 +21199,7 @@
       <w:tr>
         <w:tc>
           <w:tcPr>
-            <w:tcW w:type="dxa" w:w="2340"/>
+            <w:tcW w:type="dxa" w:w="1872"/>
           </w:tcPr>
           <w:p>
             <w:pPr>
@@ -19115,7 +21219,27 @@
         </w:tc>
         <w:tc>
           <w:tcPr>
-            <w:tcW w:type="dxa" w:w="2340"/>
+            <w:tcW w:type="dxa" w:w="1872"/>
+          </w:tcPr>
+          <w:p>
+            <w:pPr>
+              <w:spacing w:before="40" w:after="40" w:line="240" w:lineRule="auto"/>
+            </w:pPr>
+            <w:r/>
+            <w:r>
+              <w:rPr>
+                <w:rFonts w:ascii="Times New Roman" w:hAnsi="Times New Roman" w:eastAsia="Times New Roman"/>
+                <w:b w:val="0"/>
+                <w:i w:val="0"/>
+                <w:sz w:val="20"/>
+              </w:rPr>
+              <w:t>21–27 June 2026</w:t>
+            </w:r>
+          </w:p>
+        </w:tc>
+        <w:tc>
+          <w:tcPr>
+            <w:tcW w:type="dxa" w:w="1872"/>
           </w:tcPr>
           <w:p>
             <w:pPr>
@@ -19135,7 +21259,7 @@
         </w:tc>
         <w:tc>
           <w:tcPr>
-            <w:tcW w:type="dxa" w:w="2340"/>
+            <w:tcW w:type="dxa" w:w="1872"/>
           </w:tcPr>
           <w:p>
             <w:pPr>
@@ -19155,7 +21279,7 @@
         </w:tc>
         <w:tc>
           <w:tcPr>
-            <w:tcW w:type="dxa" w:w="2340"/>
+            <w:tcW w:type="dxa" w:w="1872"/>
           </w:tcPr>
           <w:p>
             <w:pPr>
@@ -19177,7 +21301,7 @@
       <w:tr>
         <w:tc>
           <w:tcPr>
-            <w:tcW w:type="dxa" w:w="2340"/>
+            <w:tcW w:type="dxa" w:w="1872"/>
           </w:tcPr>
           <w:p>
             <w:pPr>
@@ -19197,7 +21321,27 @@
         </w:tc>
         <w:tc>
           <w:tcPr>
-            <w:tcW w:type="dxa" w:w="2340"/>
+            <w:tcW w:type="dxa" w:w="1872"/>
+          </w:tcPr>
+          <w:p>
+            <w:pPr>
+              <w:spacing w:before="40" w:after="40" w:line="240" w:lineRule="auto"/>
+            </w:pPr>
+            <w:r/>
+            <w:r>
+              <w:rPr>
+                <w:rFonts w:ascii="Times New Roman" w:hAnsi="Times New Roman" w:eastAsia="Times New Roman"/>
+                <w:b w:val="0"/>
+                <w:i w:val="0"/>
+                <w:sz w:val="20"/>
+              </w:rPr>
+              <w:t>28 June–4 July 2026</w:t>
+            </w:r>
+          </w:p>
+        </w:tc>
+        <w:tc>
+          <w:tcPr>
+            <w:tcW w:type="dxa" w:w="1872"/>
           </w:tcPr>
           <w:p>
             <w:pPr>
@@ -19217,7 +21361,7 @@
         </w:tc>
         <w:tc>
           <w:tcPr>
-            <w:tcW w:type="dxa" w:w="2340"/>
+            <w:tcW w:type="dxa" w:w="1872"/>
           </w:tcPr>
           <w:p>
             <w:pPr>
@@ -19237,7 +21381,7 @@
         </w:tc>
         <w:tc>
           <w:tcPr>
-            <w:tcW w:type="dxa" w:w="2340"/>
+            <w:tcW w:type="dxa" w:w="1872"/>
           </w:tcPr>
           <w:p>
             <w:pPr>
@@ -19259,7 +21403,7 @@
       <w:tr>
         <w:tc>
           <w:tcPr>
-            <w:tcW w:type="dxa" w:w="2340"/>
+            <w:tcW w:type="dxa" w:w="1872"/>
           </w:tcPr>
           <w:p>
             <w:pPr>
@@ -19279,7 +21423,27 @@
         </w:tc>
         <w:tc>
           <w:tcPr>
-            <w:tcW w:type="dxa" w:w="2340"/>
+            <w:tcW w:type="dxa" w:w="1872"/>
+          </w:tcPr>
+          <w:p>
+            <w:pPr>
+              <w:spacing w:before="40" w:after="40" w:line="240" w:lineRule="auto"/>
+            </w:pPr>
+            <w:r/>
+            <w:r>
+              <w:rPr>
+                <w:rFonts w:ascii="Times New Roman" w:hAnsi="Times New Roman" w:eastAsia="Times New Roman"/>
+                <w:b w:val="0"/>
+                <w:i w:val="0"/>
+                <w:sz w:val="20"/>
+              </w:rPr>
+              <w:t>5–11 July 2026</w:t>
+            </w:r>
+          </w:p>
+        </w:tc>
+        <w:tc>
+          <w:tcPr>
+            <w:tcW w:type="dxa" w:w="1872"/>
           </w:tcPr>
           <w:p>
             <w:pPr>
@@ -19299,7 +21463,7 @@
         </w:tc>
         <w:tc>
           <w:tcPr>
-            <w:tcW w:type="dxa" w:w="2340"/>
+            <w:tcW w:type="dxa" w:w="1872"/>
           </w:tcPr>
           <w:p>
             <w:pPr>
@@ -19319,7 +21483,7 @@
         </w:tc>
         <w:tc>
           <w:tcPr>
-            <w:tcW w:type="dxa" w:w="2340"/>
+            <w:tcW w:type="dxa" w:w="1872"/>
           </w:tcPr>
           <w:p>
             <w:pPr>
@@ -19341,7 +21505,7 @@
       <w:tr>
         <w:tc>
           <w:tcPr>
-            <w:tcW w:type="dxa" w:w="2340"/>
+            <w:tcW w:type="dxa" w:w="1872"/>
           </w:tcPr>
           <w:p>
             <w:pPr>
@@ -19361,7 +21525,27 @@
         </w:tc>
         <w:tc>
           <w:tcPr>
-            <w:tcW w:type="dxa" w:w="2340"/>
+            <w:tcW w:type="dxa" w:w="1872"/>
+          </w:tcPr>
+          <w:p>
+            <w:pPr>
+              <w:spacing w:before="40" w:after="40" w:line="240" w:lineRule="auto"/>
+            </w:pPr>
+            <w:r/>
+            <w:r>
+              <w:rPr>
+                <w:rFonts w:ascii="Times New Roman" w:hAnsi="Times New Roman" w:eastAsia="Times New Roman"/>
+                <w:b w:val="0"/>
+                <w:i w:val="0"/>
+                <w:sz w:val="20"/>
+              </w:rPr>
+              <w:t>12–18 July 2026</w:t>
+            </w:r>
+          </w:p>
+        </w:tc>
+        <w:tc>
+          <w:tcPr>
+            <w:tcW w:type="dxa" w:w="1872"/>
           </w:tcPr>
           <w:p>
             <w:pPr>
@@ -19381,7 +21565,7 @@
         </w:tc>
         <w:tc>
           <w:tcPr>
-            <w:tcW w:type="dxa" w:w="2340"/>
+            <w:tcW w:type="dxa" w:w="1872"/>
           </w:tcPr>
           <w:p>
             <w:pPr>
@@ -19401,7 +21585,7 @@
         </w:tc>
         <w:tc>
           <w:tcPr>
-            <w:tcW w:type="dxa" w:w="2340"/>
+            <w:tcW w:type="dxa" w:w="1872"/>
           </w:tcPr>
           <w:p>
             <w:pPr>
@@ -19423,7 +21607,7 @@
       <w:tr>
         <w:tc>
           <w:tcPr>
-            <w:tcW w:type="dxa" w:w="2340"/>
+            <w:tcW w:type="dxa" w:w="1872"/>
           </w:tcPr>
           <w:p>
             <w:pPr>
@@ -19443,7 +21627,27 @@
         </w:tc>
         <w:tc>
           <w:tcPr>
-            <w:tcW w:type="dxa" w:w="2340"/>
+            <w:tcW w:type="dxa" w:w="1872"/>
+          </w:tcPr>
+          <w:p>
+            <w:pPr>
+              <w:spacing w:before="40" w:after="40" w:line="240" w:lineRule="auto"/>
+            </w:pPr>
+            <w:r/>
+            <w:r>
+              <w:rPr>
+                <w:rFonts w:ascii="Times New Roman" w:hAnsi="Times New Roman" w:eastAsia="Times New Roman"/>
+                <w:b w:val="0"/>
+                <w:i w:val="0"/>
+                <w:sz w:val="20"/>
+              </w:rPr>
+              <w:t>19–25 July 2026</w:t>
+            </w:r>
+          </w:p>
+        </w:tc>
+        <w:tc>
+          <w:tcPr>
+            <w:tcW w:type="dxa" w:w="1872"/>
           </w:tcPr>
           <w:p>
             <w:pPr>
@@ -19463,27 +21667,27 @@
         </w:tc>
         <w:tc>
           <w:tcPr>
-            <w:tcW w:type="dxa" w:w="2340"/>
-          </w:tcPr>
-          <w:p>
-            <w:pPr>
-              <w:spacing w:before="40" w:after="40" w:line="240" w:lineRule="auto"/>
-            </w:pPr>
-            <w:r/>
-            <w:r>
-              <w:rPr>
-                <w:rFonts w:ascii="Times New Roman" w:hAnsi="Times New Roman" w:eastAsia="Times New Roman"/>
-                <w:b w:val="0"/>
-                <w:i w:val="0"/>
-                <w:sz w:val="20"/>
-              </w:rPr>
-              <w:t>Login, register, citizen dashboard</w:t>
-            </w:r>
-          </w:p>
-        </w:tc>
-        <w:tc>
-          <w:tcPr>
-            <w:tcW w:type="dxa" w:w="2340"/>
+            <w:tcW w:type="dxa" w:w="1872"/>
+          </w:tcPr>
+          <w:p>
+            <w:pPr>
+              <w:spacing w:before="40" w:after="40" w:line="240" w:lineRule="auto"/>
+            </w:pPr>
+            <w:r/>
+            <w:r>
+              <w:rPr>
+                <w:rFonts w:ascii="Times New Roman" w:hAnsi="Times New Roman" w:eastAsia="Times New Roman"/>
+                <w:b w:val="0"/>
+                <w:i w:val="0"/>
+                <w:sz w:val="20"/>
+              </w:rPr>
+              <w:t>Login, register, citizen dashboard; start complaint forms</w:t>
+            </w:r>
+          </w:p>
+        </w:tc>
+        <w:tc>
+          <w:tcPr>
+            <w:tcW w:type="dxa" w:w="1872"/>
           </w:tcPr>
           <w:p>
             <w:pPr>
@@ -19505,7 +21709,7 @@
       <w:tr>
         <w:tc>
           <w:tcPr>
-            <w:tcW w:type="dxa" w:w="2340"/>
+            <w:tcW w:type="dxa" w:w="1872"/>
           </w:tcPr>
           <w:p>
             <w:pPr>
@@ -19525,61 +21729,81 @@
         </w:tc>
         <w:tc>
           <w:tcPr>
-            <w:tcW w:type="dxa" w:w="2340"/>
-          </w:tcPr>
-          <w:p>
-            <w:pPr>
-              <w:spacing w:before="40" w:after="40" w:line="240" w:lineRule="auto"/>
-            </w:pPr>
-            <w:r/>
-            <w:r>
-              <w:rPr>
-                <w:rFonts w:ascii="Times New Roman" w:hAnsi="Times New Roman" w:eastAsia="Times New Roman"/>
-                <w:b w:val="0"/>
-                <w:i w:val="0"/>
-                <w:sz w:val="20"/>
-              </w:rPr>
-              <w:t>Frontend Citizen</w:t>
-            </w:r>
-          </w:p>
-        </w:tc>
-        <w:tc>
-          <w:tcPr>
-            <w:tcW w:type="dxa" w:w="2340"/>
-          </w:tcPr>
-          <w:p>
-            <w:pPr>
-              <w:spacing w:before="40" w:after="40" w:line="240" w:lineRule="auto"/>
-            </w:pPr>
-            <w:r/>
-            <w:r>
-              <w:rPr>
-                <w:rFonts w:ascii="Times New Roman" w:hAnsi="Times New Roman" w:eastAsia="Times New Roman"/>
-                <w:b w:val="0"/>
-                <w:i w:val="0"/>
-                <w:sz w:val="20"/>
-              </w:rPr>
-              <w:t>Submit/edit complaint, track status</w:t>
-            </w:r>
-          </w:p>
-        </w:tc>
-        <w:tc>
-          <w:tcPr>
-            <w:tcW w:type="dxa" w:w="2340"/>
-          </w:tcPr>
-          <w:p>
-            <w:pPr>
-              <w:spacing w:before="40" w:after="40" w:line="240" w:lineRule="auto"/>
-            </w:pPr>
-            <w:r/>
-            <w:r>
-              <w:rPr>
-                <w:rFonts w:ascii="Times New Roman" w:hAnsi="Times New Roman" w:eastAsia="Times New Roman"/>
-                <w:b w:val="0"/>
-                <w:i w:val="0"/>
-                <w:sz w:val="20"/>
-              </w:rPr>
-              <w:t>Citizen features complete</w:t>
+            <w:tcW w:type="dxa" w:w="1872"/>
+          </w:tcPr>
+          <w:p>
+            <w:pPr>
+              <w:spacing w:before="40" w:after="40" w:line="240" w:lineRule="auto"/>
+            </w:pPr>
+            <w:r/>
+            <w:r>
+              <w:rPr>
+                <w:rFonts w:ascii="Times New Roman" w:hAnsi="Times New Roman" w:eastAsia="Times New Roman"/>
+                <w:b w:val="0"/>
+                <w:i w:val="0"/>
+                <w:sz w:val="20"/>
+              </w:rPr>
+              <w:t>26 July–1 August 2026</w:t>
+            </w:r>
+          </w:p>
+        </w:tc>
+        <w:tc>
+          <w:tcPr>
+            <w:tcW w:type="dxa" w:w="1872"/>
+          </w:tcPr>
+          <w:p>
+            <w:pPr>
+              <w:spacing w:before="40" w:after="40" w:line="240" w:lineRule="auto"/>
+            </w:pPr>
+            <w:r/>
+            <w:r>
+              <w:rPr>
+                <w:rFonts w:ascii="Times New Roman" w:hAnsi="Times New Roman" w:eastAsia="Times New Roman"/>
+                <w:b w:val="0"/>
+                <w:i w:val="0"/>
+                <w:sz w:val="20"/>
+              </w:rPr>
+              <w:t>Frontend Citizen &amp; Admin</w:t>
+            </w:r>
+          </w:p>
+        </w:tc>
+        <w:tc>
+          <w:tcPr>
+            <w:tcW w:type="dxa" w:w="1872"/>
+          </w:tcPr>
+          <w:p>
+            <w:pPr>
+              <w:spacing w:before="40" w:after="40" w:line="240" w:lineRule="auto"/>
+            </w:pPr>
+            <w:r/>
+            <w:r>
+              <w:rPr>
+                <w:rFonts w:ascii="Times New Roman" w:hAnsi="Times New Roman" w:eastAsia="Times New Roman"/>
+                <w:b w:val="0"/>
+                <w:i w:val="0"/>
+                <w:sz w:val="20"/>
+              </w:rPr>
+              <w:t>Submit/edit/track complaints; start admin dashboard</w:t>
+            </w:r>
+          </w:p>
+        </w:tc>
+        <w:tc>
+          <w:tcPr>
+            <w:tcW w:type="dxa" w:w="1872"/>
+          </w:tcPr>
+          <w:p>
+            <w:pPr>
+              <w:spacing w:before="40" w:after="40" w:line="240" w:lineRule="auto"/>
+            </w:pPr>
+            <w:r/>
+            <w:r>
+              <w:rPr>
+                <w:rFonts w:ascii="Times New Roman" w:hAnsi="Times New Roman" w:eastAsia="Times New Roman"/>
+                <w:b w:val="0"/>
+                <w:i w:val="0"/>
+                <w:sz w:val="20"/>
+              </w:rPr>
+              <w:t>Citizen features; admin in progress</w:t>
             </w:r>
           </w:p>
         </w:tc>
@@ -19587,7 +21811,7 @@
       <w:tr>
         <w:tc>
           <w:tcPr>
-            <w:tcW w:type="dxa" w:w="2340"/>
+            <w:tcW w:type="dxa" w:w="1872"/>
           </w:tcPr>
           <w:p>
             <w:pPr>
@@ -19607,61 +21831,81 @@
         </w:tc>
         <w:tc>
           <w:tcPr>
-            <w:tcW w:type="dxa" w:w="2340"/>
-          </w:tcPr>
-          <w:p>
-            <w:pPr>
-              <w:spacing w:before="40" w:after="40" w:line="240" w:lineRule="auto"/>
-            </w:pPr>
-            <w:r/>
-            <w:r>
-              <w:rPr>
-                <w:rFonts w:ascii="Times New Roman" w:hAnsi="Times New Roman" w:eastAsia="Times New Roman"/>
-                <w:b w:val="0"/>
-                <w:i w:val="0"/>
-                <w:sz w:val="20"/>
-              </w:rPr>
-              <w:t>Frontend Admin</w:t>
-            </w:r>
-          </w:p>
-        </w:tc>
-        <w:tc>
-          <w:tcPr>
-            <w:tcW w:type="dxa" w:w="2340"/>
-          </w:tcPr>
-          <w:p>
-            <w:pPr>
-              <w:spacing w:before="40" w:after="40" w:line="240" w:lineRule="auto"/>
-            </w:pPr>
-            <w:r/>
-            <w:r>
-              <w:rPr>
-                <w:rFonts w:ascii="Times New Roman" w:hAnsi="Times New Roman" w:eastAsia="Times New Roman"/>
-                <w:b w:val="0"/>
-                <w:i w:val="0"/>
-                <w:sz w:val="20"/>
-              </w:rPr>
-              <w:t>Admin dashboard, user/dept management, assignment</w:t>
-            </w:r>
-          </w:p>
-        </w:tc>
-        <w:tc>
-          <w:tcPr>
-            <w:tcW w:type="dxa" w:w="2340"/>
-          </w:tcPr>
-          <w:p>
-            <w:pPr>
-              <w:spacing w:before="40" w:after="40" w:line="240" w:lineRule="auto"/>
-            </w:pPr>
-            <w:r/>
-            <w:r>
-              <w:rPr>
-                <w:rFonts w:ascii="Times New Roman" w:hAnsi="Times New Roman" w:eastAsia="Times New Roman"/>
-                <w:b w:val="0"/>
-                <w:i w:val="0"/>
-                <w:sz w:val="20"/>
-              </w:rPr>
-              <w:t>Admin UI complete</w:t>
+            <w:tcW w:type="dxa" w:w="1872"/>
+          </w:tcPr>
+          <w:p>
+            <w:pPr>
+              <w:spacing w:before="40" w:after="40" w:line="240" w:lineRule="auto"/>
+            </w:pPr>
+            <w:r/>
+            <w:r>
+              <w:rPr>
+                <w:rFonts w:ascii="Times New Roman" w:hAnsi="Times New Roman" w:eastAsia="Times New Roman"/>
+                <w:b w:val="0"/>
+                <w:i w:val="0"/>
+                <w:sz w:val="20"/>
+              </w:rPr>
+              <w:t>2–8 August 2026</w:t>
+            </w:r>
+          </w:p>
+        </w:tc>
+        <w:tc>
+          <w:tcPr>
+            <w:tcW w:type="dxa" w:w="1872"/>
+          </w:tcPr>
+          <w:p>
+            <w:pPr>
+              <w:spacing w:before="40" w:after="40" w:line="240" w:lineRule="auto"/>
+            </w:pPr>
+            <w:r/>
+            <w:r>
+              <w:rPr>
+                <w:rFonts w:ascii="Times New Roman" w:hAnsi="Times New Roman" w:eastAsia="Times New Roman"/>
+                <w:b w:val="0"/>
+                <w:i w:val="0"/>
+                <w:sz w:val="20"/>
+              </w:rPr>
+              <w:t>Frontend Admin &amp; Officer</w:t>
+            </w:r>
+          </w:p>
+        </w:tc>
+        <w:tc>
+          <w:tcPr>
+            <w:tcW w:type="dxa" w:w="1872"/>
+          </w:tcPr>
+          <w:p>
+            <w:pPr>
+              <w:spacing w:before="40" w:after="40" w:line="240" w:lineRule="auto"/>
+            </w:pPr>
+            <w:r/>
+            <w:r>
+              <w:rPr>
+                <w:rFonts w:ascii="Times New Roman" w:hAnsi="Times New Roman" w:eastAsia="Times New Roman"/>
+                <w:b w:val="0"/>
+                <w:i w:val="0"/>
+                <w:sz w:val="20"/>
+              </w:rPr>
+              <w:t>User/dept management, assignment; officer queue</w:t>
+            </w:r>
+          </w:p>
+        </w:tc>
+        <w:tc>
+          <w:tcPr>
+            <w:tcW w:type="dxa" w:w="1872"/>
+          </w:tcPr>
+          <w:p>
+            <w:pPr>
+              <w:spacing w:before="40" w:after="40" w:line="240" w:lineRule="auto"/>
+            </w:pPr>
+            <w:r/>
+            <w:r>
+              <w:rPr>
+                <w:rFonts w:ascii="Times New Roman" w:hAnsi="Times New Roman" w:eastAsia="Times New Roman"/>
+                <w:b w:val="0"/>
+                <w:i w:val="0"/>
+                <w:sz w:val="20"/>
+              </w:rPr>
+              <w:t>Admin and officer UIs complete</w:t>
             </w:r>
           </w:p>
         </w:tc>
@@ -19669,7 +21913,7 @@
       <w:tr>
         <w:tc>
           <w:tcPr>
-            <w:tcW w:type="dxa" w:w="2340"/>
+            <w:tcW w:type="dxa" w:w="1872"/>
           </w:tcPr>
           <w:p>
             <w:pPr>
@@ -19689,225 +21933,81 @@
         </w:tc>
         <w:tc>
           <w:tcPr>
-            <w:tcW w:type="dxa" w:w="2340"/>
-          </w:tcPr>
-          <w:p>
-            <w:pPr>
-              <w:spacing w:before="40" w:after="40" w:line="240" w:lineRule="auto"/>
-            </w:pPr>
-            <w:r/>
-            <w:r>
-              <w:rPr>
-                <w:rFonts w:ascii="Times New Roman" w:hAnsi="Times New Roman" w:eastAsia="Times New Roman"/>
-                <w:b w:val="0"/>
-                <w:i w:val="0"/>
-                <w:sz w:val="20"/>
-              </w:rPr>
-              <w:t>Frontend Officer</w:t>
-            </w:r>
-          </w:p>
-        </w:tc>
-        <w:tc>
-          <w:tcPr>
-            <w:tcW w:type="dxa" w:w="2340"/>
-          </w:tcPr>
-          <w:p>
-            <w:pPr>
-              <w:spacing w:before="40" w:after="40" w:line="240" w:lineRule="auto"/>
-            </w:pPr>
-            <w:r/>
-            <w:r>
-              <w:rPr>
-                <w:rFonts w:ascii="Times New Roman" w:hAnsi="Times New Roman" w:eastAsia="Times New Roman"/>
-                <w:b w:val="0"/>
-                <w:i w:val="0"/>
-                <w:sz w:val="20"/>
-              </w:rPr>
-              <w:t>Officer dashboard, process assigned items</w:t>
-            </w:r>
-          </w:p>
-        </w:tc>
-        <w:tc>
-          <w:tcPr>
-            <w:tcW w:type="dxa" w:w="2340"/>
-          </w:tcPr>
-          <w:p>
-            <w:pPr>
-              <w:spacing w:before="40" w:after="40" w:line="240" w:lineRule="auto"/>
-            </w:pPr>
-            <w:r/>
-            <w:r>
-              <w:rPr>
-                <w:rFonts w:ascii="Times New Roman" w:hAnsi="Times New Roman" w:eastAsia="Times New Roman"/>
-                <w:b w:val="0"/>
-                <w:i w:val="0"/>
-                <w:sz w:val="20"/>
-              </w:rPr>
-              <w:t>Officer UI complete</w:t>
-            </w:r>
-          </w:p>
-        </w:tc>
-      </w:tr>
-      <w:tr>
-        <w:tc>
-          <w:tcPr>
-            <w:tcW w:type="dxa" w:w="2340"/>
-          </w:tcPr>
-          <w:p>
-            <w:pPr>
-              <w:spacing w:before="40" w:after="40" w:line="240" w:lineRule="auto"/>
-            </w:pPr>
-            <w:r/>
-            <w:r>
-              <w:rPr>
-                <w:rFonts w:ascii="Times New Roman" w:hAnsi="Times New Roman" w:eastAsia="Times New Roman"/>
-                <w:b w:val="0"/>
-                <w:i w:val="0"/>
-                <w:sz w:val="20"/>
-              </w:rPr>
-              <w:t>11</w:t>
-            </w:r>
-          </w:p>
-        </w:tc>
-        <w:tc>
-          <w:tcPr>
-            <w:tcW w:type="dxa" w:w="2340"/>
-          </w:tcPr>
-          <w:p>
-            <w:pPr>
-              <w:spacing w:before="40" w:after="40" w:line="240" w:lineRule="auto"/>
-            </w:pPr>
-            <w:r/>
-            <w:r>
-              <w:rPr>
-                <w:rFonts w:ascii="Times New Roman" w:hAnsi="Times New Roman" w:eastAsia="Times New Roman"/>
-                <w:b w:val="0"/>
-                <w:i w:val="0"/>
-                <w:sz w:val="20"/>
-              </w:rPr>
-              <w:t>Testing</w:t>
-            </w:r>
-          </w:p>
-        </w:tc>
-        <w:tc>
-          <w:tcPr>
-            <w:tcW w:type="dxa" w:w="2340"/>
-          </w:tcPr>
-          <w:p>
-            <w:pPr>
-              <w:spacing w:before="40" w:after="40" w:line="240" w:lineRule="auto"/>
-            </w:pPr>
-            <w:r/>
-            <w:r>
-              <w:rPr>
-                <w:rFonts w:ascii="Times New Roman" w:hAnsi="Times New Roman" w:eastAsia="Times New Roman"/>
-                <w:b w:val="0"/>
-                <w:i w:val="0"/>
-                <w:sz w:val="20"/>
-              </w:rPr>
-              <w:t>Manual/API testing, UAT, bug fixes</w:t>
-            </w:r>
-          </w:p>
-        </w:tc>
-        <w:tc>
-          <w:tcPr>
-            <w:tcW w:type="dxa" w:w="2340"/>
-          </w:tcPr>
-          <w:p>
-            <w:pPr>
-              <w:spacing w:before="40" w:after="40" w:line="240" w:lineRule="auto"/>
-            </w:pPr>
-            <w:r/>
-            <w:r>
-              <w:rPr>
-                <w:rFonts w:ascii="Times New Roman" w:hAnsi="Times New Roman" w:eastAsia="Times New Roman"/>
-                <w:b w:val="0"/>
-                <w:i w:val="0"/>
-                <w:sz w:val="20"/>
-              </w:rPr>
-              <w:t>Test report</w:t>
-            </w:r>
-          </w:p>
-        </w:tc>
-      </w:tr>
-      <w:tr>
-        <w:tc>
-          <w:tcPr>
-            <w:tcW w:type="dxa" w:w="2340"/>
-          </w:tcPr>
-          <w:p>
-            <w:pPr>
-              <w:spacing w:before="40" w:after="40" w:line="240" w:lineRule="auto"/>
-            </w:pPr>
-            <w:r/>
-            <w:r>
-              <w:rPr>
-                <w:rFonts w:ascii="Times New Roman" w:hAnsi="Times New Roman" w:eastAsia="Times New Roman"/>
-                <w:b w:val="0"/>
-                <w:i w:val="0"/>
-                <w:sz w:val="20"/>
-              </w:rPr>
-              <w:t>12</w:t>
-            </w:r>
-          </w:p>
-        </w:tc>
-        <w:tc>
-          <w:tcPr>
-            <w:tcW w:type="dxa" w:w="2340"/>
-          </w:tcPr>
-          <w:p>
-            <w:pPr>
-              <w:spacing w:before="40" w:after="40" w:line="240" w:lineRule="auto"/>
-            </w:pPr>
-            <w:r/>
-            <w:r>
-              <w:rPr>
-                <w:rFonts w:ascii="Times New Roman" w:hAnsi="Times New Roman" w:eastAsia="Times New Roman"/>
-                <w:b w:val="0"/>
-                <w:i w:val="0"/>
-                <w:sz w:val="20"/>
-              </w:rPr>
-              <w:t>Deployment</w:t>
-            </w:r>
-          </w:p>
-        </w:tc>
-        <w:tc>
-          <w:tcPr>
-            <w:tcW w:type="dxa" w:w="2340"/>
-          </w:tcPr>
-          <w:p>
-            <w:pPr>
-              <w:spacing w:before="40" w:after="40" w:line="240" w:lineRule="auto"/>
-            </w:pPr>
-            <w:r/>
-            <w:r>
-              <w:rPr>
-                <w:rFonts w:ascii="Times New Roman" w:hAnsi="Times New Roman" w:eastAsia="Times New Roman"/>
-                <w:b w:val="0"/>
-                <w:i w:val="0"/>
-                <w:sz w:val="20"/>
-              </w:rPr>
-              <w:t>Deploy backend and frontend, documentation, final report</w:t>
-            </w:r>
-          </w:p>
-        </w:tc>
-        <w:tc>
-          <w:tcPr>
-            <w:tcW w:type="dxa" w:w="2340"/>
-          </w:tcPr>
-          <w:p>
-            <w:pPr>
-              <w:spacing w:before="40" w:after="40" w:line="240" w:lineRule="auto"/>
-            </w:pPr>
-            <w:r/>
-            <w:r>
-              <w:rPr>
-                <w:rFonts w:ascii="Times New Roman" w:hAnsi="Times New Roman" w:eastAsia="Times New Roman"/>
-                <w:b w:val="0"/>
-                <w:i w:val="0"/>
-                <w:sz w:val="20"/>
-              </w:rPr>
-              <w:t>Live system + report</w:t>
+            <w:tcW w:type="dxa" w:w="1872"/>
+          </w:tcPr>
+          <w:p>
+            <w:pPr>
+              <w:spacing w:before="40" w:after="40" w:line="240" w:lineRule="auto"/>
+            </w:pPr>
+            <w:r/>
+            <w:r>
+              <w:rPr>
+                <w:rFonts w:ascii="Times New Roman" w:hAnsi="Times New Roman" w:eastAsia="Times New Roman"/>
+                <w:b w:val="0"/>
+                <w:i w:val="0"/>
+                <w:sz w:val="20"/>
+              </w:rPr>
+              <w:t>9–16 August 2026</w:t>
+            </w:r>
+          </w:p>
+        </w:tc>
+        <w:tc>
+          <w:tcPr>
+            <w:tcW w:type="dxa" w:w="1872"/>
+          </w:tcPr>
+          <w:p>
+            <w:pPr>
+              <w:spacing w:before="40" w:after="40" w:line="240" w:lineRule="auto"/>
+            </w:pPr>
+            <w:r/>
+            <w:r>
+              <w:rPr>
+                <w:rFonts w:ascii="Times New Roman" w:hAnsi="Times New Roman" w:eastAsia="Times New Roman"/>
+                <w:b w:val="0"/>
+                <w:i w:val="0"/>
+                <w:sz w:val="20"/>
+              </w:rPr>
+              <w:t>Testing, deployment &amp; documentation</w:t>
+            </w:r>
+          </w:p>
+        </w:tc>
+        <w:tc>
+          <w:tcPr>
+            <w:tcW w:type="dxa" w:w="1872"/>
+          </w:tcPr>
+          <w:p>
+            <w:pPr>
+              <w:spacing w:before="40" w:after="40" w:line="240" w:lineRule="auto"/>
+            </w:pPr>
+            <w:r/>
+            <w:r>
+              <w:rPr>
+                <w:rFonts w:ascii="Times New Roman" w:hAnsi="Times New Roman" w:eastAsia="Times New Roman"/>
+                <w:b w:val="0"/>
+                <w:i w:val="0"/>
+                <w:sz w:val="20"/>
+              </w:rPr>
+              <w:t>Manual/API testing, UAT, bug fixes, documentation, final report</w:t>
+            </w:r>
+          </w:p>
+        </w:tc>
+        <w:tc>
+          <w:tcPr>
+            <w:tcW w:type="dxa" w:w="1872"/>
+          </w:tcPr>
+          <w:p>
+            <w:pPr>
+              <w:spacing w:before="40" w:after="40" w:line="240" w:lineRule="auto"/>
+            </w:pPr>
+            <w:r/>
+            <w:r>
+              <w:rPr>
+                <w:rFonts w:ascii="Times New Roman" w:hAnsi="Times New Roman" w:eastAsia="Times New Roman"/>
+                <w:b w:val="0"/>
+                <w:i w:val="0"/>
+                <w:sz w:val="20"/>
+              </w:rPr>
+              <w:t>Tested system + report (finished 16 August 2026)</w:t>
             </w:r>
           </w:p>
         </w:tc>
@@ -19938,7 +22038,7 @@
       <w:r>
         <w:drawing>
           <wp:inline xmlns:a="http://schemas.openxmlformats.org/drawingml/2006/main" xmlns:pic="http://schemas.openxmlformats.org/drawingml/2006/picture">
-            <wp:extent cx="5669280" cy="2551176"/>
+            <wp:extent cx="5669280" cy="2622042"/>
             <wp:docPr id="7" name="Picture 7"/>
             <wp:cNvGraphicFramePr>
               <a:graphicFrameLocks noChangeAspect="1"/>
@@ -19951,7 +22051,7 @@
                     <pic:cNvPicPr/>
                   </pic:nvPicPr>
                   <pic:blipFill>
-                    <a:blip r:embed="rId20"/>
+                    <a:blip r:embed="rId19"/>
                     <a:stretch>
                       <a:fillRect/>
                     </a:stretch>
@@ -19959,7 +22059,7 @@
                   <pic:spPr>
                     <a:xfrm>
                       <a:off x="0" y="0"/>
-                      <a:ext cx="5669280" cy="2551176"/>
+                      <a:ext cx="5669280" cy="2622042"/>
                     </a:xfrm>
                     <a:prstGeom prst="rect"/>
                   </pic:spPr>
@@ -19982,7 +22082,7 @@
           <w:i/>
           <w:sz w:val="20"/>
         </w:rPr>
-        <w:t>Figure 3.1: Planned 12-week schedule (complaint system)</w:t>
+        <w:t>Figure 3.1: Actual 10-week schedule, 7 June–16 August 2026 (complaint system)</w:t>
       </w:r>
     </w:p>
     <w:p>
@@ -21289,7 +23389,7 @@
                     <pic:cNvPicPr/>
                   </pic:nvPicPr>
                   <pic:blipFill>
-                    <a:blip r:embed="rId21"/>
+                    <a:blip r:embed="rId20"/>
                     <a:stretch>
                       <a:fillRect/>
                     </a:stretch>
@@ -21793,9 +23893,6 @@
       <w:pPr>
         <w:spacing w:before="320" w:after="160" w:line="276" w:lineRule="auto"/>
         <w:jc w:val="left"/>
-        <w:pBdr>
-          <w:bottom w:val="single" w:sz="12" w:space="1" w:color="C8870A"/>
-        </w:pBdr>
       </w:pPr>
       <w:r>
         <w:rPr>
@@ -22209,7 +24306,7 @@
                     <pic:cNvPicPr/>
                   </pic:nvPicPr>
                   <pic:blipFill>
-                    <a:blip r:embed="rId22"/>
+                    <a:blip r:embed="rId21"/>
                     <a:stretch>
                       <a:fillRect/>
                     </a:stretch>
@@ -22264,7 +24361,7 @@
                     <pic:cNvPicPr/>
                   </pic:nvPicPr>
                   <pic:blipFill>
-                    <a:blip r:embed="rId23"/>
+                    <a:blip r:embed="rId22"/>
                     <a:stretch>
                       <a:fillRect/>
                     </a:stretch>
@@ -22319,7 +24416,7 @@
                     <pic:cNvPicPr/>
                   </pic:nvPicPr>
                   <pic:blipFill>
-                    <a:blip r:embed="rId24"/>
+                    <a:blip r:embed="rId23"/>
                     <a:stretch>
                       <a:fillRect/>
                     </a:stretch>
@@ -22585,7 +24682,7 @@
                     <pic:cNvPicPr/>
                   </pic:nvPicPr>
                   <pic:blipFill>
-                    <a:blip r:embed="rId25"/>
+                    <a:blip r:embed="rId24"/>
                     <a:stretch>
                       <a:fillRect/>
                     </a:stretch>
@@ -22640,7 +24737,7 @@
                     <pic:cNvPicPr/>
                   </pic:nvPicPr>
                   <pic:blipFill>
-                    <a:blip r:embed="rId26"/>
+                    <a:blip r:embed="rId25"/>
                     <a:stretch>
                       <a:fillRect/>
                     </a:stretch>
@@ -22695,7 +24792,7 @@
                     <pic:cNvPicPr/>
                   </pic:nvPicPr>
                   <pic:blipFill>
-                    <a:blip r:embed="rId27"/>
+                    <a:blip r:embed="rId26"/>
                     <a:stretch>
                       <a:fillRect/>
                     </a:stretch>
@@ -22750,7 +24847,7 @@
                     <pic:cNvPicPr/>
                   </pic:nvPicPr>
                   <pic:blipFill>
-                    <a:blip r:embed="rId28"/>
+                    <a:blip r:embed="rId27"/>
                     <a:stretch>
                       <a:fillRect/>
                     </a:stretch>
@@ -22805,7 +24902,7 @@
                     <pic:cNvPicPr/>
                   </pic:nvPicPr>
                   <pic:blipFill>
-                    <a:blip r:embed="rId29"/>
+                    <a:blip r:embed="rId28"/>
                     <a:stretch>
                       <a:fillRect/>
                     </a:stretch>
@@ -23014,6 +25111,61 @@
                 <pic:pic>
                   <pic:nvPicPr>
                     <pic:cNvPr id="0" name="officer-dashboard.png"/>
+                    <pic:cNvPicPr/>
+                  </pic:nvPicPr>
+                  <pic:blipFill>
+                    <a:blip r:embed="rId29"/>
+                    <a:stretch>
+                      <a:fillRect/>
+                    </a:stretch>
+                  </pic:blipFill>
+                  <pic:spPr>
+                    <a:xfrm>
+                      <a:off x="0" y="0"/>
+                      <a:ext cx="5669280" cy="2790349"/>
+                    </a:xfrm>
+                    <a:prstGeom prst="rect"/>
+                  </pic:spPr>
+                </pic:pic>
+              </a:graphicData>
+            </a:graphic>
+          </wp:inline>
+        </w:drawing>
+      </w:r>
+    </w:p>
+    <w:p>
+      <w:pPr>
+        <w:spacing w:before="0" w:after="160" w:line="276" w:lineRule="auto"/>
+        <w:jc w:val="center"/>
+      </w:pPr>
+      <w:r>
+        <w:rPr>
+          <w:rFonts w:ascii="Times New Roman" w:hAnsi="Times New Roman" w:eastAsia="Times New Roman"/>
+          <w:b w:val="0"/>
+          <w:i/>
+          <w:sz w:val="20"/>
+        </w:rPr>
+        <w:t>Figure 4.9: Officer dashboard — Water Supply work overview</w:t>
+      </w:r>
+    </w:p>
+    <w:p>
+      <w:pPr>
+        <w:spacing w:before="160" w:after="80" w:line="276" w:lineRule="auto"/>
+        <w:jc w:val="center"/>
+      </w:pPr>
+      <w:r>
+        <w:drawing>
+          <wp:inline xmlns:a="http://schemas.openxmlformats.org/drawingml/2006/main" xmlns:pic="http://schemas.openxmlformats.org/drawingml/2006/picture">
+            <wp:extent cx="5669280" cy="2790349"/>
+            <wp:docPr id="18" name="Picture 18"/>
+            <wp:cNvGraphicFramePr>
+              <a:graphicFrameLocks noChangeAspect="1"/>
+            </wp:cNvGraphicFramePr>
+            <a:graphic>
+              <a:graphicData uri="http://schemas.openxmlformats.org/drawingml/2006/picture">
+                <pic:pic>
+                  <pic:nvPicPr>
+                    <pic:cNvPr id="0" name="officer-tasks.png"/>
                     <pic:cNvPicPr/>
                   </pic:nvPicPr>
                   <pic:blipFill>
@@ -23048,61 +25200,6 @@
           <w:i/>
           <w:sz w:val="20"/>
         </w:rPr>
-        <w:t>Figure 4.9: Officer dashboard — Water Supply work overview</w:t>
-      </w:r>
-    </w:p>
-    <w:p>
-      <w:pPr>
-        <w:spacing w:before="160" w:after="80" w:line="276" w:lineRule="auto"/>
-        <w:jc w:val="center"/>
-      </w:pPr>
-      <w:r>
-        <w:drawing>
-          <wp:inline xmlns:a="http://schemas.openxmlformats.org/drawingml/2006/main" xmlns:pic="http://schemas.openxmlformats.org/drawingml/2006/picture">
-            <wp:extent cx="5669280" cy="2790349"/>
-            <wp:docPr id="18" name="Picture 18"/>
-            <wp:cNvGraphicFramePr>
-              <a:graphicFrameLocks noChangeAspect="1"/>
-            </wp:cNvGraphicFramePr>
-            <a:graphic>
-              <a:graphicData uri="http://schemas.openxmlformats.org/drawingml/2006/picture">
-                <pic:pic>
-                  <pic:nvPicPr>
-                    <pic:cNvPr id="0" name="officer-tasks.png"/>
-                    <pic:cNvPicPr/>
-                  </pic:nvPicPr>
-                  <pic:blipFill>
-                    <a:blip r:embed="rId31"/>
-                    <a:stretch>
-                      <a:fillRect/>
-                    </a:stretch>
-                  </pic:blipFill>
-                  <pic:spPr>
-                    <a:xfrm>
-                      <a:off x="0" y="0"/>
-                      <a:ext cx="5669280" cy="2790349"/>
-                    </a:xfrm>
-                    <a:prstGeom prst="rect"/>
-                  </pic:spPr>
-                </pic:pic>
-              </a:graphicData>
-            </a:graphic>
-          </wp:inline>
-        </w:drawing>
-      </w:r>
-    </w:p>
-    <w:p>
-      <w:pPr>
-        <w:spacing w:before="0" w:after="160" w:line="276" w:lineRule="auto"/>
-        <w:jc w:val="center"/>
-      </w:pPr>
-      <w:r>
-        <w:rPr>
-          <w:rFonts w:ascii="Times New Roman" w:hAnsi="Times New Roman" w:eastAsia="Times New Roman"/>
-          <w:b w:val="0"/>
-          <w:i/>
-          <w:sz w:val="20"/>
-        </w:rPr>
         <w:t>Figure 4.10: Assigned Tasks — pending queue and in-progress complaints</w:t>
       </w:r>
     </w:p>
@@ -23127,7 +25224,7 @@
                     <pic:cNvPicPr/>
                   </pic:nvPicPr>
                   <pic:blipFill>
-                    <a:blip r:embed="rId32"/>
+                    <a:blip r:embed="rId31"/>
                     <a:stretch>
                       <a:fillRect/>
                     </a:stretch>
@@ -23411,7 +25508,7 @@
                     <pic:cNvPicPr/>
                   </pic:nvPicPr>
                   <pic:blipFill>
-                    <a:blip r:embed="rId33"/>
+                    <a:blip r:embed="rId32"/>
                     <a:stretch>
                       <a:fillRect/>
                     </a:stretch>
@@ -23466,7 +25563,7 @@
                     <pic:cNvPicPr/>
                   </pic:nvPicPr>
                   <pic:blipFill>
-                    <a:blip r:embed="rId34"/>
+                    <a:blip r:embed="rId33"/>
                     <a:stretch>
                       <a:fillRect/>
                     </a:stretch>
@@ -23521,7 +25618,7 @@
                     <pic:cNvPicPr/>
                   </pic:nvPicPr>
                   <pic:blipFill>
-                    <a:blip r:embed="rId35"/>
+                    <a:blip r:embed="rId34"/>
                     <a:stretch>
                       <a:fillRect/>
                     </a:stretch>
@@ -23576,7 +25673,7 @@
                     <pic:cNvPicPr/>
                   </pic:nvPicPr>
                   <pic:blipFill>
-                    <a:blip r:embed="rId36"/>
+                    <a:blip r:embed="rId35"/>
                     <a:stretch>
                       <a:fillRect/>
                     </a:stretch>
@@ -23631,7 +25728,7 @@
                     <pic:cNvPicPr/>
                   </pic:nvPicPr>
                   <pic:blipFill>
-                    <a:blip r:embed="rId37"/>
+                    <a:blip r:embed="rId36"/>
                     <a:stretch>
                       <a:fillRect/>
                     </a:stretch>
@@ -24580,9 +26677,6 @@
       <w:pPr>
         <w:spacing w:before="320" w:after="160" w:line="276" w:lineRule="auto"/>
         <w:jc w:val="left"/>
-        <w:pBdr>
-          <w:bottom w:val="single" w:sz="12" w:space="1" w:color="C8870A"/>
-        </w:pBdr>
       </w:pPr>
       <w:r>
         <w:rPr>
@@ -24607,7 +26701,7 @@
           <w:i w:val="0"/>
           <w:sz w:val="24"/>
         </w:rPr>
-        <w:t>This chapter satisfies the practical attachment guideline (mission, vision, organizational chart, core values, products/services, stakeholders, and history). Official titles on the cover-page supervisor table should be confirmed at the host office.</w:t>
+        <w:t>This chapter satisfies the practical attachment guideline (mission, vision, organizational chart, core values, products/services, stakeholders, and history). Supervisor details on the cover page should be confirmed at the host office.</w:t>
       </w:r>
     </w:p>
     <w:p>
@@ -24826,7 +26920,7 @@
                     <pic:cNvPicPr/>
                   </pic:nvPicPr>
                   <pic:blipFill>
-                    <a:blip r:embed="rId38"/>
+                    <a:blip r:embed="rId37"/>
                     <a:stretch>
                       <a:fillRect/>
                     </a:stretch>
@@ -25895,9 +27989,6 @@
       <w:pPr>
         <w:spacing w:before="320" w:after="160" w:line="276" w:lineRule="auto"/>
         <w:jc w:val="left"/>
-        <w:pBdr>
-          <w:bottom w:val="single" w:sz="12" w:space="1" w:color="C8870A"/>
-        </w:pBdr>
       </w:pPr>
       <w:r>
         <w:rPr>
@@ -26964,9 +29055,6 @@
       <w:pPr>
         <w:spacing w:before="320" w:after="160" w:line="276" w:lineRule="auto"/>
         <w:jc w:val="left"/>
-        <w:pBdr>
-          <w:bottom w:val="single" w:sz="12" w:space="1" w:color="C8870A"/>
-        </w:pBdr>
       </w:pPr>
       <w:r>
         <w:rPr>
@@ -27537,9 +29625,6 @@
       <w:pPr>
         <w:spacing w:before="320" w:after="160" w:line="276" w:lineRule="auto"/>
         <w:jc w:val="left"/>
-        <w:pBdr>
-          <w:bottom w:val="single" w:sz="12" w:space="1" w:color="C8870A"/>
-        </w:pBdr>
       </w:pPr>
       <w:r>
         <w:rPr>
@@ -27661,25 +29746,7 @@
           <w:i w:val="0"/>
           <w:sz w:val="24"/>
         </w:rPr>
-        <w:t xml:space="preserve">The attachment met its learning purpose: applying Information Science skills in a municipal ICT environment and producing one report that covers both the College guideline and the working system. The portal is a foundation for transparent, trackable citizen–administration interaction in Adama City as the host organization trials and expands it. In the language of the artefact itself: </w:t>
-      </w:r>
-      <w:r>
-        <w:rPr>
-          <w:rFonts w:ascii="Times New Roman" w:hAnsi="Times New Roman" w:eastAsia="Times New Roman"/>
-          <w:b w:val="0"/>
-          <w:i/>
-          <w:sz w:val="24"/>
-        </w:rPr>
-        <w:t>Your City. Your Voice.</w:t>
-      </w:r>
-      <w:r>
-        <w:rPr>
-          <w:rFonts w:ascii="Times New Roman" w:hAnsi="Times New Roman" w:eastAsia="Times New Roman"/>
-          <w:b w:val="0"/>
-          <w:i w:val="0"/>
-          <w:sz w:val="24"/>
-        </w:rPr>
-        <w:t xml:space="preserve"> The attachment leaves Adama with a working channel for that voice, and the College with a documented record of how it was built.</w:t>
+        <w:t>The attachment met its learning purpose: applying Information Science skills in a municipal ICT environment and producing one report that covers both the College guideline and the working system. The portal is a foundation for transparent, trackable citizen–administration interaction in Adama City as the host organization trials and expands it.</w:t>
       </w:r>
     </w:p>
     <w:p>
@@ -27734,7 +29801,7 @@
           <w:i w:val="0"/>
           <w:sz w:val="24"/>
         </w:rPr>
-        <w:t>Appoint a named system owner and complete the supervisor table on the cover page for the official file.</w:t>
+        <w:t>Appoint a named system owner for the official file.</w:t>
       </w:r>
     </w:p>
     <w:p>
@@ -29983,6 +32050,316 @@
           </w:p>
         </w:tc>
       </w:tr>
+      <w:tr>
+        <w:tc>
+          <w:tcPr>
+            <w:tcW w:type="dxa" w:w="3120"/>
+          </w:tcPr>
+          <w:p>
+            <w:pPr>
+              <w:spacing w:before="40" w:after="40" w:line="240" w:lineRule="auto"/>
+            </w:pPr>
+            <w:r/>
+            <w:r>
+              <w:rPr>
+                <w:rFonts w:ascii="Times New Roman" w:hAnsi="Times New Roman" w:eastAsia="Times New Roman"/>
+                <w:b w:val="0"/>
+                <w:i w:val="0"/>
+                <w:sz w:val="20"/>
+              </w:rPr>
+              <w:t>2.20</w:t>
+            </w:r>
+          </w:p>
+        </w:tc>
+        <w:tc>
+          <w:tcPr>
+            <w:tcW w:type="dxa" w:w="3120"/>
+          </w:tcPr>
+          <w:p>
+            <w:pPr>
+              <w:spacing w:before="40" w:after="40" w:line="240" w:lineRule="auto"/>
+            </w:pPr>
+            <w:r/>
+            <w:r>
+              <w:rPr>
+                <w:rFonts w:ascii="Times New Roman" w:hAnsi="Times New Roman" w:eastAsia="Times New Roman"/>
+                <w:b w:val="0"/>
+                <w:i w:val="0"/>
+                <w:sz w:val="20"/>
+              </w:rPr>
+              <w:t>August 23, 2026</w:t>
+            </w:r>
+          </w:p>
+        </w:tc>
+        <w:tc>
+          <w:tcPr>
+            <w:tcW w:type="dxa" w:w="3120"/>
+          </w:tcPr>
+          <w:p>
+            <w:pPr>
+              <w:spacing w:before="40" w:after="40" w:line="240" w:lineRule="auto"/>
+            </w:pPr>
+            <w:r/>
+            <w:r>
+              <w:rPr>
+                <w:rFonts w:ascii="Times New Roman" w:hAnsi="Times New Roman" w:eastAsia="Times New Roman"/>
+                <w:b w:val="0"/>
+                <w:i w:val="0"/>
+                <w:sz w:val="20"/>
+              </w:rPr>
+              <w:t>Project timeline set to the actual attachment period: started 7 June 2026, finished 16 August 2026 (10 weeks); Gantt chart and Chapter 3.2 table updated</w:t>
+            </w:r>
+          </w:p>
+        </w:tc>
+      </w:tr>
+      <w:tr>
+        <w:tc>
+          <w:tcPr>
+            <w:tcW w:type="dxa" w:w="3120"/>
+          </w:tcPr>
+          <w:p>
+            <w:pPr>
+              <w:spacing w:before="40" w:after="40" w:line="240" w:lineRule="auto"/>
+            </w:pPr>
+            <w:r/>
+            <w:r>
+              <w:rPr>
+                <w:rFonts w:ascii="Times New Roman" w:hAnsi="Times New Roman" w:eastAsia="Times New Roman"/>
+                <w:b w:val="0"/>
+                <w:i w:val="0"/>
+                <w:sz w:val="20"/>
+              </w:rPr>
+              <w:t>2.21</w:t>
+            </w:r>
+          </w:p>
+        </w:tc>
+        <w:tc>
+          <w:tcPr>
+            <w:tcW w:type="dxa" w:w="3120"/>
+          </w:tcPr>
+          <w:p>
+            <w:pPr>
+              <w:spacing w:before="40" w:after="40" w:line="240" w:lineRule="auto"/>
+            </w:pPr>
+            <w:r/>
+            <w:r>
+              <w:rPr>
+                <w:rFonts w:ascii="Times New Roman" w:hAnsi="Times New Roman" w:eastAsia="Times New Roman"/>
+                <w:b w:val="0"/>
+                <w:i w:val="0"/>
+                <w:sz w:val="20"/>
+              </w:rPr>
+              <w:t>August 23, 2026</w:t>
+            </w:r>
+          </w:p>
+        </w:tc>
+        <w:tc>
+          <w:tcPr>
+            <w:tcW w:type="dxa" w:w="3120"/>
+          </w:tcPr>
+          <w:p>
+            <w:pPr>
+              <w:spacing w:before="40" w:after="40" w:line="240" w:lineRule="auto"/>
+            </w:pPr>
+            <w:r/>
+            <w:r>
+              <w:rPr>
+                <w:rFonts w:ascii="Times New Roman" w:hAnsi="Times New Roman" w:eastAsia="Times New Roman"/>
+                <w:b w:val="0"/>
+                <w:i w:val="0"/>
+                <w:sz w:val="20"/>
+              </w:rPr>
+              <w:t>Filled student name (Esmael Mohammed Kedir) and ID (1160/16) on the cover and declaration</w:t>
+            </w:r>
+          </w:p>
+        </w:tc>
+      </w:tr>
+      <w:tr>
+        <w:tc>
+          <w:tcPr>
+            <w:tcW w:type="dxa" w:w="3120"/>
+          </w:tcPr>
+          <w:p>
+            <w:pPr>
+              <w:spacing w:before="40" w:after="40" w:line="240" w:lineRule="auto"/>
+            </w:pPr>
+            <w:r/>
+            <w:r>
+              <w:rPr>
+                <w:rFonts w:ascii="Times New Roman" w:hAnsi="Times New Roman" w:eastAsia="Times New Roman"/>
+                <w:b w:val="0"/>
+                <w:i w:val="0"/>
+                <w:sz w:val="20"/>
+              </w:rPr>
+              <w:t>2.22</w:t>
+            </w:r>
+          </w:p>
+        </w:tc>
+        <w:tc>
+          <w:tcPr>
+            <w:tcW w:type="dxa" w:w="3120"/>
+          </w:tcPr>
+          <w:p>
+            <w:pPr>
+              <w:spacing w:before="40" w:after="40" w:line="240" w:lineRule="auto"/>
+            </w:pPr>
+            <w:r/>
+            <w:r>
+              <w:rPr>
+                <w:rFonts w:ascii="Times New Roman" w:hAnsi="Times New Roman" w:eastAsia="Times New Roman"/>
+                <w:b w:val="0"/>
+                <w:i w:val="0"/>
+                <w:sz w:val="20"/>
+              </w:rPr>
+              <w:t>August 24, 2026</w:t>
+            </w:r>
+          </w:p>
+        </w:tc>
+        <w:tc>
+          <w:tcPr>
+            <w:tcW w:type="dxa" w:w="3120"/>
+          </w:tcPr>
+          <w:p>
+            <w:pPr>
+              <w:spacing w:before="40" w:after="40" w:line="240" w:lineRule="auto"/>
+            </w:pPr>
+            <w:r/>
+            <w:r>
+              <w:rPr>
+                <w:rFonts w:ascii="Times New Roman" w:hAnsi="Times New Roman" w:eastAsia="Times New Roman"/>
+                <w:b w:val="0"/>
+                <w:i w:val="0"/>
+                <w:sz w:val="20"/>
+              </w:rPr>
+              <w:t>Restored academic cover using the Haramaya University logo; removed decorative banner, motto, gold headers/footers, and signature callout</w:t>
+            </w:r>
+          </w:p>
+        </w:tc>
+      </w:tr>
+      <w:tr>
+        <w:tc>
+          <w:tcPr>
+            <w:tcW w:type="dxa" w:w="3120"/>
+          </w:tcPr>
+          <w:p>
+            <w:pPr>
+              <w:spacing w:before="40" w:after="40" w:line="240" w:lineRule="auto"/>
+            </w:pPr>
+            <w:r/>
+            <w:r>
+              <w:rPr>
+                <w:rFonts w:ascii="Times New Roman" w:hAnsi="Times New Roman" w:eastAsia="Times New Roman"/>
+                <w:b w:val="0"/>
+                <w:i w:val="0"/>
+                <w:sz w:val="20"/>
+              </w:rPr>
+              <w:t>2.23</w:t>
+            </w:r>
+          </w:p>
+        </w:tc>
+        <w:tc>
+          <w:tcPr>
+            <w:tcW w:type="dxa" w:w="3120"/>
+          </w:tcPr>
+          <w:p>
+            <w:pPr>
+              <w:spacing w:before="40" w:after="40" w:line="240" w:lineRule="auto"/>
+            </w:pPr>
+            <w:r/>
+            <w:r>
+              <w:rPr>
+                <w:rFonts w:ascii="Times New Roman" w:hAnsi="Times New Roman" w:eastAsia="Times New Roman"/>
+                <w:b w:val="0"/>
+                <w:i w:val="0"/>
+                <w:sz w:val="20"/>
+              </w:rPr>
+              <w:t>August 24, 2026</w:t>
+            </w:r>
+          </w:p>
+        </w:tc>
+        <w:tc>
+          <w:tcPr>
+            <w:tcW w:type="dxa" w:w="3120"/>
+          </w:tcPr>
+          <w:p>
+            <w:pPr>
+              <w:spacing w:before="40" w:after="40" w:line="240" w:lineRule="auto"/>
+            </w:pPr>
+            <w:r/>
+            <w:r>
+              <w:rPr>
+                <w:rFonts w:ascii="Times New Roman" w:hAnsi="Times New Roman" w:eastAsia="Times New Roman"/>
+                <w:b w:val="0"/>
+                <w:i w:val="0"/>
+                <w:sz w:val="20"/>
+              </w:rPr>
+              <w:t>Filled host supervisor profile: Mr. Muktar, Software Engineer, 0912807372</w:t>
+            </w:r>
+          </w:p>
+        </w:tc>
+      </w:tr>
+      <w:tr>
+        <w:tc>
+          <w:tcPr>
+            <w:tcW w:type="dxa" w:w="3120"/>
+          </w:tcPr>
+          <w:p>
+            <w:pPr>
+              <w:spacing w:before="40" w:after="40" w:line="240" w:lineRule="auto"/>
+            </w:pPr>
+            <w:r/>
+            <w:r>
+              <w:rPr>
+                <w:rFonts w:ascii="Times New Roman" w:hAnsi="Times New Roman" w:eastAsia="Times New Roman"/>
+                <w:b w:val="0"/>
+                <w:i w:val="0"/>
+                <w:sz w:val="20"/>
+              </w:rPr>
+              <w:t>2.24</w:t>
+            </w:r>
+          </w:p>
+        </w:tc>
+        <w:tc>
+          <w:tcPr>
+            <w:tcW w:type="dxa" w:w="3120"/>
+          </w:tcPr>
+          <w:p>
+            <w:pPr>
+              <w:spacing w:before="40" w:after="40" w:line="240" w:lineRule="auto"/>
+            </w:pPr>
+            <w:r/>
+            <w:r>
+              <w:rPr>
+                <w:rFonts w:ascii="Times New Roman" w:hAnsi="Times New Roman" w:eastAsia="Times New Roman"/>
+                <w:b w:val="0"/>
+                <w:i w:val="0"/>
+                <w:sz w:val="20"/>
+              </w:rPr>
+              <w:t>August 24, 2026</w:t>
+            </w:r>
+          </w:p>
+        </w:tc>
+        <w:tc>
+          <w:tcPr>
+            <w:tcW w:type="dxa" w:w="3120"/>
+          </w:tcPr>
+          <w:p>
+            <w:pPr>
+              <w:spacing w:before="40" w:after="40" w:line="240" w:lineRule="auto"/>
+            </w:pPr>
+            <w:r/>
+            <w:r>
+              <w:rPr>
+                <w:rFonts w:ascii="Times New Roman" w:hAnsi="Times New Roman" w:eastAsia="Times New Roman"/>
+                <w:b w:val="0"/>
+                <w:i w:val="0"/>
+                <w:sz w:val="20"/>
+              </w:rPr>
+              <w:t>Added submission date 24 August 2026 on the cover and declaration</w:t>
+            </w:r>
+          </w:p>
+        </w:tc>
+      </w:tr>
     </w:tbl>
     <w:p/>
     <w:p>
@@ -29995,25 +32372,23 @@
     </w:p>
     <w:p>
       <w:pPr>
-        <w:spacing w:before="200" w:after="200" w:line="276" w:lineRule="auto"/>
-        <w:jc w:val="center"/>
+        <w:spacing w:before="0" w:after="160" w:line="276" w:lineRule="auto"/>
+        <w:jc w:val="both"/>
       </w:pPr>
       <w:r>
         <w:rPr>
           <w:rFonts w:ascii="Times New Roman" w:hAnsi="Times New Roman" w:eastAsia="Times New Roman"/>
           <w:b w:val="0"/>
           <w:i/>
-          <w:color w:val="C8870A"/>
-          <w:sz w:val="22"/>
-        </w:rPr>
-        <w:t>Your City. Your Voice.  ·  ከተማዎ። ድምፅዎ።  ·  Magaalaa Keessan. Sagalee Keessan.</w:t>
+          <w:sz w:val="24"/>
+        </w:rPr>
+        <w:t>End of report</w:t>
       </w:r>
     </w:p>
     <w:sectPr>
-      <w:headerReference w:type="default" r:id="rId13"/>
-      <w:footerReference w:type="default" r:id="rId14"/>
+      <w:footerReference w:type="default" r:id="rId13"/>
       <w:pgSz w:w="12240" w:h="15840"/>
-      <w:pgMar w:top="1296" w:right="1440" w:bottom="1296" w:left="1440" w:header="567" w:footer="709" w:gutter="0"/>
+      <w:pgMar w:top="1296" w:right="1440" w:bottom="1296" w:left="1440" w:header="720" w:footer="709" w:gutter="0"/>
       <w:cols w:space="720"/>
       <w:docGrid w:linePitch="360"/>
       <w:pgNumType w:fmt="decimal" w:start="1"/>
@@ -30027,8 +32402,20 @@
   <w:p>
     <w:pPr>
       <w:pStyle w:val="Footer"/>
+      <w:spacing w:before="0" w:after="0" w:line="240" w:lineRule="auto"/>
+      <w:jc w:val="right"/>
     </w:pPr>
     <w:r/>
+    <w:r>
+      <w:rPr>
+        <w:rFonts w:ascii="Times New Roman" w:hAnsi="Times New Roman" w:eastAsia="Times New Roman"/>
+        <w:b w:val="0"/>
+        <w:i/>
+        <w:color w:val="003366"/>
+        <w:sz w:val="24"/>
+      </w:rPr>
+      <w:t>Submission date: 24 August 2026</w:t>
+    </w:r>
   </w:p>
 </w:ftr>
 </file>
@@ -30038,43 +32425,8 @@
   <w:p>
     <w:pPr>
       <w:pStyle w:val="Footer"/>
-      <w:spacing w:before="0" w:after="0" w:line="240" w:lineRule="auto"/>
-      <w:jc w:val="center"/>
-      <w:pBdr>
-        <w:bottom w:val="single" w:sz="6" w:space="1" w:color="003366"/>
-      </w:pBdr>
     </w:pPr>
     <w:r/>
-    <w:r>
-      <w:rPr>
-        <w:rFonts w:ascii="Times New Roman" w:hAnsi="Times New Roman" w:eastAsia="Times New Roman"/>
-        <w:b w:val="0"/>
-        <w:i/>
-        <w:color w:val="C8870A"/>
-        <w:sz w:val="16"/>
-      </w:rPr>
-      <w:t>Your City. Your Voice.</w:t>
-    </w:r>
-  </w:p>
-  <w:p>
-    <w:pPr>
-      <w:spacing w:before="40" w:after="0" w:line="240" w:lineRule="auto"/>
-      <w:jc w:val="center"/>
-    </w:pPr>
-    <w:r>
-      <w:rPr>
-        <w:rFonts w:ascii="Times New Roman" w:hAnsi="Times New Roman" w:eastAsia="Times New Roman"/>
-        <w:b w:val="0"/>
-        <w:i w:val="0"/>
-        <w:color w:val="003366"/>
-        <w:sz w:val="22"/>
-      </w:rPr>
-      <w:fldChar w:fldCharType="begin"/>
-      <w:instrText xml:space="preserve"> PAGE </w:instrText>
-      <w:fldChar w:fldCharType="separate"/>
-      <w:t>1</w:t>
-      <w:fldChar w:fldCharType="end"/>
-    </w:r>
   </w:p>
 </w:ftr>
 </file>
@@ -30086,27 +32438,8 @@
       <w:pStyle w:val="Footer"/>
       <w:spacing w:before="0" w:after="0" w:line="240" w:lineRule="auto"/>
       <w:jc w:val="center"/>
-      <w:pBdr>
-        <w:bottom w:val="single" w:sz="6" w:space="1" w:color="003366"/>
-      </w:pBdr>
     </w:pPr>
     <w:r/>
-    <w:r>
-      <w:rPr>
-        <w:rFonts w:ascii="Times New Roman" w:hAnsi="Times New Roman" w:eastAsia="Times New Roman"/>
-        <w:b w:val="0"/>
-        <w:i/>
-        <w:color w:val="C8870A"/>
-        <w:sz w:val="16"/>
-      </w:rPr>
-      <w:t>Your City. Your Voice.</w:t>
-    </w:r>
-  </w:p>
-  <w:p>
-    <w:pPr>
-      <w:spacing w:before="40" w:after="0" w:line="240" w:lineRule="auto"/>
-      <w:jc w:val="center"/>
-    </w:pPr>
     <w:r>
       <w:rPr>
         <w:rFonts w:ascii="Times New Roman" w:hAnsi="Times New Roman" w:eastAsia="Times New Roman"/>
@@ -30125,76 +32458,31 @@
 </w:ftr>
 </file>
 
-<file path=word/header1.xml><?xml version="1.0" encoding="utf-8"?>
-<w:hdr xmlns:m="http://schemas.openxmlformats.org/officeDocument/2006/math" xmlns:mc="http://schemas.openxmlformats.org/markup-compatibility/2006" xmlns:mo="http://schemas.microsoft.com/office/mac/office/2008/main" xmlns:mv="urn:schemas-microsoft-com:mac:vml" xmlns:o="urn:schemas-microsoft-com:office:office" xmlns:r="http://schemas.openxmlformats.org/officeDocument/2006/relationships" xmlns:v="urn:schemas-microsoft-com:vml" xmlns:w10="urn:schemas-microsoft-com:office:word" xmlns:w14="http://schemas.microsoft.com/office/word/2010/wordml" xmlns:w="http://schemas.openxmlformats.org/wordprocessingml/2006/main" xmlns:wne="http://schemas.microsoft.com/office/word/2006/wordml" xmlns:wp14="http://schemas.microsoft.com/office/word/2010/wordprocessingDrawing" xmlns:wp="http://schemas.openxmlformats.org/drawingml/2006/wordprocessingDrawing" xmlns:wpc="http://schemas.microsoft.com/office/word/2010/wordprocessingCanvas" xmlns:wpg="http://schemas.microsoft.com/office/word/2010/wordprocessingGroup" xmlns:wpi="http://schemas.microsoft.com/office/word/2010/wordprocessingInk" xmlns:wps="http://schemas.microsoft.com/office/word/2010/wordprocessingShape" mc:Ignorable="w14 wp14">
+<file path=word/footer4.xml><?xml version="1.0" encoding="utf-8"?>
+<w:ftr xmlns:m="http://schemas.openxmlformats.org/officeDocument/2006/math" xmlns:mc="http://schemas.openxmlformats.org/markup-compatibility/2006" xmlns:mo="http://schemas.microsoft.com/office/mac/office/2008/main" xmlns:mv="urn:schemas-microsoft-com:mac:vml" xmlns:o="urn:schemas-microsoft-com:office:office" xmlns:r="http://schemas.openxmlformats.org/officeDocument/2006/relationships" xmlns:v="urn:schemas-microsoft-com:vml" xmlns:w10="urn:schemas-microsoft-com:office:word" xmlns:w14="http://schemas.microsoft.com/office/word/2010/wordml" xmlns:w="http://schemas.openxmlformats.org/wordprocessingml/2006/main" xmlns:wne="http://schemas.microsoft.com/office/word/2006/wordml" xmlns:wp14="http://schemas.microsoft.com/office/word/2010/wordprocessingDrawing" xmlns:wp="http://schemas.openxmlformats.org/drawingml/2006/wordprocessingDrawing" xmlns:wpc="http://schemas.microsoft.com/office/word/2010/wordprocessingCanvas" xmlns:wpg="http://schemas.microsoft.com/office/word/2010/wordprocessingGroup" xmlns:wpi="http://schemas.microsoft.com/office/word/2010/wordprocessingInk" xmlns:wps="http://schemas.microsoft.com/office/word/2010/wordprocessingShape" mc:Ignorable="w14 wp14">
   <w:p>
     <w:pPr>
-      <w:pStyle w:val="Header"/>
-      <w:spacing w:before="0" w:after="40" w:line="240" w:lineRule="auto"/>
-      <w:jc w:val="left"/>
-      <w:pBdr>
-        <w:bottom w:val="single" w:sz="8" w:space="1" w:color="C8870A"/>
-      </w:pBdr>
+      <w:pStyle w:val="Footer"/>
+      <w:spacing w:before="0" w:after="0" w:line="240" w:lineRule="auto"/>
+      <w:jc w:val="center"/>
     </w:pPr>
     <w:r/>
     <w:r>
       <w:rPr>
         <w:rFonts w:ascii="Times New Roman" w:hAnsi="Times New Roman" w:eastAsia="Times New Roman"/>
-        <w:b/>
+        <w:b w:val="0"/>
         <w:i w:val="0"/>
         <w:color w:val="003366"/>
-        <w:sz w:val="18"/>
-      </w:rPr>
-      <w:t>ADAMA CITY CITIZEN PORTAL</w:t>
-    </w:r>
-    <w:r>
-      <w:rPr>
-        <w:rFonts w:ascii="Times New Roman" w:hAnsi="Times New Roman" w:eastAsia="Times New Roman"/>
-        <w:b w:val="0"/>
-        <w:i/>
-        <w:color w:val="C8870A"/>
-        <w:sz w:val="18"/>
-      </w:rPr>
-      <w:t xml:space="preserve">  ·  Practical Attachment Report  ·  Summer 2026</w:t>
+        <w:sz w:val="22"/>
+      </w:rPr>
+      <w:fldChar w:fldCharType="begin"/>
+      <w:instrText xml:space="preserve"> PAGE </w:instrText>
+      <w:fldChar w:fldCharType="separate"/>
+      <w:t>1</w:t>
+      <w:fldChar w:fldCharType="end"/>
     </w:r>
   </w:p>
-</w:hdr>
-</file>
-
-<file path=word/header2.xml><?xml version="1.0" encoding="utf-8"?>
-<w:hdr xmlns:m="http://schemas.openxmlformats.org/officeDocument/2006/math" xmlns:mc="http://schemas.openxmlformats.org/markup-compatibility/2006" xmlns:mo="http://schemas.microsoft.com/office/mac/office/2008/main" xmlns:mv="urn:schemas-microsoft-com:mac:vml" xmlns:o="urn:schemas-microsoft-com:office:office" xmlns:r="http://schemas.openxmlformats.org/officeDocument/2006/relationships" xmlns:v="urn:schemas-microsoft-com:vml" xmlns:w10="urn:schemas-microsoft-com:office:word" xmlns:w14="http://schemas.microsoft.com/office/word/2010/wordml" xmlns:w="http://schemas.openxmlformats.org/wordprocessingml/2006/main" xmlns:wne="http://schemas.microsoft.com/office/word/2006/wordml" xmlns:wp14="http://schemas.microsoft.com/office/word/2010/wordprocessingDrawing" xmlns:wp="http://schemas.openxmlformats.org/drawingml/2006/wordprocessingDrawing" xmlns:wpc="http://schemas.microsoft.com/office/word/2010/wordprocessingCanvas" xmlns:wpg="http://schemas.microsoft.com/office/word/2010/wordprocessingGroup" xmlns:wpi="http://schemas.microsoft.com/office/word/2010/wordprocessingInk" xmlns:wps="http://schemas.microsoft.com/office/word/2010/wordprocessingShape" mc:Ignorable="w14 wp14">
-  <w:p>
-    <w:pPr>
-      <w:pStyle w:val="Header"/>
-      <w:spacing w:before="0" w:after="40" w:line="240" w:lineRule="auto"/>
-      <w:jc w:val="left"/>
-      <w:pBdr>
-        <w:bottom w:val="single" w:sz="8" w:space="1" w:color="C8870A"/>
-      </w:pBdr>
-    </w:pPr>
-    <w:r/>
-    <w:r>
-      <w:rPr>
-        <w:rFonts w:ascii="Times New Roman" w:hAnsi="Times New Roman" w:eastAsia="Times New Roman"/>
-        <w:b/>
-        <w:i w:val="0"/>
-        <w:color w:val="003366"/>
-        <w:sz w:val="18"/>
-      </w:rPr>
-      <w:t>ADAMA CITY CITIZEN PORTAL</w:t>
-    </w:r>
-    <w:r>
-      <w:rPr>
-        <w:rFonts w:ascii="Times New Roman" w:hAnsi="Times New Roman" w:eastAsia="Times New Roman"/>
-        <w:b w:val="0"/>
-        <w:i/>
-        <w:color w:val="C8870A"/>
-        <w:sz w:val="18"/>
-      </w:rPr>
-      <w:t xml:space="preserve">  ·  Practical Attachment Report  ·  Summer 2026</w:t>
-    </w:r>
-  </w:p>
-</w:hdr>
+</w:ftr>
 </file>
 
 <file path=word/numbering.xml><?xml version="1.0" encoding="utf-8"?>
